--- a/DA_BC.docx
+++ b/DA_BC.docx
@@ -970,10 +970,12 @@
           <w:lang w:val="en-US"/>
         </w:rPr>
       </w:pPr>
+      <w:bookmarkStart w:id="1" w:name="_Toc238200749"/>
       <w:r>
         <w:lastRenderedPageBreak/>
         <w:t>ACKNOWLEDGEMENTS</w:t>
       </w:r>
+      <w:bookmarkEnd w:id="1"/>
     </w:p>
     <w:p>
       <w:pPr>
@@ -1171,10 +1173,12 @@
           <w:lang w:val="en-US"/>
         </w:rPr>
       </w:pPr>
+      <w:bookmarkStart w:id="2" w:name="_Toc238200750"/>
       <w:r>
         <w:lastRenderedPageBreak/>
         <w:t>INSTRUCTOR EVALUATION FORM</w:t>
       </w:r>
+      <w:bookmarkEnd w:id="2"/>
     </w:p>
     <w:p/>
     <w:p>
@@ -2104,6 +2108,27 @@
     </w:p>
     <w:p>
       <w:pPr>
+        <w:ind w:firstLine="0"/>
+        <w:rPr>
+          <w:rFonts w:eastAsia="Times New Roman" w:cs="Times New Roman"/>
+          <w:b/>
+          <w:caps/>
+          <w:color w:val="000000"/>
+          <w:sz w:val="32"/>
+          <w:szCs w:val="32"/>
+        </w:rPr>
+      </w:pPr>
+      <w:r>
+        <w:rPr>
+          <w:rFonts w:eastAsia="Times New Roman" w:cs="Times New Roman"/>
+          <w:color w:val="000000"/>
+        </w:rPr>
+        <w:lastRenderedPageBreak/>
+        <w:br w:type="page"/>
+      </w:r>
+    </w:p>
+    <w:p>
+      <w:pPr>
         <w:pStyle w:val="Heading1"/>
         <w:keepNext w:val="0"/>
         <w:keepLines w:val="0"/>
@@ -2119,42 +2144,17 @@
           <w:rFonts w:eastAsia="Times New Roman" w:cs="Times New Roman"/>
           <w:color w:val="000000"/>
         </w:rPr>
-        <w:sectPr>
-          <w:headerReference w:type="default" r:id="rId10"/>
-          <w:pgSz w:w="11906" w:h="16838"/>
-          <w:pgMar w:top="1985" w:right="1134" w:bottom="1701" w:left="1985" w:header="708" w:footer="708" w:gutter="0"/>
-          <w:pgNumType w:fmt="lowerRoman" w:start="1"/>
-          <w:cols w:space="708"/>
-          <w:docGrid w:linePitch="360"/>
-        </w:sectPr>
-      </w:pPr>
-    </w:p>
-    <w:p>
-      <w:pPr>
-        <w:pStyle w:val="Heading1"/>
-        <w:keepNext w:val="0"/>
-        <w:keepLines w:val="0"/>
-        <w:numPr>
-          <w:ilvl w:val="0"/>
-          <w:numId w:val="0"/>
-        </w:numPr>
-        <w:tabs>
-          <w:tab w:val="center" w:pos="6379"/>
-        </w:tabs>
-        <w:jc w:val="center"/>
+      </w:pPr>
+      <w:bookmarkStart w:id="3" w:name="_Toc238200751"/>
+      <w:r>
         <w:rPr>
           <w:rFonts w:eastAsia="Times New Roman" w:cs="Times New Roman"/>
           <w:color w:val="000000"/>
         </w:rPr>
-      </w:pPr>
-      <w:r>
-        <w:rPr>
-          <w:rFonts w:eastAsia="Times New Roman" w:cs="Times New Roman"/>
-          <w:color w:val="000000"/>
-        </w:rPr>
         <w:lastRenderedPageBreak/>
         <w:t>TABLE OF CONTENTS</w:t>
       </w:r>
+      <w:bookmarkEnd w:id="3"/>
     </w:p>
     <w:sdt>
       <w:sdtPr>
@@ -2187,6 +2187,7 @@
               <w:color w:val="auto"/>
               <w:sz w:val="24"/>
               <w:szCs w:val="24"/>
+              <w:lang w:eastAsia="zh-TW"/>
             </w:rPr>
           </w:pPr>
           <w:r>
@@ -2198,12 +2199,12 @@
           <w:r>
             <w:fldChar w:fldCharType="separate"/>
           </w:r>
-          <w:hyperlink w:anchor="_Toc218704043" w:history="1">
+          <w:hyperlink w:anchor="_Toc238200749" w:history="1">
             <w:r>
               <w:rPr>
                 <w:rStyle w:val="Hyperlink"/>
               </w:rPr>
-              <w:t>LỜI CẢM ƠN</w:t>
+              <w:t>ACKNOWLEDGEMENTS</w:t>
             </w:r>
             <w:r>
               <w:rPr>
@@ -2221,7 +2222,7 @@
               <w:rPr>
                 <w:webHidden/>
               </w:rPr>
-              <w:instrText xml:space="preserve"> PAGEREF _Toc218704043 \h </w:instrText>
+              <w:instrText xml:space="preserve"> PAGEREF _Toc238200749 \h </w:instrText>
             </w:r>
             <w:r>
               <w:rPr>
@@ -2258,14 +2259,15 @@
               <w:color w:val="auto"/>
               <w:sz w:val="24"/>
               <w:szCs w:val="24"/>
+              <w:lang w:eastAsia="zh-TW"/>
             </w:rPr>
           </w:pPr>
-          <w:hyperlink w:anchor="_Toc218704044" w:history="1">
+          <w:hyperlink w:anchor="_Toc238200750" w:history="1">
             <w:r>
               <w:rPr>
                 <w:rStyle w:val="Hyperlink"/>
               </w:rPr>
-              <w:t>PHIẾU ĐÁNH GIÁ CỦA GIẢNG VIÊN HƯỚNG DẪN</w:t>
+              <w:t>INSTRUCTOR EVALUATION FORM</w:t>
             </w:r>
             <w:r>
               <w:rPr>
@@ -2283,7 +2285,7 @@
               <w:rPr>
                 <w:webHidden/>
               </w:rPr>
-              <w:instrText xml:space="preserve"> PAGEREF _Toc218704044 \h </w:instrText>
+              <w:instrText xml:space="preserve"> PAGEREF _Toc238200750 \h </w:instrText>
             </w:r>
             <w:r>
               <w:rPr>
@@ -2320,15 +2322,16 @@
               <w:color w:val="auto"/>
               <w:sz w:val="24"/>
               <w:szCs w:val="24"/>
+              <w:lang w:eastAsia="zh-TW"/>
             </w:rPr>
           </w:pPr>
-          <w:hyperlink w:anchor="_Toc218704045" w:history="1">
+          <w:hyperlink w:anchor="_Toc238200751" w:history="1">
             <w:r>
               <w:rPr>
                 <w:rStyle w:val="Hyperlink"/>
                 <w:rFonts w:eastAsia="Times New Roman" w:cs="Times New Roman"/>
               </w:rPr>
-              <w:t>MỤC LỤC</w:t>
+              <w:t>TABLE OF CONTENTS</w:t>
             </w:r>
             <w:r>
               <w:rPr>
@@ -2346,7 +2349,7 @@
               <w:rPr>
                 <w:webHidden/>
               </w:rPr>
-              <w:instrText xml:space="preserve"> PAGEREF _Toc218704045 \h </w:instrText>
+              <w:instrText xml:space="preserve"> PAGEREF _Toc238200751 \h </w:instrText>
             </w:r>
             <w:r>
               <w:rPr>
@@ -2363,7 +2366,7 @@
               <w:rPr>
                 <w:webHidden/>
               </w:rPr>
-              <w:t>1</w:t>
+              <w:t>v</w:t>
             </w:r>
             <w:r>
               <w:rPr>
@@ -2383,15 +2386,15 @@
               <w:color w:val="auto"/>
               <w:sz w:val="24"/>
               <w:szCs w:val="24"/>
+              <w:lang w:eastAsia="zh-TW"/>
             </w:rPr>
           </w:pPr>
-          <w:hyperlink w:anchor="_Toc218704046" w:history="1">
+          <w:hyperlink w:anchor="_Toc238200752" w:history="1">
             <w:r>
               <w:rPr>
                 <w:rStyle w:val="Hyperlink"/>
-                <w:rFonts w:eastAsia="Times New Roman" w:cs="Times New Roman"/>
-              </w:rPr>
-              <w:t>DANH MỤC KÍ HIỆU VÀ CHỮ VIẾT TẮT</w:t>
+              </w:rPr>
+              <w:t>LIST OF TABLES</w:t>
             </w:r>
             <w:r>
               <w:rPr>
@@ -2409,7 +2412,7 @@
               <w:rPr>
                 <w:webHidden/>
               </w:rPr>
-              <w:instrText xml:space="preserve"> PAGEREF _Toc218704046 \h </w:instrText>
+              <w:instrText xml:space="preserve"> PAGEREF _Toc238200752 \h </w:instrText>
             </w:r>
             <w:r>
               <w:rPr>
@@ -2426,7 +2429,7 @@
               <w:rPr>
                 <w:webHidden/>
               </w:rPr>
-              <w:t>4</w:t>
+              <w:t>ix</w:t>
             </w:r>
             <w:r>
               <w:rPr>
@@ -2446,15 +2449,15 @@
               <w:color w:val="auto"/>
               <w:sz w:val="24"/>
               <w:szCs w:val="24"/>
+              <w:lang w:eastAsia="zh-TW"/>
             </w:rPr>
           </w:pPr>
-          <w:hyperlink w:anchor="_Toc218704047" w:history="1">
+          <w:hyperlink w:anchor="_Toc238200753" w:history="1">
             <w:r>
               <w:rPr>
                 <w:rStyle w:val="Hyperlink"/>
-                <w:rFonts w:eastAsia="Times New Roman" w:cs="Times New Roman"/>
-              </w:rPr>
-              <w:t>DANH MỤC BẢNG BIỂU, HÌNH VẼ, ĐỒ THỊ, MÃ NGUỒN</w:t>
+              </w:rPr>
+              <w:t>LIST OF FIGURES</w:t>
             </w:r>
             <w:r>
               <w:rPr>
@@ -2472,7 +2475,7 @@
               <w:rPr>
                 <w:webHidden/>
               </w:rPr>
-              <w:instrText xml:space="preserve"> PAGEREF _Toc218704047 \h </w:instrText>
+              <w:instrText xml:space="preserve"> PAGEREF _Toc238200753 \h </w:instrText>
             </w:r>
             <w:r>
               <w:rPr>
@@ -2489,7 +2492,7 @@
               <w:rPr>
                 <w:webHidden/>
               </w:rPr>
-              <w:t>5</w:t>
+              <w:t>x</w:t>
             </w:r>
             <w:r>
               <w:rPr>
@@ -2509,14 +2512,15 @@
               <w:color w:val="auto"/>
               <w:sz w:val="24"/>
               <w:szCs w:val="24"/>
+              <w:lang w:eastAsia="zh-TW"/>
             </w:rPr>
           </w:pPr>
-          <w:hyperlink w:anchor="_Toc218704048" w:history="1">
+          <w:hyperlink w:anchor="_Toc238200754" w:history="1">
             <w:r>
               <w:rPr>
                 <w:rStyle w:val="Hyperlink"/>
               </w:rPr>
-              <w:t>CHƯƠNG 1. GIỚI THIỆU ĐỀ TÀI</w:t>
+              <w:t>CHAPTER 1. INTRODUCTION</w:t>
             </w:r>
             <w:r>
               <w:rPr>
@@ -2534,7 +2538,7 @@
               <w:rPr>
                 <w:webHidden/>
               </w:rPr>
-              <w:instrText xml:space="preserve"> PAGEREF _Toc218704048 \h </w:instrText>
+              <w:instrText xml:space="preserve"> PAGEREF _Toc238200754 \h </w:instrText>
             </w:r>
             <w:r>
               <w:rPr>
@@ -2551,7 +2555,7 @@
               <w:rPr>
                 <w:webHidden/>
               </w:rPr>
-              <w:t>7</w:t>
+              <w:t>1</w:t>
             </w:r>
             <w:r>
               <w:rPr>
@@ -2573,17 +2577,17 @@
               <w:color w:val="auto"/>
               <w:sz w:val="24"/>
               <w:szCs w:val="24"/>
-              <w:lang w:val="en-US"/>
+              <w:lang w:val="en-US" w:eastAsia="zh-TW"/>
             </w:rPr>
           </w:pPr>
-          <w:hyperlink w:anchor="_Toc218704049" w:history="1">
+          <w:hyperlink w:anchor="_Toc238200755" w:history="1">
             <w:r>
               <w:rPr>
                 <w:rStyle w:val="Hyperlink"/>
                 <w:noProof/>
                 <w:lang w:val="en-US"/>
               </w:rPr>
-              <w:t>1.1. Bối cảnh và lý do thực hiện đề tài</w:t>
+              <w:t>1.1. Background and rationale</w:t>
             </w:r>
             <w:r>
               <w:rPr>
@@ -2604,7 +2608,7 @@
                 <w:noProof/>
                 <w:webHidden/>
               </w:rPr>
-              <w:instrText xml:space="preserve"> PAGEREF _Toc218704049 \h </w:instrText>
+              <w:instrText xml:space="preserve"> PAGEREF _Toc238200755 \h </w:instrText>
             </w:r>
             <w:r>
               <w:rPr>
@@ -2624,7 +2628,7 @@
                 <w:noProof/>
                 <w:webHidden/>
               </w:rPr>
-              <w:t>7</w:t>
+              <w:t>1</w:t>
             </w:r>
             <w:r>
               <w:rPr>
@@ -2647,17 +2651,24 @@
               <w:color w:val="auto"/>
               <w:sz w:val="24"/>
               <w:szCs w:val="24"/>
-              <w:lang w:val="en-US"/>
+              <w:lang w:val="en-US" w:eastAsia="zh-TW"/>
             </w:rPr>
           </w:pPr>
-          <w:hyperlink w:anchor="_Toc218704050" w:history="1">
+          <w:hyperlink w:anchor="_Toc238200756" w:history="1">
             <w:r>
               <w:rPr>
                 <w:rStyle w:val="Hyperlink"/>
                 <w:noProof/>
                 <w:lang w:val="en-US"/>
               </w:rPr>
-              <w:t>1.2. Mục tiêu của đề tài</w:t>
+              <w:t>1.2.</w:t>
+            </w:r>
+            <w:r>
+              <w:rPr>
+                <w:rStyle w:val="Hyperlink"/>
+                <w:noProof/>
+              </w:rPr>
+              <w:t xml:space="preserve"> Project objectives</w:t>
             </w:r>
             <w:r>
               <w:rPr>
@@ -2678,7 +2689,7 @@
                 <w:noProof/>
                 <w:webHidden/>
               </w:rPr>
-              <w:instrText xml:space="preserve"> PAGEREF _Toc218704050 \h </w:instrText>
+              <w:instrText xml:space="preserve"> PAGEREF _Toc238200756 \h </w:instrText>
             </w:r>
             <w:r>
               <w:rPr>
@@ -2698,7 +2709,7 @@
                 <w:noProof/>
                 <w:webHidden/>
               </w:rPr>
-              <w:t>8</w:t>
+              <w:t>1</w:t>
             </w:r>
             <w:r>
               <w:rPr>
@@ -2721,17 +2732,24 @@
               <w:color w:val="auto"/>
               <w:sz w:val="24"/>
               <w:szCs w:val="24"/>
-              <w:lang w:val="en-US"/>
+              <w:lang w:val="en-US" w:eastAsia="zh-TW"/>
             </w:rPr>
           </w:pPr>
-          <w:hyperlink w:anchor="_Toc218704051" w:history="1">
+          <w:hyperlink w:anchor="_Toc238200757" w:history="1">
             <w:r>
               <w:rPr>
                 <w:rStyle w:val="Hyperlink"/>
                 <w:noProof/>
                 <w:lang w:val="en-US"/>
               </w:rPr>
-              <w:t>1.3. Phạm vi của đề tài</w:t>
+              <w:t>1.3.</w:t>
+            </w:r>
+            <w:r>
+              <w:rPr>
+                <w:rStyle w:val="Hyperlink"/>
+                <w:noProof/>
+              </w:rPr>
+              <w:t xml:space="preserve"> Scope of the project</w:t>
             </w:r>
             <w:r>
               <w:rPr>
@@ -2752,7 +2770,7 @@
                 <w:noProof/>
                 <w:webHidden/>
               </w:rPr>
-              <w:instrText xml:space="preserve"> PAGEREF _Toc218704051 \h </w:instrText>
+              <w:instrText xml:space="preserve"> PAGEREF _Toc238200757 \h </w:instrText>
             </w:r>
             <w:r>
               <w:rPr>
@@ -2772,7 +2790,7 @@
                 <w:noProof/>
                 <w:webHidden/>
               </w:rPr>
-              <w:t>9</w:t>
+              <w:t>2</w:t>
             </w:r>
             <w:r>
               <w:rPr>
@@ -2795,17 +2813,24 @@
               <w:color w:val="auto"/>
               <w:sz w:val="24"/>
               <w:szCs w:val="24"/>
-              <w:lang w:val="en-US"/>
+              <w:lang w:val="en-US" w:eastAsia="zh-TW"/>
             </w:rPr>
           </w:pPr>
-          <w:hyperlink w:anchor="_Toc218704052" w:history="1">
+          <w:hyperlink w:anchor="_Toc238200758" w:history="1">
             <w:r>
               <w:rPr>
                 <w:rStyle w:val="Hyperlink"/>
                 <w:noProof/>
                 <w:lang w:val="en-US"/>
               </w:rPr>
-              <w:t>1.4. Ý nghĩa thực tiễn của đề tài</w:t>
+              <w:t>1.4.</w:t>
+            </w:r>
+            <w:r>
+              <w:rPr>
+                <w:rStyle w:val="Hyperlink"/>
+                <w:noProof/>
+              </w:rPr>
+              <w:t xml:space="preserve"> Practical significance of the project</w:t>
             </w:r>
             <w:r>
               <w:rPr>
@@ -2826,7 +2851,7 @@
                 <w:noProof/>
                 <w:webHidden/>
               </w:rPr>
-              <w:instrText xml:space="preserve"> PAGEREF _Toc218704052 \h </w:instrText>
+              <w:instrText xml:space="preserve"> PAGEREF _Toc238200758 \h </w:instrText>
             </w:r>
             <w:r>
               <w:rPr>
@@ -2846,7 +2871,7 @@
                 <w:noProof/>
                 <w:webHidden/>
               </w:rPr>
-              <w:t>9</w:t>
+              <w:t>3</w:t>
             </w:r>
             <w:r>
               <w:rPr>
@@ -2869,17 +2894,24 @@
               <w:color w:val="auto"/>
               <w:sz w:val="24"/>
               <w:szCs w:val="24"/>
-              <w:lang w:val="en-US"/>
+              <w:lang w:val="en-US" w:eastAsia="zh-TW"/>
             </w:rPr>
           </w:pPr>
-          <w:hyperlink w:anchor="_Toc218704053" w:history="1">
+          <w:hyperlink w:anchor="_Toc238200759" w:history="1">
             <w:r>
               <w:rPr>
                 <w:rStyle w:val="Hyperlink"/>
                 <w:noProof/>
                 <w:lang w:val="en-US"/>
               </w:rPr>
-              <w:t>1.5. Cấu trúc của đề tài</w:t>
+              <w:t>1.5.</w:t>
+            </w:r>
+            <w:r>
+              <w:rPr>
+                <w:rStyle w:val="Hyperlink"/>
+                <w:noProof/>
+              </w:rPr>
+              <w:t xml:space="preserve"> Structure of the project</w:t>
             </w:r>
             <w:r>
               <w:rPr>
@@ -2900,7 +2932,7 @@
                 <w:noProof/>
                 <w:webHidden/>
               </w:rPr>
-              <w:instrText xml:space="preserve"> PAGEREF _Toc218704053 \h </w:instrText>
+              <w:instrText xml:space="preserve"> PAGEREF _Toc238200759 \h </w:instrText>
             </w:r>
             <w:r>
               <w:rPr>
@@ -2920,7 +2952,7 @@
                 <w:noProof/>
                 <w:webHidden/>
               </w:rPr>
-              <w:t>10</w:t>
+              <w:t>3</w:t>
             </w:r>
             <w:r>
               <w:rPr>
@@ -2941,14 +2973,15 @@
               <w:color w:val="auto"/>
               <w:sz w:val="24"/>
               <w:szCs w:val="24"/>
+              <w:lang w:eastAsia="zh-TW"/>
             </w:rPr>
           </w:pPr>
-          <w:hyperlink w:anchor="_Toc218704054" w:history="1">
+          <w:hyperlink w:anchor="_Toc238200760" w:history="1">
             <w:r>
               <w:rPr>
                 <w:rStyle w:val="Hyperlink"/>
               </w:rPr>
-              <w:t>CHƯƠNG 2. CƠ SỞ LÝ THUYẾT</w:t>
+              <w:t>CHAPTER 2. THEORETICAL BASIS</w:t>
             </w:r>
             <w:r>
               <w:rPr>
@@ -2966,7 +2999,7 @@
               <w:rPr>
                 <w:webHidden/>
               </w:rPr>
-              <w:instrText xml:space="preserve"> PAGEREF _Toc218704054 \h </w:instrText>
+              <w:instrText xml:space="preserve"> PAGEREF _Toc238200760 \h </w:instrText>
             </w:r>
             <w:r>
               <w:rPr>
@@ -2983,7 +3016,7 @@
               <w:rPr>
                 <w:webHidden/>
               </w:rPr>
-              <w:t>11</w:t>
+              <w:t>5</w:t>
             </w:r>
             <w:r>
               <w:rPr>
@@ -3005,17 +3038,24 @@
               <w:color w:val="auto"/>
               <w:sz w:val="24"/>
               <w:szCs w:val="24"/>
-              <w:lang w:val="en-US"/>
+              <w:lang w:val="en-US" w:eastAsia="zh-TW"/>
             </w:rPr>
           </w:pPr>
-          <w:hyperlink w:anchor="_Toc218704055" w:history="1">
+          <w:hyperlink w:anchor="_Toc238200761" w:history="1">
             <w:r>
               <w:rPr>
                 <w:rStyle w:val="Hyperlink"/>
                 <w:noProof/>
                 <w:lang w:val="en-US"/>
               </w:rPr>
-              <w:t>2.1. Công trình liên quan</w:t>
+              <w:t>2.1.</w:t>
+            </w:r>
+            <w:r>
+              <w:rPr>
+                <w:rStyle w:val="Hyperlink"/>
+                <w:noProof/>
+              </w:rPr>
+              <w:t xml:space="preserve"> Current state of existing conduct score management systems</w:t>
             </w:r>
             <w:r>
               <w:rPr>
@@ -3036,7 +3076,7 @@
                 <w:noProof/>
                 <w:webHidden/>
               </w:rPr>
-              <w:instrText xml:space="preserve"> PAGEREF _Toc218704055 \h </w:instrText>
+              <w:instrText xml:space="preserve"> PAGEREF _Toc238200761 \h </w:instrText>
             </w:r>
             <w:r>
               <w:rPr>
@@ -3056,7 +3096,169 @@
                 <w:noProof/>
                 <w:webHidden/>
               </w:rPr>
-              <w:t>11</w:t>
+              <w:t>5</w:t>
+            </w:r>
+            <w:r>
+              <w:rPr>
+                <w:noProof/>
+                <w:webHidden/>
+              </w:rPr>
+              <w:fldChar w:fldCharType="end"/>
+            </w:r>
+          </w:hyperlink>
+        </w:p>
+        <w:p>
+          <w:pPr>
+            <w:pStyle w:val="TOC3"/>
+            <w:tabs>
+              <w:tab w:val="right" w:leader="dot" w:pos="8777"/>
+            </w:tabs>
+            <w:rPr>
+              <w:rFonts w:asciiTheme="minorHAnsi" w:eastAsiaTheme="minorEastAsia" w:hAnsiTheme="minorHAnsi"/>
+              <w:noProof/>
+              <w:color w:val="auto"/>
+              <w:sz w:val="24"/>
+              <w:szCs w:val="24"/>
+              <w:lang w:val="en-US" w:eastAsia="zh-TW"/>
+            </w:rPr>
+          </w:pPr>
+          <w:hyperlink w:anchor="_Toc238200762" w:history="1">
+            <w:r>
+              <w:rPr>
+                <w:rStyle w:val="Hyperlink"/>
+                <w:noProof/>
+                <w:lang w:val="en-US"/>
+              </w:rPr>
+              <w:t>2.1.1.</w:t>
+            </w:r>
+            <w:r>
+              <w:rPr>
+                <w:rStyle w:val="Hyperlink"/>
+                <w:noProof/>
+              </w:rPr>
+              <w:t xml:space="preserve"> Current state of existing conduct score management systems</w:t>
+            </w:r>
+            <w:r>
+              <w:rPr>
+                <w:noProof/>
+                <w:webHidden/>
+              </w:rPr>
+              <w:tab/>
+            </w:r>
+            <w:r>
+              <w:rPr>
+                <w:noProof/>
+                <w:webHidden/>
+              </w:rPr>
+              <w:fldChar w:fldCharType="begin"/>
+            </w:r>
+            <w:r>
+              <w:rPr>
+                <w:noProof/>
+                <w:webHidden/>
+              </w:rPr>
+              <w:instrText xml:space="preserve"> PAGEREF _Toc238200762 \h </w:instrText>
+            </w:r>
+            <w:r>
+              <w:rPr>
+                <w:noProof/>
+                <w:webHidden/>
+              </w:rPr>
+            </w:r>
+            <w:r>
+              <w:rPr>
+                <w:noProof/>
+                <w:webHidden/>
+              </w:rPr>
+              <w:fldChar w:fldCharType="separate"/>
+            </w:r>
+            <w:r>
+              <w:rPr>
+                <w:noProof/>
+                <w:webHidden/>
+              </w:rPr>
+              <w:t>5</w:t>
+            </w:r>
+            <w:r>
+              <w:rPr>
+                <w:noProof/>
+                <w:webHidden/>
+              </w:rPr>
+              <w:fldChar w:fldCharType="end"/>
+            </w:r>
+          </w:hyperlink>
+        </w:p>
+        <w:p>
+          <w:pPr>
+            <w:pStyle w:val="TOC3"/>
+            <w:tabs>
+              <w:tab w:val="right" w:leader="dot" w:pos="8777"/>
+            </w:tabs>
+            <w:rPr>
+              <w:rFonts w:asciiTheme="minorHAnsi" w:eastAsiaTheme="minorEastAsia" w:hAnsiTheme="minorHAnsi"/>
+              <w:noProof/>
+              <w:color w:val="auto"/>
+              <w:sz w:val="24"/>
+              <w:szCs w:val="24"/>
+              <w:lang w:val="en-US" w:eastAsia="zh-TW"/>
+            </w:rPr>
+          </w:pPr>
+          <w:hyperlink w:anchor="_Toc238200763" w:history="1">
+            <w:r>
+              <w:rPr>
+                <w:rStyle w:val="Hyperlink"/>
+                <w:noProof/>
+                <w:lang w:val="en-US"/>
+              </w:rPr>
+              <w:t>2.1.2.</w:t>
+            </w:r>
+            <w:r>
+              <w:rPr>
+                <w:rStyle w:val="Hyperlink"/>
+                <w:noProof/>
+              </w:rPr>
+              <w:t xml:space="preserve"> Analysis of studies and tech-enabled attendance solutions</w:t>
+            </w:r>
+            <w:r>
+              <w:rPr>
+                <w:noProof/>
+                <w:webHidden/>
+              </w:rPr>
+              <w:tab/>
+            </w:r>
+            <w:r>
+              <w:rPr>
+                <w:noProof/>
+                <w:webHidden/>
+              </w:rPr>
+              <w:fldChar w:fldCharType="begin"/>
+            </w:r>
+            <w:r>
+              <w:rPr>
+                <w:noProof/>
+                <w:webHidden/>
+              </w:rPr>
+              <w:instrText xml:space="preserve"> PAGEREF _Toc238200763 \h </w:instrText>
+            </w:r>
+            <w:r>
+              <w:rPr>
+                <w:noProof/>
+                <w:webHidden/>
+              </w:rPr>
+            </w:r>
+            <w:r>
+              <w:rPr>
+                <w:noProof/>
+                <w:webHidden/>
+              </w:rPr>
+              <w:fldChar w:fldCharType="separate"/>
+            </w:r>
+            <w:r>
+              <w:rPr>
+                <w:noProof/>
+                <w:webHidden/>
+              </w:rPr>
+              <w:t>5</w:t>
             </w:r>
             <w:r>
               <w:rPr>
@@ -3079,17 +3281,24 @@
               <w:color w:val="auto"/>
               <w:sz w:val="24"/>
               <w:szCs w:val="24"/>
-              <w:lang w:val="en-US"/>
+              <w:lang w:val="en-US" w:eastAsia="zh-TW"/>
             </w:rPr>
           </w:pPr>
-          <w:hyperlink w:anchor="_Toc218704056" w:history="1">
+          <w:hyperlink w:anchor="_Toc238200764" w:history="1">
             <w:r>
               <w:rPr>
                 <w:rStyle w:val="Hyperlink"/>
                 <w:noProof/>
                 <w:lang w:val="en-US"/>
               </w:rPr>
-              <w:t>2.2. Phương pháp đề xuất</w:t>
+              <w:t>2.2.</w:t>
+            </w:r>
+            <w:r>
+              <w:rPr>
+                <w:rStyle w:val="Hyperlink"/>
+                <w:noProof/>
+              </w:rPr>
+              <w:t xml:space="preserve"> Software Architecture and High-Load Processing Techniques</w:t>
             </w:r>
             <w:r>
               <w:rPr>
@@ -3110,7 +3319,7 @@
                 <w:noProof/>
                 <w:webHidden/>
               </w:rPr>
-              <w:instrText xml:space="preserve"> PAGEREF _Toc218704056 \h </w:instrText>
+              <w:instrText xml:space="preserve"> PAGEREF _Toc238200764 \h </w:instrText>
             </w:r>
             <w:r>
               <w:rPr>
@@ -3130,7 +3339,7 @@
                 <w:noProof/>
                 <w:webHidden/>
               </w:rPr>
-              <w:t>12</w:t>
+              <w:t>5</w:t>
             </w:r>
             <w:r>
               <w:rPr>
@@ -3153,17 +3362,24 @@
               <w:color w:val="auto"/>
               <w:sz w:val="24"/>
               <w:szCs w:val="24"/>
-              <w:lang w:val="en-US"/>
+              <w:lang w:val="en-US" w:eastAsia="zh-TW"/>
             </w:rPr>
           </w:pPr>
-          <w:hyperlink w:anchor="_Toc218704057" w:history="1">
+          <w:hyperlink w:anchor="_Toc238200765" w:history="1">
             <w:r>
               <w:rPr>
                 <w:rStyle w:val="Hyperlink"/>
                 <w:noProof/>
                 <w:lang w:val="en-US"/>
               </w:rPr>
-              <w:t>2.2.1. Kiến trúc Multi-Agent</w:t>
+              <w:t>2.2.1.</w:t>
+            </w:r>
+            <w:r>
+              <w:rPr>
+                <w:rStyle w:val="Hyperlink"/>
+                <w:noProof/>
+              </w:rPr>
+              <w:t xml:space="preserve"> Event-Driven Architecture (EDA)</w:t>
             </w:r>
             <w:r>
               <w:rPr>
@@ -3184,7 +3400,7 @@
                 <w:noProof/>
                 <w:webHidden/>
               </w:rPr>
-              <w:instrText xml:space="preserve"> PAGEREF _Toc218704057 \h </w:instrText>
+              <w:instrText xml:space="preserve"> PAGEREF _Toc238200765 \h </w:instrText>
             </w:r>
             <w:r>
               <w:rPr>
@@ -3204,7 +3420,7 @@
                 <w:noProof/>
                 <w:webHidden/>
               </w:rPr>
-              <w:t>12</w:t>
+              <w:t>5</w:t>
             </w:r>
             <w:r>
               <w:rPr>
@@ -3227,17 +3443,24 @@
               <w:color w:val="auto"/>
               <w:sz w:val="24"/>
               <w:szCs w:val="24"/>
-              <w:lang w:val="en-US"/>
+              <w:lang w:val="en-US" w:eastAsia="zh-TW"/>
             </w:rPr>
           </w:pPr>
-          <w:hyperlink w:anchor="_Toc218704058" w:history="1">
+          <w:hyperlink w:anchor="_Toc238200766" w:history="1">
             <w:r>
               <w:rPr>
                 <w:rStyle w:val="Hyperlink"/>
                 <w:noProof/>
                 <w:lang w:val="en-US"/>
               </w:rPr>
-              <w:t>2.2.2. Kiến trúc RAG (Retrieval-Augmented Generation)</w:t>
+              <w:t>2.2.2.</w:t>
+            </w:r>
+            <w:r>
+              <w:rPr>
+                <w:rStyle w:val="Hyperlink"/>
+                <w:noProof/>
+              </w:rPr>
+              <w:t xml:space="preserve"> Load Balancing Mechanism with Nginx</w:t>
             </w:r>
             <w:r>
               <w:rPr>
@@ -3258,7 +3481,7 @@
                 <w:noProof/>
                 <w:webHidden/>
               </w:rPr>
-              <w:instrText xml:space="preserve"> PAGEREF _Toc218704058 \h </w:instrText>
+              <w:instrText xml:space="preserve"> PAGEREF _Toc238200766 \h </w:instrText>
             </w:r>
             <w:r>
               <w:rPr>
@@ -3278,7 +3501,7 @@
                 <w:noProof/>
                 <w:webHidden/>
               </w:rPr>
-              <w:t>13</w:t>
+              <w:t>5</w:t>
             </w:r>
             <w:r>
               <w:rPr>
@@ -3301,16 +3524,24 @@
               <w:color w:val="auto"/>
               <w:sz w:val="24"/>
               <w:szCs w:val="24"/>
-              <w:lang w:val="en-US"/>
+              <w:lang w:val="en-US" w:eastAsia="zh-TW"/>
             </w:rPr>
           </w:pPr>
-          <w:hyperlink w:anchor="_Toc218704059" w:history="1">
+          <w:hyperlink w:anchor="_Toc238200767" w:history="1">
             <w:r>
               <w:rPr>
                 <w:rStyle w:val="Hyperlink"/>
                 <w:noProof/>
-              </w:rPr>
-              <w:t>2.2.3. Công cụ truy xuất dữ liệu (DB Tools)</w:t>
+                <w:lang w:val="en-US"/>
+              </w:rPr>
+              <w:t>2.2.3.</w:t>
+            </w:r>
+            <w:r>
+              <w:rPr>
+                <w:rStyle w:val="Hyperlink"/>
+                <w:noProof/>
+              </w:rPr>
+              <w:t xml:space="preserve"> Message Queue with RabbitMQ</w:t>
             </w:r>
             <w:r>
               <w:rPr>
@@ -3331,7 +3562,7 @@
                 <w:noProof/>
                 <w:webHidden/>
               </w:rPr>
-              <w:instrText xml:space="preserve"> PAGEREF _Toc218704059 \h </w:instrText>
+              <w:instrText xml:space="preserve"> PAGEREF _Toc238200767 \h </w:instrText>
             </w:r>
             <w:r>
               <w:rPr>
@@ -3351,7 +3582,7 @@
                 <w:noProof/>
                 <w:webHidden/>
               </w:rPr>
-              <w:t>14</w:t>
+              <w:t>5</w:t>
             </w:r>
             <w:r>
               <w:rPr>
@@ -3364,60 +3595,79 @@
         </w:p>
         <w:p>
           <w:pPr>
-            <w:pStyle w:val="TOC1"/>
+            <w:pStyle w:val="TOC3"/>
+            <w:tabs>
+              <w:tab w:val="right" w:leader="dot" w:pos="8777"/>
+            </w:tabs>
             <w:rPr>
               <w:rFonts w:asciiTheme="minorHAnsi" w:eastAsiaTheme="minorEastAsia" w:hAnsiTheme="minorHAnsi"/>
-              <w:b w:val="0"/>
-              <w:bCs w:val="0"/>
+              <w:noProof/>
               <w:color w:val="auto"/>
               <w:sz w:val="24"/>
               <w:szCs w:val="24"/>
+              <w:lang w:val="en-US" w:eastAsia="zh-TW"/>
             </w:rPr>
           </w:pPr>
-          <w:hyperlink w:anchor="_Toc218704060" w:history="1">
+          <w:hyperlink w:anchor="_Toc238200768" w:history="1">
             <w:r>
               <w:rPr>
                 <w:rStyle w:val="Hyperlink"/>
-              </w:rPr>
-              <w:t>CHƯƠNG 3. PHÂN TÍCH YÊU CẦU</w:t>
-            </w:r>
-            <w:r>
-              <w:rPr>
+                <w:noProof/>
+                <w:lang w:val="en-US"/>
+              </w:rPr>
+              <w:t>2.2.4.</w:t>
+            </w:r>
+            <w:r>
+              <w:rPr>
+                <w:rStyle w:val="Hyperlink"/>
+                <w:noProof/>
+              </w:rPr>
+              <w:t xml:space="preserve"> In-Memory Caching Mechanism with Redis</w:t>
+            </w:r>
+            <w:r>
+              <w:rPr>
+                <w:noProof/>
                 <w:webHidden/>
               </w:rPr>
               <w:tab/>
             </w:r>
             <w:r>
               <w:rPr>
+                <w:noProof/>
                 <w:webHidden/>
               </w:rPr>
               <w:fldChar w:fldCharType="begin"/>
             </w:r>
             <w:r>
               <w:rPr>
-                <w:webHidden/>
-              </w:rPr>
-              <w:instrText xml:space="preserve"> PAGEREF _Toc218704060 \h </w:instrText>
-            </w:r>
-            <w:r>
-              <w:rPr>
-                <w:webHidden/>
-              </w:rPr>
-            </w:r>
-            <w:r>
-              <w:rPr>
+                <w:noProof/>
+                <w:webHidden/>
+              </w:rPr>
+              <w:instrText xml:space="preserve"> PAGEREF _Toc238200768 \h </w:instrText>
+            </w:r>
+            <w:r>
+              <w:rPr>
+                <w:noProof/>
+                <w:webHidden/>
+              </w:rPr>
+            </w:r>
+            <w:r>
+              <w:rPr>
+                <w:noProof/>
                 <w:webHidden/>
               </w:rPr>
               <w:fldChar w:fldCharType="separate"/>
             </w:r>
             <w:r>
               <w:rPr>
-                <w:webHidden/>
-              </w:rPr>
-              <w:t>15</w:t>
-            </w:r>
-            <w:r>
-              <w:rPr>
+                <w:noProof/>
+                <w:webHidden/>
+              </w:rPr>
+              <w:t>5</w:t>
+            </w:r>
+            <w:r>
+              <w:rPr>
+                <w:noProof/>
                 <w:webHidden/>
               </w:rPr>
               <w:fldChar w:fldCharType="end"/>
@@ -3436,17 +3686,24 @@
               <w:color w:val="auto"/>
               <w:sz w:val="24"/>
               <w:szCs w:val="24"/>
-              <w:lang w:val="en-US"/>
+              <w:lang w:val="en-US" w:eastAsia="zh-TW"/>
             </w:rPr>
           </w:pPr>
-          <w:hyperlink w:anchor="_Toc218704061" w:history="1">
+          <w:hyperlink w:anchor="_Toc238200769" w:history="1">
             <w:r>
               <w:rPr>
                 <w:rStyle w:val="Hyperlink"/>
                 <w:noProof/>
                 <w:lang w:val="en-US"/>
               </w:rPr>
-              <w:t>3.1. Yêu cầu chung</w:t>
+              <w:t>2.3.</w:t>
+            </w:r>
+            <w:r>
+              <w:rPr>
+                <w:rStyle w:val="Hyperlink"/>
+                <w:noProof/>
+              </w:rPr>
+              <w:t xml:space="preserve"> Application Development and Data Management Technologies</w:t>
             </w:r>
             <w:r>
               <w:rPr>
@@ -3467,7 +3724,7 @@
                 <w:noProof/>
                 <w:webHidden/>
               </w:rPr>
-              <w:instrText xml:space="preserve"> PAGEREF _Toc218704061 \h </w:instrText>
+              <w:instrText xml:space="preserve"> PAGEREF _Toc238200769 \h </w:instrText>
             </w:r>
             <w:r>
               <w:rPr>
@@ -3487,7 +3744,250 @@
                 <w:noProof/>
                 <w:webHidden/>
               </w:rPr>
-              <w:t>15</w:t>
+              <w:t>5</w:t>
+            </w:r>
+            <w:r>
+              <w:rPr>
+                <w:noProof/>
+                <w:webHidden/>
+              </w:rPr>
+              <w:fldChar w:fldCharType="end"/>
+            </w:r>
+          </w:hyperlink>
+        </w:p>
+        <w:p>
+          <w:pPr>
+            <w:pStyle w:val="TOC3"/>
+            <w:tabs>
+              <w:tab w:val="right" w:leader="dot" w:pos="8777"/>
+            </w:tabs>
+            <w:rPr>
+              <w:rFonts w:asciiTheme="minorHAnsi" w:eastAsiaTheme="minorEastAsia" w:hAnsiTheme="minorHAnsi"/>
+              <w:noProof/>
+              <w:color w:val="auto"/>
+              <w:sz w:val="24"/>
+              <w:szCs w:val="24"/>
+              <w:lang w:val="en-US" w:eastAsia="zh-TW"/>
+            </w:rPr>
+          </w:pPr>
+          <w:hyperlink w:anchor="_Toc238200770" w:history="1">
+            <w:r>
+              <w:rPr>
+                <w:rStyle w:val="Hyperlink"/>
+                <w:noProof/>
+                <w:lang w:val="en-US"/>
+              </w:rPr>
+              <w:t>2.3.1.</w:t>
+            </w:r>
+            <w:r>
+              <w:rPr>
+                <w:rStyle w:val="Hyperlink"/>
+                <w:noProof/>
+              </w:rPr>
+              <w:t xml:space="preserve"> Next.js Framework</w:t>
+            </w:r>
+            <w:r>
+              <w:rPr>
+                <w:noProof/>
+                <w:webHidden/>
+              </w:rPr>
+              <w:tab/>
+            </w:r>
+            <w:r>
+              <w:rPr>
+                <w:noProof/>
+                <w:webHidden/>
+              </w:rPr>
+              <w:fldChar w:fldCharType="begin"/>
+            </w:r>
+            <w:r>
+              <w:rPr>
+                <w:noProof/>
+                <w:webHidden/>
+              </w:rPr>
+              <w:instrText xml:space="preserve"> PAGEREF _Toc238200770 \h </w:instrText>
+            </w:r>
+            <w:r>
+              <w:rPr>
+                <w:noProof/>
+                <w:webHidden/>
+              </w:rPr>
+            </w:r>
+            <w:r>
+              <w:rPr>
+                <w:noProof/>
+                <w:webHidden/>
+              </w:rPr>
+              <w:fldChar w:fldCharType="separate"/>
+            </w:r>
+            <w:r>
+              <w:rPr>
+                <w:noProof/>
+                <w:webHidden/>
+              </w:rPr>
+              <w:t>5</w:t>
+            </w:r>
+            <w:r>
+              <w:rPr>
+                <w:noProof/>
+                <w:webHidden/>
+              </w:rPr>
+              <w:fldChar w:fldCharType="end"/>
+            </w:r>
+          </w:hyperlink>
+        </w:p>
+        <w:p>
+          <w:pPr>
+            <w:pStyle w:val="TOC3"/>
+            <w:tabs>
+              <w:tab w:val="right" w:leader="dot" w:pos="8777"/>
+            </w:tabs>
+            <w:rPr>
+              <w:rFonts w:asciiTheme="minorHAnsi" w:eastAsiaTheme="minorEastAsia" w:hAnsiTheme="minorHAnsi"/>
+              <w:noProof/>
+              <w:color w:val="auto"/>
+              <w:sz w:val="24"/>
+              <w:szCs w:val="24"/>
+              <w:lang w:val="en-US" w:eastAsia="zh-TW"/>
+            </w:rPr>
+          </w:pPr>
+          <w:hyperlink w:anchor="_Toc238200771" w:history="1">
+            <w:r>
+              <w:rPr>
+                <w:rStyle w:val="Hyperlink"/>
+                <w:noProof/>
+                <w:lang w:val="en-US"/>
+              </w:rPr>
+              <w:t>2.3.2.</w:t>
+            </w:r>
+            <w:r>
+              <w:rPr>
+                <w:rStyle w:val="Hyperlink"/>
+                <w:noProof/>
+              </w:rPr>
+              <w:t xml:space="preserve"> Node.js Runtime Environment</w:t>
+            </w:r>
+            <w:r>
+              <w:rPr>
+                <w:noProof/>
+                <w:webHidden/>
+              </w:rPr>
+              <w:tab/>
+            </w:r>
+            <w:r>
+              <w:rPr>
+                <w:noProof/>
+                <w:webHidden/>
+              </w:rPr>
+              <w:fldChar w:fldCharType="begin"/>
+            </w:r>
+            <w:r>
+              <w:rPr>
+                <w:noProof/>
+                <w:webHidden/>
+              </w:rPr>
+              <w:instrText xml:space="preserve"> PAGEREF _Toc238200771 \h </w:instrText>
+            </w:r>
+            <w:r>
+              <w:rPr>
+                <w:noProof/>
+                <w:webHidden/>
+              </w:rPr>
+            </w:r>
+            <w:r>
+              <w:rPr>
+                <w:noProof/>
+                <w:webHidden/>
+              </w:rPr>
+              <w:fldChar w:fldCharType="separate"/>
+            </w:r>
+            <w:r>
+              <w:rPr>
+                <w:noProof/>
+                <w:webHidden/>
+              </w:rPr>
+              <w:t>5</w:t>
+            </w:r>
+            <w:r>
+              <w:rPr>
+                <w:noProof/>
+                <w:webHidden/>
+              </w:rPr>
+              <w:fldChar w:fldCharType="end"/>
+            </w:r>
+          </w:hyperlink>
+        </w:p>
+        <w:p>
+          <w:pPr>
+            <w:pStyle w:val="TOC3"/>
+            <w:tabs>
+              <w:tab w:val="right" w:leader="dot" w:pos="8777"/>
+            </w:tabs>
+            <w:rPr>
+              <w:rFonts w:asciiTheme="minorHAnsi" w:eastAsiaTheme="minorEastAsia" w:hAnsiTheme="minorHAnsi"/>
+              <w:noProof/>
+              <w:color w:val="auto"/>
+              <w:sz w:val="24"/>
+              <w:szCs w:val="24"/>
+              <w:lang w:val="en-US" w:eastAsia="zh-TW"/>
+            </w:rPr>
+          </w:pPr>
+          <w:hyperlink w:anchor="_Toc238200772" w:history="1">
+            <w:r>
+              <w:rPr>
+                <w:rStyle w:val="Hyperlink"/>
+                <w:noProof/>
+                <w:lang w:val="en-US"/>
+              </w:rPr>
+              <w:t>2.3.3.</w:t>
+            </w:r>
+            <w:r>
+              <w:rPr>
+                <w:rStyle w:val="Hyperlink"/>
+                <w:noProof/>
+              </w:rPr>
+              <w:t xml:space="preserve"> PostgreSQL Relational Database</w:t>
+            </w:r>
+            <w:r>
+              <w:rPr>
+                <w:noProof/>
+                <w:webHidden/>
+              </w:rPr>
+              <w:tab/>
+            </w:r>
+            <w:r>
+              <w:rPr>
+                <w:noProof/>
+                <w:webHidden/>
+              </w:rPr>
+              <w:fldChar w:fldCharType="begin"/>
+            </w:r>
+            <w:r>
+              <w:rPr>
+                <w:noProof/>
+                <w:webHidden/>
+              </w:rPr>
+              <w:instrText xml:space="preserve"> PAGEREF _Toc238200772 \h </w:instrText>
+            </w:r>
+            <w:r>
+              <w:rPr>
+                <w:noProof/>
+                <w:webHidden/>
+              </w:rPr>
+            </w:r>
+            <w:r>
+              <w:rPr>
+                <w:noProof/>
+                <w:webHidden/>
+              </w:rPr>
+              <w:fldChar w:fldCharType="separate"/>
+            </w:r>
+            <w:r>
+              <w:rPr>
+                <w:noProof/>
+                <w:webHidden/>
+              </w:rPr>
+              <w:t>5</w:t>
             </w:r>
             <w:r>
               <w:rPr>
@@ -3510,17 +4010,17 @@
               <w:color w:val="auto"/>
               <w:sz w:val="24"/>
               <w:szCs w:val="24"/>
-              <w:lang w:val="en-US"/>
+              <w:lang w:val="en-US" w:eastAsia="zh-TW"/>
             </w:rPr>
           </w:pPr>
-          <w:hyperlink w:anchor="_Toc218704062" w:history="1">
+          <w:hyperlink w:anchor="_Toc238200773" w:history="1">
             <w:r>
               <w:rPr>
                 <w:rStyle w:val="Hyperlink"/>
                 <w:noProof/>
                 <w:lang w:val="en-US"/>
               </w:rPr>
-              <w:t>3.2. Yêu cầu chức năng</w:t>
+              <w:t>2.4. Specialized Techniques in the System</w:t>
             </w:r>
             <w:r>
               <w:rPr>
@@ -3541,7 +4041,7 @@
                 <w:noProof/>
                 <w:webHidden/>
               </w:rPr>
-              <w:instrText xml:space="preserve"> PAGEREF _Toc218704062 \h </w:instrText>
+              <w:instrText xml:space="preserve"> PAGEREF _Toc238200773 \h </w:instrText>
             </w:r>
             <w:r>
               <w:rPr>
@@ -3561,7 +4061,7 @@
                 <w:noProof/>
                 <w:webHidden/>
               </w:rPr>
-              <w:t>15</w:t>
+              <w:t>5</w:t>
             </w:r>
             <w:r>
               <w:rPr>
@@ -3584,17 +4084,17 @@
               <w:color w:val="auto"/>
               <w:sz w:val="24"/>
               <w:szCs w:val="24"/>
-              <w:lang w:val="en-US"/>
+              <w:lang w:val="en-US" w:eastAsia="zh-TW"/>
             </w:rPr>
           </w:pPr>
-          <w:hyperlink w:anchor="_Toc218704063" w:history="1">
+          <w:hyperlink w:anchor="_Toc238200774" w:history="1">
             <w:r>
               <w:rPr>
                 <w:rStyle w:val="Hyperlink"/>
                 <w:noProof/>
                 <w:lang w:val="en-US"/>
               </w:rPr>
-              <w:t>3.2.1. Nghiệp vụ quản trị hệ thống</w:t>
+              <w:t>2.4.1. GPS Geofencing</w:t>
             </w:r>
             <w:r>
               <w:rPr>
@@ -3615,7 +4115,7 @@
                 <w:noProof/>
                 <w:webHidden/>
               </w:rPr>
-              <w:instrText xml:space="preserve"> PAGEREF _Toc218704063 \h </w:instrText>
+              <w:instrText xml:space="preserve"> PAGEREF _Toc238200774 \h </w:instrText>
             </w:r>
             <w:r>
               <w:rPr>
@@ -3635,7 +4135,7 @@
                 <w:noProof/>
                 <w:webHidden/>
               </w:rPr>
-              <w:t>16</w:t>
+              <w:t>5</w:t>
             </w:r>
             <w:r>
               <w:rPr>
@@ -3658,16 +4158,17 @@
               <w:color w:val="auto"/>
               <w:sz w:val="24"/>
               <w:szCs w:val="24"/>
-              <w:lang w:val="en-US"/>
+              <w:lang w:val="en-US" w:eastAsia="zh-TW"/>
             </w:rPr>
           </w:pPr>
-          <w:hyperlink w:anchor="_Toc218704064" w:history="1">
+          <w:hyperlink w:anchor="_Toc238200775" w:history="1">
             <w:r>
               <w:rPr>
                 <w:rStyle w:val="Hyperlink"/>
                 <w:noProof/>
-              </w:rPr>
-              <w:t>3.2.2. Nghiệp vụ quản lý tuyển dụng</w:t>
+                <w:lang w:val="en-US"/>
+              </w:rPr>
+              <w:t>2.4.2. Rule-Based Recommendation Engine</w:t>
             </w:r>
             <w:r>
               <w:rPr>
@@ -3688,7 +4189,7 @@
                 <w:noProof/>
                 <w:webHidden/>
               </w:rPr>
-              <w:instrText xml:space="preserve"> PAGEREF _Toc218704064 \h </w:instrText>
+              <w:instrText xml:space="preserve"> PAGEREF _Toc238200775 \h </w:instrText>
             </w:r>
             <w:r>
               <w:rPr>
@@ -3708,7 +4209,7 @@
                 <w:noProof/>
                 <w:webHidden/>
               </w:rPr>
-              <w:t>17</w:t>
+              <w:t>5</w:t>
             </w:r>
             <w:r>
               <w:rPr>
@@ -3731,16 +4232,17 @@
               <w:color w:val="auto"/>
               <w:sz w:val="24"/>
               <w:szCs w:val="24"/>
-              <w:lang w:val="en-US"/>
+              <w:lang w:val="en-US" w:eastAsia="zh-TW"/>
             </w:rPr>
           </w:pPr>
-          <w:hyperlink w:anchor="_Toc218704065" w:history="1">
+          <w:hyperlink w:anchor="_Toc238200776" w:history="1">
             <w:r>
               <w:rPr>
                 <w:rStyle w:val="Hyperlink"/>
                 <w:noProof/>
-              </w:rPr>
-              <w:t>3.2.3. Nghiệp vụ tương tác thông minh - Chatbot Agent</w:t>
+                <w:lang w:val="en-US"/>
+              </w:rPr>
+              <w:t>2.4.3. Automated Data Collection Technique (Web Scraping)</w:t>
             </w:r>
             <w:r>
               <w:rPr>
@@ -3761,7 +4263,7 @@
                 <w:noProof/>
                 <w:webHidden/>
               </w:rPr>
-              <w:instrText xml:space="preserve"> PAGEREF _Toc218704065 \h </w:instrText>
+              <w:instrText xml:space="preserve"> PAGEREF _Toc238200776 \h </w:instrText>
             </w:r>
             <w:r>
               <w:rPr>
@@ -3781,11 +4283,74 @@
                 <w:noProof/>
                 <w:webHidden/>
               </w:rPr>
-              <w:t>18</w:t>
-            </w:r>
-            <w:r>
-              <w:rPr>
-                <w:noProof/>
+              <w:t>5</w:t>
+            </w:r>
+            <w:r>
+              <w:rPr>
+                <w:noProof/>
+                <w:webHidden/>
+              </w:rPr>
+              <w:fldChar w:fldCharType="end"/>
+            </w:r>
+          </w:hyperlink>
+        </w:p>
+        <w:p>
+          <w:pPr>
+            <w:pStyle w:val="TOC1"/>
+            <w:rPr>
+              <w:rFonts w:asciiTheme="minorHAnsi" w:eastAsiaTheme="minorEastAsia" w:hAnsiTheme="minorHAnsi"/>
+              <w:b w:val="0"/>
+              <w:bCs w:val="0"/>
+              <w:color w:val="auto"/>
+              <w:sz w:val="24"/>
+              <w:szCs w:val="24"/>
+              <w:lang w:eastAsia="zh-TW"/>
+            </w:rPr>
+          </w:pPr>
+          <w:hyperlink w:anchor="_Toc238200777" w:history="1">
+            <w:r>
+              <w:rPr>
+                <w:rStyle w:val="Hyperlink"/>
+              </w:rPr>
+              <w:t>CHAPTER 3. REQUIREMENTS ANALYSIS</w:t>
+            </w:r>
+            <w:r>
+              <w:rPr>
+                <w:webHidden/>
+              </w:rPr>
+              <w:tab/>
+            </w:r>
+            <w:r>
+              <w:rPr>
+                <w:webHidden/>
+              </w:rPr>
+              <w:fldChar w:fldCharType="begin"/>
+            </w:r>
+            <w:r>
+              <w:rPr>
+                <w:webHidden/>
+              </w:rPr>
+              <w:instrText xml:space="preserve"> PAGEREF _Toc238200777 \h </w:instrText>
+            </w:r>
+            <w:r>
+              <w:rPr>
+                <w:webHidden/>
+              </w:rPr>
+            </w:r>
+            <w:r>
+              <w:rPr>
+                <w:webHidden/>
+              </w:rPr>
+              <w:fldChar w:fldCharType="separate"/>
+            </w:r>
+            <w:r>
+              <w:rPr>
+                <w:webHidden/>
+              </w:rPr>
+              <w:t>5</w:t>
+            </w:r>
+            <w:r>
+              <w:rPr>
                 <w:webHidden/>
               </w:rPr>
               <w:fldChar w:fldCharType="end"/>
@@ -3804,24 +4369,24 @@
               <w:color w:val="auto"/>
               <w:sz w:val="24"/>
               <w:szCs w:val="24"/>
-              <w:lang w:val="en-US"/>
+              <w:lang w:val="en-US" w:eastAsia="zh-TW"/>
             </w:rPr>
           </w:pPr>
-          <w:hyperlink w:anchor="_Toc218704066" w:history="1">
+          <w:hyperlink w:anchor="_Toc238200778" w:history="1">
             <w:r>
               <w:rPr>
                 <w:rStyle w:val="Hyperlink"/>
                 <w:noProof/>
                 <w:lang w:val="en-US"/>
               </w:rPr>
-              <w:t>3.3.</w:t>
+              <w:t>3.1.</w:t>
             </w:r>
             <w:r>
               <w:rPr>
                 <w:rStyle w:val="Hyperlink"/>
                 <w:noProof/>
               </w:rPr>
-              <w:t xml:space="preserve"> Các tác nhân hệ thống</w:t>
+              <w:t xml:space="preserve"> Current State Survey and Business Processes</w:t>
             </w:r>
             <w:r>
               <w:rPr>
@@ -3842,7 +4407,7 @@
                 <w:noProof/>
                 <w:webHidden/>
               </w:rPr>
-              <w:instrText xml:space="preserve"> PAGEREF _Toc218704066 \h </w:instrText>
+              <w:instrText xml:space="preserve"> PAGEREF _Toc238200778 \h </w:instrText>
             </w:r>
             <w:r>
               <w:rPr>
@@ -3862,7 +4427,229 @@
                 <w:noProof/>
                 <w:webHidden/>
               </w:rPr>
-              <w:t>19</w:t>
+              <w:t>6</w:t>
+            </w:r>
+            <w:r>
+              <w:rPr>
+                <w:noProof/>
+                <w:webHidden/>
+              </w:rPr>
+              <w:fldChar w:fldCharType="end"/>
+            </w:r>
+          </w:hyperlink>
+        </w:p>
+        <w:p>
+          <w:pPr>
+            <w:pStyle w:val="TOC3"/>
+            <w:tabs>
+              <w:tab w:val="right" w:leader="dot" w:pos="8777"/>
+            </w:tabs>
+            <w:rPr>
+              <w:rFonts w:asciiTheme="minorHAnsi" w:eastAsiaTheme="minorEastAsia" w:hAnsiTheme="minorHAnsi"/>
+              <w:noProof/>
+              <w:color w:val="auto"/>
+              <w:sz w:val="24"/>
+              <w:szCs w:val="24"/>
+              <w:lang w:val="en-US" w:eastAsia="zh-TW"/>
+            </w:rPr>
+          </w:pPr>
+          <w:hyperlink w:anchor="_Toc238200779" w:history="1">
+            <w:r>
+              <w:rPr>
+                <w:rStyle w:val="Hyperlink"/>
+                <w:noProof/>
+                <w:lang w:val="en-US"/>
+              </w:rPr>
+              <w:t>3.1.1. Existing Process Diagram</w:t>
+            </w:r>
+            <w:r>
+              <w:rPr>
+                <w:noProof/>
+                <w:webHidden/>
+              </w:rPr>
+              <w:tab/>
+            </w:r>
+            <w:r>
+              <w:rPr>
+                <w:noProof/>
+                <w:webHidden/>
+              </w:rPr>
+              <w:fldChar w:fldCharType="begin"/>
+            </w:r>
+            <w:r>
+              <w:rPr>
+                <w:noProof/>
+                <w:webHidden/>
+              </w:rPr>
+              <w:instrText xml:space="preserve"> PAGEREF _Toc238200779 \h </w:instrText>
+            </w:r>
+            <w:r>
+              <w:rPr>
+                <w:noProof/>
+                <w:webHidden/>
+              </w:rPr>
+            </w:r>
+            <w:r>
+              <w:rPr>
+                <w:noProof/>
+                <w:webHidden/>
+              </w:rPr>
+              <w:fldChar w:fldCharType="separate"/>
+            </w:r>
+            <w:r>
+              <w:rPr>
+                <w:noProof/>
+                <w:webHidden/>
+              </w:rPr>
+              <w:t>6</w:t>
+            </w:r>
+            <w:r>
+              <w:rPr>
+                <w:noProof/>
+                <w:webHidden/>
+              </w:rPr>
+              <w:fldChar w:fldCharType="end"/>
+            </w:r>
+          </w:hyperlink>
+        </w:p>
+        <w:p>
+          <w:pPr>
+            <w:pStyle w:val="TOC3"/>
+            <w:tabs>
+              <w:tab w:val="right" w:leader="dot" w:pos="8777"/>
+            </w:tabs>
+            <w:rPr>
+              <w:rFonts w:asciiTheme="minorHAnsi" w:eastAsiaTheme="minorEastAsia" w:hAnsiTheme="minorHAnsi"/>
+              <w:noProof/>
+              <w:color w:val="auto"/>
+              <w:sz w:val="24"/>
+              <w:szCs w:val="24"/>
+              <w:lang w:val="en-US" w:eastAsia="zh-TW"/>
+            </w:rPr>
+          </w:pPr>
+          <w:hyperlink w:anchor="_Toc238200780" w:history="1">
+            <w:r>
+              <w:rPr>
+                <w:rStyle w:val="Hyperlink"/>
+                <w:noProof/>
+                <w:lang w:val="en-US"/>
+              </w:rPr>
+              <w:t>3.1.2. Proposed Process Diagram</w:t>
+            </w:r>
+            <w:r>
+              <w:rPr>
+                <w:noProof/>
+                <w:webHidden/>
+              </w:rPr>
+              <w:tab/>
+            </w:r>
+            <w:r>
+              <w:rPr>
+                <w:noProof/>
+                <w:webHidden/>
+              </w:rPr>
+              <w:fldChar w:fldCharType="begin"/>
+            </w:r>
+            <w:r>
+              <w:rPr>
+                <w:noProof/>
+                <w:webHidden/>
+              </w:rPr>
+              <w:instrText xml:space="preserve"> PAGEREF _Toc238200780 \h </w:instrText>
+            </w:r>
+            <w:r>
+              <w:rPr>
+                <w:noProof/>
+                <w:webHidden/>
+              </w:rPr>
+            </w:r>
+            <w:r>
+              <w:rPr>
+                <w:noProof/>
+                <w:webHidden/>
+              </w:rPr>
+              <w:fldChar w:fldCharType="separate"/>
+            </w:r>
+            <w:r>
+              <w:rPr>
+                <w:noProof/>
+                <w:webHidden/>
+              </w:rPr>
+              <w:t>6</w:t>
+            </w:r>
+            <w:r>
+              <w:rPr>
+                <w:noProof/>
+                <w:webHidden/>
+              </w:rPr>
+              <w:fldChar w:fldCharType="end"/>
+            </w:r>
+          </w:hyperlink>
+        </w:p>
+        <w:p>
+          <w:pPr>
+            <w:pStyle w:val="TOC3"/>
+            <w:tabs>
+              <w:tab w:val="right" w:leader="dot" w:pos="8777"/>
+            </w:tabs>
+            <w:rPr>
+              <w:rFonts w:asciiTheme="minorHAnsi" w:eastAsiaTheme="minorEastAsia" w:hAnsiTheme="minorHAnsi"/>
+              <w:noProof/>
+              <w:color w:val="auto"/>
+              <w:sz w:val="24"/>
+              <w:szCs w:val="24"/>
+              <w:lang w:val="en-US" w:eastAsia="zh-TW"/>
+            </w:rPr>
+          </w:pPr>
+          <w:hyperlink w:anchor="_Toc238200781" w:history="1">
+            <w:r>
+              <w:rPr>
+                <w:rStyle w:val="Hyperlink"/>
+                <w:noProof/>
+                <w:lang w:val="en-US"/>
+              </w:rPr>
+              <w:t>3.1.3. Description of Specific Business Flows</w:t>
+            </w:r>
+            <w:r>
+              <w:rPr>
+                <w:noProof/>
+                <w:webHidden/>
+              </w:rPr>
+              <w:tab/>
+            </w:r>
+            <w:r>
+              <w:rPr>
+                <w:noProof/>
+                <w:webHidden/>
+              </w:rPr>
+              <w:fldChar w:fldCharType="begin"/>
+            </w:r>
+            <w:r>
+              <w:rPr>
+                <w:noProof/>
+                <w:webHidden/>
+              </w:rPr>
+              <w:instrText xml:space="preserve"> PAGEREF _Toc238200781 \h </w:instrText>
+            </w:r>
+            <w:r>
+              <w:rPr>
+                <w:noProof/>
+                <w:webHidden/>
+              </w:rPr>
+            </w:r>
+            <w:r>
+              <w:rPr>
+                <w:noProof/>
+                <w:webHidden/>
+              </w:rPr>
+              <w:fldChar w:fldCharType="separate"/>
+            </w:r>
+            <w:r>
+              <w:rPr>
+                <w:noProof/>
+                <w:webHidden/>
+              </w:rPr>
+              <w:t>6</w:t>
             </w:r>
             <w:r>
               <w:rPr>
@@ -3885,24 +4672,24 @@
               <w:color w:val="auto"/>
               <w:sz w:val="24"/>
               <w:szCs w:val="24"/>
-              <w:lang w:val="en-US"/>
+              <w:lang w:val="en-US" w:eastAsia="zh-TW"/>
             </w:rPr>
           </w:pPr>
-          <w:hyperlink w:anchor="_Toc218704067" w:history="1">
+          <w:hyperlink w:anchor="_Toc238200782" w:history="1">
             <w:r>
               <w:rPr>
                 <w:rStyle w:val="Hyperlink"/>
                 <w:noProof/>
                 <w:lang w:val="en-US"/>
               </w:rPr>
-              <w:t>3.4.</w:t>
+              <w:t>3.2.</w:t>
             </w:r>
             <w:r>
               <w:rPr>
                 <w:rStyle w:val="Hyperlink"/>
                 <w:noProof/>
               </w:rPr>
-              <w:t xml:space="preserve"> Yêu cầu phi chức năng</w:t>
+              <w:t xml:space="preserve"> Functional Requirements</w:t>
             </w:r>
             <w:r>
               <w:rPr>
@@ -3923,7 +4710,7 @@
                 <w:noProof/>
                 <w:webHidden/>
               </w:rPr>
-              <w:instrText xml:space="preserve"> PAGEREF _Toc218704067 \h </w:instrText>
+              <w:instrText xml:space="preserve"> PAGEREF _Toc238200782 \h </w:instrText>
             </w:r>
             <w:r>
               <w:rPr>
@@ -3943,7 +4730,7 @@
                 <w:noProof/>
                 <w:webHidden/>
               </w:rPr>
-              <w:t>19</w:t>
+              <w:t>6</w:t>
             </w:r>
             <w:r>
               <w:rPr>
@@ -3956,60 +4743,323 @@
         </w:p>
         <w:p>
           <w:pPr>
-            <w:pStyle w:val="TOC1"/>
+            <w:pStyle w:val="TOC3"/>
+            <w:tabs>
+              <w:tab w:val="right" w:leader="dot" w:pos="8777"/>
+            </w:tabs>
             <w:rPr>
               <w:rFonts w:asciiTheme="minorHAnsi" w:eastAsiaTheme="minorEastAsia" w:hAnsiTheme="minorHAnsi"/>
-              <w:b w:val="0"/>
-              <w:bCs w:val="0"/>
+              <w:noProof/>
               <w:color w:val="auto"/>
               <w:sz w:val="24"/>
               <w:szCs w:val="24"/>
+              <w:lang w:val="en-US" w:eastAsia="zh-TW"/>
             </w:rPr>
           </w:pPr>
-          <w:hyperlink w:anchor="_Toc218704068" w:history="1">
+          <w:hyperlink w:anchor="_Toc238200783" w:history="1">
             <w:r>
               <w:rPr>
                 <w:rStyle w:val="Hyperlink"/>
-              </w:rPr>
-              <w:t>CHƯƠNG 4. THIẾT KẾ HỆ THỐNG</w:t>
-            </w:r>
-            <w:r>
-              <w:rPr>
+                <w:noProof/>
+                <w:lang w:val="en-US"/>
+              </w:rPr>
+              <w:t>3.2.1.</w:t>
+            </w:r>
+            <w:r>
+              <w:rPr>
+                <w:rStyle w:val="Hyperlink"/>
+                <w:noProof/>
+              </w:rPr>
+              <w:t xml:space="preserve"> Actor Identification</w:t>
+            </w:r>
+            <w:r>
+              <w:rPr>
+                <w:noProof/>
                 <w:webHidden/>
               </w:rPr>
               <w:tab/>
             </w:r>
             <w:r>
               <w:rPr>
+                <w:noProof/>
                 <w:webHidden/>
               </w:rPr>
               <w:fldChar w:fldCharType="begin"/>
             </w:r>
             <w:r>
               <w:rPr>
-                <w:webHidden/>
-              </w:rPr>
-              <w:instrText xml:space="preserve"> PAGEREF _Toc218704068 \h </w:instrText>
-            </w:r>
-            <w:r>
-              <w:rPr>
-                <w:webHidden/>
-              </w:rPr>
-            </w:r>
-            <w:r>
-              <w:rPr>
+                <w:noProof/>
+                <w:webHidden/>
+              </w:rPr>
+              <w:instrText xml:space="preserve"> PAGEREF _Toc238200783 \h </w:instrText>
+            </w:r>
+            <w:r>
+              <w:rPr>
+                <w:noProof/>
+                <w:webHidden/>
+              </w:rPr>
+            </w:r>
+            <w:r>
+              <w:rPr>
+                <w:noProof/>
                 <w:webHidden/>
               </w:rPr>
               <w:fldChar w:fldCharType="separate"/>
             </w:r>
             <w:r>
               <w:rPr>
-                <w:webHidden/>
-              </w:rPr>
-              <w:t>21</w:t>
-            </w:r>
-            <w:r>
-              <w:rPr>
+                <w:noProof/>
+                <w:webHidden/>
+              </w:rPr>
+              <w:t>6</w:t>
+            </w:r>
+            <w:r>
+              <w:rPr>
+                <w:noProof/>
+                <w:webHidden/>
+              </w:rPr>
+              <w:fldChar w:fldCharType="end"/>
+            </w:r>
+          </w:hyperlink>
+        </w:p>
+        <w:p>
+          <w:pPr>
+            <w:pStyle w:val="TOC3"/>
+            <w:tabs>
+              <w:tab w:val="right" w:leader="dot" w:pos="8777"/>
+            </w:tabs>
+            <w:rPr>
+              <w:rFonts w:asciiTheme="minorHAnsi" w:eastAsiaTheme="minorEastAsia" w:hAnsiTheme="minorHAnsi"/>
+              <w:noProof/>
+              <w:color w:val="auto"/>
+              <w:sz w:val="24"/>
+              <w:szCs w:val="24"/>
+              <w:lang w:val="en-US" w:eastAsia="zh-TW"/>
+            </w:rPr>
+          </w:pPr>
+          <w:hyperlink w:anchor="_Toc238200784" w:history="1">
+            <w:r>
+              <w:rPr>
+                <w:rStyle w:val="Hyperlink"/>
+                <w:noProof/>
+                <w:lang w:val="en-US"/>
+              </w:rPr>
+              <w:t>3.2.2.</w:t>
+            </w:r>
+            <w:r>
+              <w:rPr>
+                <w:rStyle w:val="Hyperlink"/>
+                <w:noProof/>
+              </w:rPr>
+              <w:t xml:space="preserve"> Overall Use Case Diagram</w:t>
+            </w:r>
+            <w:r>
+              <w:rPr>
+                <w:noProof/>
+                <w:webHidden/>
+              </w:rPr>
+              <w:tab/>
+            </w:r>
+            <w:r>
+              <w:rPr>
+                <w:noProof/>
+                <w:webHidden/>
+              </w:rPr>
+              <w:fldChar w:fldCharType="begin"/>
+            </w:r>
+            <w:r>
+              <w:rPr>
+                <w:noProof/>
+                <w:webHidden/>
+              </w:rPr>
+              <w:instrText xml:space="preserve"> PAGEREF _Toc238200784 \h </w:instrText>
+            </w:r>
+            <w:r>
+              <w:rPr>
+                <w:noProof/>
+                <w:webHidden/>
+              </w:rPr>
+            </w:r>
+            <w:r>
+              <w:rPr>
+                <w:noProof/>
+                <w:webHidden/>
+              </w:rPr>
+              <w:fldChar w:fldCharType="separate"/>
+            </w:r>
+            <w:r>
+              <w:rPr>
+                <w:noProof/>
+                <w:webHidden/>
+              </w:rPr>
+              <w:t>6</w:t>
+            </w:r>
+            <w:r>
+              <w:rPr>
+                <w:noProof/>
+                <w:webHidden/>
+              </w:rPr>
+              <w:fldChar w:fldCharType="end"/>
+            </w:r>
+          </w:hyperlink>
+        </w:p>
+        <w:p>
+          <w:pPr>
+            <w:pStyle w:val="TOC3"/>
+            <w:tabs>
+              <w:tab w:val="right" w:leader="dot" w:pos="8777"/>
+            </w:tabs>
+            <w:rPr>
+              <w:rFonts w:asciiTheme="minorHAnsi" w:eastAsiaTheme="minorEastAsia" w:hAnsiTheme="minorHAnsi"/>
+              <w:noProof/>
+              <w:color w:val="auto"/>
+              <w:sz w:val="24"/>
+              <w:szCs w:val="24"/>
+              <w:lang w:val="en-US" w:eastAsia="zh-TW"/>
+            </w:rPr>
+          </w:pPr>
+          <w:hyperlink w:anchor="_Toc238200785" w:history="1">
+            <w:r>
+              <w:rPr>
+                <w:rStyle w:val="Hyperlink"/>
+                <w:noProof/>
+                <w:lang w:val="en-US"/>
+              </w:rPr>
+              <w:t>3.2.3.</w:t>
+            </w:r>
+            <w:r>
+              <w:rPr>
+                <w:rStyle w:val="Hyperlink"/>
+                <w:noProof/>
+              </w:rPr>
+              <w:t xml:space="preserve"> Detailed Use Case Diagram</w:t>
+            </w:r>
+            <w:r>
+              <w:rPr>
+                <w:noProof/>
+                <w:webHidden/>
+              </w:rPr>
+              <w:tab/>
+            </w:r>
+            <w:r>
+              <w:rPr>
+                <w:noProof/>
+                <w:webHidden/>
+              </w:rPr>
+              <w:fldChar w:fldCharType="begin"/>
+            </w:r>
+            <w:r>
+              <w:rPr>
+                <w:noProof/>
+                <w:webHidden/>
+              </w:rPr>
+              <w:instrText xml:space="preserve"> PAGEREF _Toc238200785 \h </w:instrText>
+            </w:r>
+            <w:r>
+              <w:rPr>
+                <w:noProof/>
+                <w:webHidden/>
+              </w:rPr>
+            </w:r>
+            <w:r>
+              <w:rPr>
+                <w:noProof/>
+                <w:webHidden/>
+              </w:rPr>
+              <w:fldChar w:fldCharType="separate"/>
+            </w:r>
+            <w:r>
+              <w:rPr>
+                <w:noProof/>
+                <w:webHidden/>
+              </w:rPr>
+              <w:t>6</w:t>
+            </w:r>
+            <w:r>
+              <w:rPr>
+                <w:noProof/>
+                <w:webHidden/>
+              </w:rPr>
+              <w:fldChar w:fldCharType="end"/>
+            </w:r>
+          </w:hyperlink>
+        </w:p>
+        <w:p>
+          <w:pPr>
+            <w:pStyle w:val="TOC3"/>
+            <w:tabs>
+              <w:tab w:val="right" w:leader="dot" w:pos="8777"/>
+            </w:tabs>
+            <w:rPr>
+              <w:rFonts w:asciiTheme="minorHAnsi" w:eastAsiaTheme="minorEastAsia" w:hAnsiTheme="minorHAnsi"/>
+              <w:noProof/>
+              <w:color w:val="auto"/>
+              <w:sz w:val="24"/>
+              <w:szCs w:val="24"/>
+              <w:lang w:val="en-US" w:eastAsia="zh-TW"/>
+            </w:rPr>
+          </w:pPr>
+          <w:hyperlink w:anchor="_Toc238200786" w:history="1">
+            <w:r>
+              <w:rPr>
+                <w:rStyle w:val="Hyperlink"/>
+                <w:noProof/>
+                <w:lang w:val="en-US" w:eastAsia="zh-TW"/>
+              </w:rPr>
+              <w:t>3.2.4.</w:t>
+            </w:r>
+            <w:r>
+              <w:rPr>
+                <w:rStyle w:val="Hyperlink"/>
+                <w:noProof/>
+                <w:lang w:eastAsia="zh-TW"/>
+              </w:rPr>
+              <w:t xml:space="preserve"> Use Case Specifications</w:t>
+            </w:r>
+            <w:r>
+              <w:rPr>
+                <w:noProof/>
+                <w:webHidden/>
+              </w:rPr>
+              <w:tab/>
+            </w:r>
+            <w:r>
+              <w:rPr>
+                <w:noProof/>
+                <w:webHidden/>
+              </w:rPr>
+              <w:fldChar w:fldCharType="begin"/>
+            </w:r>
+            <w:r>
+              <w:rPr>
+                <w:noProof/>
+                <w:webHidden/>
+              </w:rPr>
+              <w:instrText xml:space="preserve"> PAGEREF _Toc238200786 \h </w:instrText>
+            </w:r>
+            <w:r>
+              <w:rPr>
+                <w:noProof/>
+                <w:webHidden/>
+              </w:rPr>
+            </w:r>
+            <w:r>
+              <w:rPr>
+                <w:noProof/>
+                <w:webHidden/>
+              </w:rPr>
+              <w:fldChar w:fldCharType="separate"/>
+            </w:r>
+            <w:r>
+              <w:rPr>
+                <w:noProof/>
+                <w:webHidden/>
+              </w:rPr>
+              <w:t>6</w:t>
+            </w:r>
+            <w:r>
+              <w:rPr>
+                <w:noProof/>
                 <w:webHidden/>
               </w:rPr>
               <w:fldChar w:fldCharType="end"/>
@@ -4028,17 +5078,25 @@
               <w:color w:val="auto"/>
               <w:sz w:val="24"/>
               <w:szCs w:val="24"/>
-              <w:lang w:val="en-US"/>
+              <w:lang w:val="en-US" w:eastAsia="zh-TW"/>
             </w:rPr>
           </w:pPr>
-          <w:hyperlink w:anchor="_Toc218704069" w:history="1">
+          <w:hyperlink w:anchor="_Toc238200787" w:history="1">
             <w:r>
               <w:rPr>
                 <w:rStyle w:val="Hyperlink"/>
                 <w:noProof/>
-                <w:lang w:val="en-US"/>
-              </w:rPr>
-              <w:t>4.1. Thiết kế kiến trúc</w:t>
+                <w:lang w:val="en-US" w:eastAsia="zh-TW"/>
+              </w:rPr>
+              <w:t>3.3.</w:t>
+            </w:r>
+            <w:r>
+              <w:rPr>
+                <w:rStyle w:val="Hyperlink"/>
+                <w:noProof/>
+                <w:lang w:eastAsia="zh-TW"/>
+              </w:rPr>
+              <w:t xml:space="preserve"> Non-Functional Requirements</w:t>
             </w:r>
             <w:r>
               <w:rPr>
@@ -4059,7 +5117,7 @@
                 <w:noProof/>
                 <w:webHidden/>
               </w:rPr>
-              <w:instrText xml:space="preserve"> PAGEREF _Toc218704069 \h </w:instrText>
+              <w:instrText xml:space="preserve"> PAGEREF _Toc238200787 \h </w:instrText>
             </w:r>
             <w:r>
               <w:rPr>
@@ -4079,7 +5137,7 @@
                 <w:noProof/>
                 <w:webHidden/>
               </w:rPr>
-              <w:t>21</w:t>
+              <w:t>6</w:t>
             </w:r>
             <w:r>
               <w:rPr>
@@ -4102,17 +5160,24 @@
               <w:color w:val="auto"/>
               <w:sz w:val="24"/>
               <w:szCs w:val="24"/>
-              <w:lang w:val="en-US"/>
+              <w:lang w:val="en-US" w:eastAsia="zh-TW"/>
             </w:rPr>
           </w:pPr>
-          <w:hyperlink w:anchor="_Toc218704070" w:history="1">
+          <w:hyperlink w:anchor="_Toc238200788" w:history="1">
             <w:r>
               <w:rPr>
                 <w:rStyle w:val="Hyperlink"/>
                 <w:noProof/>
                 <w:lang w:val="en-US"/>
               </w:rPr>
-              <w:t>4.1.1. Giao diện người dùng - Frontend</w:t>
+              <w:t>3.3.1.</w:t>
+            </w:r>
+            <w:r>
+              <w:rPr>
+                <w:rStyle w:val="Hyperlink"/>
+                <w:noProof/>
+              </w:rPr>
+              <w:t xml:space="preserve"> Performance &amp; Concurrency</w:t>
             </w:r>
             <w:r>
               <w:rPr>
@@ -4133,7 +5198,7 @@
                 <w:noProof/>
                 <w:webHidden/>
               </w:rPr>
-              <w:instrText xml:space="preserve"> PAGEREF _Toc218704070 \h </w:instrText>
+              <w:instrText xml:space="preserve"> PAGEREF _Toc238200788 \h </w:instrText>
             </w:r>
             <w:r>
               <w:rPr>
@@ -4153,7 +5218,7 @@
                 <w:noProof/>
                 <w:webHidden/>
               </w:rPr>
-              <w:t>22</w:t>
+              <w:t>6</w:t>
             </w:r>
             <w:r>
               <w:rPr>
@@ -4176,17 +5241,24 @@
               <w:color w:val="auto"/>
               <w:sz w:val="24"/>
               <w:szCs w:val="24"/>
-              <w:lang w:val="en-US"/>
+              <w:lang w:val="en-US" w:eastAsia="zh-TW"/>
             </w:rPr>
           </w:pPr>
-          <w:hyperlink w:anchor="_Toc218704071" w:history="1">
+          <w:hyperlink w:anchor="_Toc238200789" w:history="1">
             <w:r>
               <w:rPr>
                 <w:rStyle w:val="Hyperlink"/>
                 <w:noProof/>
                 <w:lang w:val="en-US"/>
               </w:rPr>
-              <w:t>4.1.2. Xử lý máy chủ - Backend</w:t>
+              <w:t>3.3.2.</w:t>
+            </w:r>
+            <w:r>
+              <w:rPr>
+                <w:rStyle w:val="Hyperlink"/>
+                <w:noProof/>
+              </w:rPr>
+              <w:t xml:space="preserve"> High Availability &amp; Scalability</w:t>
             </w:r>
             <w:r>
               <w:rPr>
@@ -4207,7 +5279,7 @@
                 <w:noProof/>
                 <w:webHidden/>
               </w:rPr>
-              <w:instrText xml:space="preserve"> PAGEREF _Toc218704071 \h </w:instrText>
+              <w:instrText xml:space="preserve"> PAGEREF _Toc238200789 \h </w:instrText>
             </w:r>
             <w:r>
               <w:rPr>
@@ -4227,7 +5299,7 @@
                 <w:noProof/>
                 <w:webHidden/>
               </w:rPr>
-              <w:t>22</w:t>
+              <w:t>6</w:t>
             </w:r>
             <w:r>
               <w:rPr>
@@ -4250,17 +5322,24 @@
               <w:color w:val="auto"/>
               <w:sz w:val="24"/>
               <w:szCs w:val="24"/>
-              <w:lang w:val="en-US"/>
+              <w:lang w:val="en-US" w:eastAsia="zh-TW"/>
             </w:rPr>
           </w:pPr>
-          <w:hyperlink w:anchor="_Toc218704072" w:history="1">
+          <w:hyperlink w:anchor="_Toc238200790" w:history="1">
             <w:r>
               <w:rPr>
                 <w:rStyle w:val="Hyperlink"/>
                 <w:noProof/>
                 <w:lang w:val="en-US"/>
               </w:rPr>
-              <w:t>4.1.3. Tầng trung gian</w:t>
+              <w:t>3.3.3.</w:t>
+            </w:r>
+            <w:r>
+              <w:rPr>
+                <w:rStyle w:val="Hyperlink"/>
+                <w:noProof/>
+              </w:rPr>
+              <w:t xml:space="preserve"> Security &amp; Anti-Fraud</w:t>
             </w:r>
             <w:r>
               <w:rPr>
@@ -4281,7 +5360,7 @@
                 <w:noProof/>
                 <w:webHidden/>
               </w:rPr>
-              <w:instrText xml:space="preserve"> PAGEREF _Toc218704072 \h </w:instrText>
+              <w:instrText xml:space="preserve"> PAGEREF _Toc238200790 \h </w:instrText>
             </w:r>
             <w:r>
               <w:rPr>
@@ -4301,11 +5380,155 @@
                 <w:noProof/>
                 <w:webHidden/>
               </w:rPr>
-              <w:t>23</w:t>
-            </w:r>
-            <w:r>
-              <w:rPr>
-                <w:noProof/>
+              <w:t>6</w:t>
+            </w:r>
+            <w:r>
+              <w:rPr>
+                <w:noProof/>
+                <w:webHidden/>
+              </w:rPr>
+              <w:fldChar w:fldCharType="end"/>
+            </w:r>
+          </w:hyperlink>
+        </w:p>
+        <w:p>
+          <w:pPr>
+            <w:pStyle w:val="TOC3"/>
+            <w:tabs>
+              <w:tab w:val="right" w:leader="dot" w:pos="8777"/>
+            </w:tabs>
+            <w:rPr>
+              <w:rFonts w:asciiTheme="minorHAnsi" w:eastAsiaTheme="minorEastAsia" w:hAnsiTheme="minorHAnsi"/>
+              <w:noProof/>
+              <w:color w:val="auto"/>
+              <w:sz w:val="24"/>
+              <w:szCs w:val="24"/>
+              <w:lang w:val="en-US" w:eastAsia="zh-TW"/>
+            </w:rPr>
+          </w:pPr>
+          <w:hyperlink w:anchor="_Toc238200791" w:history="1">
+            <w:r>
+              <w:rPr>
+                <w:rStyle w:val="Hyperlink"/>
+                <w:noProof/>
+                <w:lang w:val="en-US"/>
+              </w:rPr>
+              <w:t>3.3.4.</w:t>
+            </w:r>
+            <w:r>
+              <w:rPr>
+                <w:rStyle w:val="Hyperlink"/>
+                <w:noProof/>
+              </w:rPr>
+              <w:t xml:space="preserve"> Usability &amp; UI/UX</w:t>
+            </w:r>
+            <w:r>
+              <w:rPr>
+                <w:noProof/>
+                <w:webHidden/>
+              </w:rPr>
+              <w:tab/>
+            </w:r>
+            <w:r>
+              <w:rPr>
+                <w:noProof/>
+                <w:webHidden/>
+              </w:rPr>
+              <w:fldChar w:fldCharType="begin"/>
+            </w:r>
+            <w:r>
+              <w:rPr>
+                <w:noProof/>
+                <w:webHidden/>
+              </w:rPr>
+              <w:instrText xml:space="preserve"> PAGEREF _Toc238200791 \h </w:instrText>
+            </w:r>
+            <w:r>
+              <w:rPr>
+                <w:noProof/>
+                <w:webHidden/>
+              </w:rPr>
+            </w:r>
+            <w:r>
+              <w:rPr>
+                <w:noProof/>
+                <w:webHidden/>
+              </w:rPr>
+              <w:fldChar w:fldCharType="separate"/>
+            </w:r>
+            <w:r>
+              <w:rPr>
+                <w:noProof/>
+                <w:webHidden/>
+              </w:rPr>
+              <w:t>6</w:t>
+            </w:r>
+            <w:r>
+              <w:rPr>
+                <w:noProof/>
+                <w:webHidden/>
+              </w:rPr>
+              <w:fldChar w:fldCharType="end"/>
+            </w:r>
+          </w:hyperlink>
+        </w:p>
+        <w:p>
+          <w:pPr>
+            <w:pStyle w:val="TOC1"/>
+            <w:rPr>
+              <w:rFonts w:asciiTheme="minorHAnsi" w:eastAsiaTheme="minorEastAsia" w:hAnsiTheme="minorHAnsi"/>
+              <w:b w:val="0"/>
+              <w:bCs w:val="0"/>
+              <w:color w:val="auto"/>
+              <w:sz w:val="24"/>
+              <w:szCs w:val="24"/>
+              <w:lang w:eastAsia="zh-TW"/>
+            </w:rPr>
+          </w:pPr>
+          <w:hyperlink w:anchor="_Toc238200792" w:history="1">
+            <w:r>
+              <w:rPr>
+                <w:rStyle w:val="Hyperlink"/>
+              </w:rPr>
+              <w:t>CHAPTER 4. SYSTEM DESIGN</w:t>
+            </w:r>
+            <w:r>
+              <w:rPr>
+                <w:webHidden/>
+              </w:rPr>
+              <w:tab/>
+            </w:r>
+            <w:r>
+              <w:rPr>
+                <w:webHidden/>
+              </w:rPr>
+              <w:fldChar w:fldCharType="begin"/>
+            </w:r>
+            <w:r>
+              <w:rPr>
+                <w:webHidden/>
+              </w:rPr>
+              <w:instrText xml:space="preserve"> PAGEREF _Toc238200792 \h </w:instrText>
+            </w:r>
+            <w:r>
+              <w:rPr>
+                <w:webHidden/>
+              </w:rPr>
+            </w:r>
+            <w:r>
+              <w:rPr>
+                <w:webHidden/>
+              </w:rPr>
+              <w:fldChar w:fldCharType="separate"/>
+            </w:r>
+            <w:r>
+              <w:rPr>
+                <w:webHidden/>
+              </w:rPr>
+              <w:t>6</w:t>
+            </w:r>
+            <w:r>
+              <w:rPr>
                 <w:webHidden/>
               </w:rPr>
               <w:fldChar w:fldCharType="end"/>
@@ -4324,17 +5547,24 @@
               <w:color w:val="auto"/>
               <w:sz w:val="24"/>
               <w:szCs w:val="24"/>
-              <w:lang w:val="en-US"/>
+              <w:lang w:val="en-US" w:eastAsia="zh-TW"/>
             </w:rPr>
           </w:pPr>
-          <w:hyperlink w:anchor="_Toc218704073" w:history="1">
+          <w:hyperlink w:anchor="_Toc238200793" w:history="1">
             <w:r>
               <w:rPr>
                 <w:rStyle w:val="Hyperlink"/>
                 <w:noProof/>
                 <w:lang w:val="en-US"/>
               </w:rPr>
-              <w:t>4.2. Thiết kế tương tác tự động hóa</w:t>
+              <w:t>4.1.</w:t>
+            </w:r>
+            <w:r>
+              <w:rPr>
+                <w:rStyle w:val="Hyperlink"/>
+                <w:noProof/>
+              </w:rPr>
+              <w:t xml:space="preserve"> System Architecture</w:t>
             </w:r>
             <w:r>
               <w:rPr>
@@ -4355,7 +5585,7 @@
                 <w:noProof/>
                 <w:webHidden/>
               </w:rPr>
-              <w:instrText xml:space="preserve"> PAGEREF _Toc218704073 \h </w:instrText>
+              <w:instrText xml:space="preserve"> PAGEREF _Toc238200793 \h </w:instrText>
             </w:r>
             <w:r>
               <w:rPr>
@@ -4375,7 +5605,493 @@
                 <w:noProof/>
                 <w:webHidden/>
               </w:rPr>
-              <w:t>24</w:t>
+              <w:t>7</w:t>
+            </w:r>
+            <w:r>
+              <w:rPr>
+                <w:noProof/>
+                <w:webHidden/>
+              </w:rPr>
+              <w:fldChar w:fldCharType="end"/>
+            </w:r>
+          </w:hyperlink>
+        </w:p>
+        <w:p>
+          <w:pPr>
+            <w:pStyle w:val="TOC3"/>
+            <w:tabs>
+              <w:tab w:val="right" w:leader="dot" w:pos="8777"/>
+            </w:tabs>
+            <w:rPr>
+              <w:rFonts w:asciiTheme="minorHAnsi" w:eastAsiaTheme="minorEastAsia" w:hAnsiTheme="minorHAnsi"/>
+              <w:noProof/>
+              <w:color w:val="auto"/>
+              <w:sz w:val="24"/>
+              <w:szCs w:val="24"/>
+              <w:lang w:val="en-US" w:eastAsia="zh-TW"/>
+            </w:rPr>
+          </w:pPr>
+          <w:hyperlink w:anchor="_Toc238200794" w:history="1">
+            <w:r>
+              <w:rPr>
+                <w:rStyle w:val="Hyperlink"/>
+                <w:noProof/>
+                <w:lang w:val="en-US"/>
+              </w:rPr>
+              <w:t>4.1.1.</w:t>
+            </w:r>
+            <w:r>
+              <w:rPr>
+                <w:rStyle w:val="Hyperlink"/>
+                <w:noProof/>
+              </w:rPr>
+              <w:t xml:space="preserve"> Client Layer</w:t>
+            </w:r>
+            <w:r>
+              <w:rPr>
+                <w:noProof/>
+                <w:webHidden/>
+              </w:rPr>
+              <w:tab/>
+            </w:r>
+            <w:r>
+              <w:rPr>
+                <w:noProof/>
+                <w:webHidden/>
+              </w:rPr>
+              <w:fldChar w:fldCharType="begin"/>
+            </w:r>
+            <w:r>
+              <w:rPr>
+                <w:noProof/>
+                <w:webHidden/>
+              </w:rPr>
+              <w:instrText xml:space="preserve"> PAGEREF _Toc238200794 \h </w:instrText>
+            </w:r>
+            <w:r>
+              <w:rPr>
+                <w:noProof/>
+                <w:webHidden/>
+              </w:rPr>
+            </w:r>
+            <w:r>
+              <w:rPr>
+                <w:noProof/>
+                <w:webHidden/>
+              </w:rPr>
+              <w:fldChar w:fldCharType="separate"/>
+            </w:r>
+            <w:r>
+              <w:rPr>
+                <w:noProof/>
+                <w:webHidden/>
+              </w:rPr>
+              <w:t>7</w:t>
+            </w:r>
+            <w:r>
+              <w:rPr>
+                <w:noProof/>
+                <w:webHidden/>
+              </w:rPr>
+              <w:fldChar w:fldCharType="end"/>
+            </w:r>
+          </w:hyperlink>
+        </w:p>
+        <w:p>
+          <w:pPr>
+            <w:pStyle w:val="TOC3"/>
+            <w:tabs>
+              <w:tab w:val="right" w:leader="dot" w:pos="8777"/>
+            </w:tabs>
+            <w:rPr>
+              <w:rFonts w:asciiTheme="minorHAnsi" w:eastAsiaTheme="minorEastAsia" w:hAnsiTheme="minorHAnsi"/>
+              <w:noProof/>
+              <w:color w:val="auto"/>
+              <w:sz w:val="24"/>
+              <w:szCs w:val="24"/>
+              <w:lang w:val="en-US" w:eastAsia="zh-TW"/>
+            </w:rPr>
+          </w:pPr>
+          <w:hyperlink w:anchor="_Toc238200795" w:history="1">
+            <w:r>
+              <w:rPr>
+                <w:rStyle w:val="Hyperlink"/>
+                <w:noProof/>
+                <w:lang w:val="en-US"/>
+              </w:rPr>
+              <w:t>4.1.2.</w:t>
+            </w:r>
+            <w:r>
+              <w:rPr>
+                <w:rStyle w:val="Hyperlink"/>
+                <w:noProof/>
+              </w:rPr>
+              <w:t xml:space="preserve"> Load Balancing &amp; Proxy Layer</w:t>
+            </w:r>
+            <w:r>
+              <w:rPr>
+                <w:noProof/>
+                <w:webHidden/>
+              </w:rPr>
+              <w:tab/>
+            </w:r>
+            <w:r>
+              <w:rPr>
+                <w:noProof/>
+                <w:webHidden/>
+              </w:rPr>
+              <w:fldChar w:fldCharType="begin"/>
+            </w:r>
+            <w:r>
+              <w:rPr>
+                <w:noProof/>
+                <w:webHidden/>
+              </w:rPr>
+              <w:instrText xml:space="preserve"> PAGEREF _Toc238200795 \h </w:instrText>
+            </w:r>
+            <w:r>
+              <w:rPr>
+                <w:noProof/>
+                <w:webHidden/>
+              </w:rPr>
+            </w:r>
+            <w:r>
+              <w:rPr>
+                <w:noProof/>
+                <w:webHidden/>
+              </w:rPr>
+              <w:fldChar w:fldCharType="separate"/>
+            </w:r>
+            <w:r>
+              <w:rPr>
+                <w:noProof/>
+                <w:webHidden/>
+              </w:rPr>
+              <w:t>7</w:t>
+            </w:r>
+            <w:r>
+              <w:rPr>
+                <w:noProof/>
+                <w:webHidden/>
+              </w:rPr>
+              <w:fldChar w:fldCharType="end"/>
+            </w:r>
+          </w:hyperlink>
+        </w:p>
+        <w:p>
+          <w:pPr>
+            <w:pStyle w:val="TOC3"/>
+            <w:tabs>
+              <w:tab w:val="right" w:leader="dot" w:pos="8777"/>
+            </w:tabs>
+            <w:rPr>
+              <w:rFonts w:asciiTheme="minorHAnsi" w:eastAsiaTheme="minorEastAsia" w:hAnsiTheme="minorHAnsi"/>
+              <w:noProof/>
+              <w:color w:val="auto"/>
+              <w:sz w:val="24"/>
+              <w:szCs w:val="24"/>
+              <w:lang w:val="en-US" w:eastAsia="zh-TW"/>
+            </w:rPr>
+          </w:pPr>
+          <w:hyperlink w:anchor="_Toc238200796" w:history="1">
+            <w:r>
+              <w:rPr>
+                <w:rStyle w:val="Hyperlink"/>
+                <w:noProof/>
+                <w:lang w:val="en-US"/>
+              </w:rPr>
+              <w:t>4.1.3.</w:t>
+            </w:r>
+            <w:r>
+              <w:rPr>
+                <w:rStyle w:val="Hyperlink"/>
+                <w:noProof/>
+              </w:rPr>
+              <w:t xml:space="preserve"> Application &amp; Service Layer (Node.js API)</w:t>
+            </w:r>
+            <w:r>
+              <w:rPr>
+                <w:noProof/>
+                <w:webHidden/>
+              </w:rPr>
+              <w:tab/>
+            </w:r>
+            <w:r>
+              <w:rPr>
+                <w:noProof/>
+                <w:webHidden/>
+              </w:rPr>
+              <w:fldChar w:fldCharType="begin"/>
+            </w:r>
+            <w:r>
+              <w:rPr>
+                <w:noProof/>
+                <w:webHidden/>
+              </w:rPr>
+              <w:instrText xml:space="preserve"> PAGEREF _Toc238200796 \h </w:instrText>
+            </w:r>
+            <w:r>
+              <w:rPr>
+                <w:noProof/>
+                <w:webHidden/>
+              </w:rPr>
+            </w:r>
+            <w:r>
+              <w:rPr>
+                <w:noProof/>
+                <w:webHidden/>
+              </w:rPr>
+              <w:fldChar w:fldCharType="separate"/>
+            </w:r>
+            <w:r>
+              <w:rPr>
+                <w:noProof/>
+                <w:webHidden/>
+              </w:rPr>
+              <w:t>7</w:t>
+            </w:r>
+            <w:r>
+              <w:rPr>
+                <w:noProof/>
+                <w:webHidden/>
+              </w:rPr>
+              <w:fldChar w:fldCharType="end"/>
+            </w:r>
+          </w:hyperlink>
+        </w:p>
+        <w:p>
+          <w:pPr>
+            <w:pStyle w:val="TOC3"/>
+            <w:tabs>
+              <w:tab w:val="right" w:leader="dot" w:pos="8777"/>
+            </w:tabs>
+            <w:rPr>
+              <w:rFonts w:asciiTheme="minorHAnsi" w:eastAsiaTheme="minorEastAsia" w:hAnsiTheme="minorHAnsi"/>
+              <w:noProof/>
+              <w:color w:val="auto"/>
+              <w:sz w:val="24"/>
+              <w:szCs w:val="24"/>
+              <w:lang w:val="en-US" w:eastAsia="zh-TW"/>
+            </w:rPr>
+          </w:pPr>
+          <w:hyperlink w:anchor="_Toc238200797" w:history="1">
+            <w:r>
+              <w:rPr>
+                <w:rStyle w:val="Hyperlink"/>
+                <w:noProof/>
+                <w:lang w:val="en-US"/>
+              </w:rPr>
+              <w:t>4.1.4.</w:t>
+            </w:r>
+            <w:r>
+              <w:rPr>
+                <w:rStyle w:val="Hyperlink"/>
+                <w:noProof/>
+              </w:rPr>
+              <w:t xml:space="preserve"> Message Broker Layer (RabbitMQ)</w:t>
+            </w:r>
+            <w:r>
+              <w:rPr>
+                <w:noProof/>
+                <w:webHidden/>
+              </w:rPr>
+              <w:tab/>
+            </w:r>
+            <w:r>
+              <w:rPr>
+                <w:noProof/>
+                <w:webHidden/>
+              </w:rPr>
+              <w:fldChar w:fldCharType="begin"/>
+            </w:r>
+            <w:r>
+              <w:rPr>
+                <w:noProof/>
+                <w:webHidden/>
+              </w:rPr>
+              <w:instrText xml:space="preserve"> PAGEREF _Toc238200797 \h </w:instrText>
+            </w:r>
+            <w:r>
+              <w:rPr>
+                <w:noProof/>
+                <w:webHidden/>
+              </w:rPr>
+            </w:r>
+            <w:r>
+              <w:rPr>
+                <w:noProof/>
+                <w:webHidden/>
+              </w:rPr>
+              <w:fldChar w:fldCharType="separate"/>
+            </w:r>
+            <w:r>
+              <w:rPr>
+                <w:noProof/>
+                <w:webHidden/>
+              </w:rPr>
+              <w:t>7</w:t>
+            </w:r>
+            <w:r>
+              <w:rPr>
+                <w:noProof/>
+                <w:webHidden/>
+              </w:rPr>
+              <w:fldChar w:fldCharType="end"/>
+            </w:r>
+          </w:hyperlink>
+        </w:p>
+        <w:p>
+          <w:pPr>
+            <w:pStyle w:val="TOC3"/>
+            <w:tabs>
+              <w:tab w:val="right" w:leader="dot" w:pos="8777"/>
+            </w:tabs>
+            <w:rPr>
+              <w:rFonts w:asciiTheme="minorHAnsi" w:eastAsiaTheme="minorEastAsia" w:hAnsiTheme="minorHAnsi"/>
+              <w:noProof/>
+              <w:color w:val="auto"/>
+              <w:sz w:val="24"/>
+              <w:szCs w:val="24"/>
+              <w:lang w:val="en-US" w:eastAsia="zh-TW"/>
+            </w:rPr>
+          </w:pPr>
+          <w:hyperlink w:anchor="_Toc238200798" w:history="1">
+            <w:r>
+              <w:rPr>
+                <w:rStyle w:val="Hyperlink"/>
+                <w:noProof/>
+                <w:lang w:val="en-US"/>
+              </w:rPr>
+              <w:t>4.1.5.</w:t>
+            </w:r>
+            <w:r>
+              <w:rPr>
+                <w:rStyle w:val="Hyperlink"/>
+                <w:noProof/>
+              </w:rPr>
+              <w:t xml:space="preserve"> Caching &amp; In-Memory Storage (Redis)</w:t>
+            </w:r>
+            <w:r>
+              <w:rPr>
+                <w:noProof/>
+                <w:webHidden/>
+              </w:rPr>
+              <w:tab/>
+            </w:r>
+            <w:r>
+              <w:rPr>
+                <w:noProof/>
+                <w:webHidden/>
+              </w:rPr>
+              <w:fldChar w:fldCharType="begin"/>
+            </w:r>
+            <w:r>
+              <w:rPr>
+                <w:noProof/>
+                <w:webHidden/>
+              </w:rPr>
+              <w:instrText xml:space="preserve"> PAGEREF _Toc238200798 \h </w:instrText>
+            </w:r>
+            <w:r>
+              <w:rPr>
+                <w:noProof/>
+                <w:webHidden/>
+              </w:rPr>
+            </w:r>
+            <w:r>
+              <w:rPr>
+                <w:noProof/>
+                <w:webHidden/>
+              </w:rPr>
+              <w:fldChar w:fldCharType="separate"/>
+            </w:r>
+            <w:r>
+              <w:rPr>
+                <w:noProof/>
+                <w:webHidden/>
+              </w:rPr>
+              <w:t>7</w:t>
+            </w:r>
+            <w:r>
+              <w:rPr>
+                <w:noProof/>
+                <w:webHidden/>
+              </w:rPr>
+              <w:fldChar w:fldCharType="end"/>
+            </w:r>
+          </w:hyperlink>
+        </w:p>
+        <w:p>
+          <w:pPr>
+            <w:pStyle w:val="TOC3"/>
+            <w:tabs>
+              <w:tab w:val="right" w:leader="dot" w:pos="8777"/>
+            </w:tabs>
+            <w:rPr>
+              <w:rFonts w:asciiTheme="minorHAnsi" w:eastAsiaTheme="minorEastAsia" w:hAnsiTheme="minorHAnsi"/>
+              <w:noProof/>
+              <w:color w:val="auto"/>
+              <w:sz w:val="24"/>
+              <w:szCs w:val="24"/>
+              <w:lang w:val="en-US" w:eastAsia="zh-TW"/>
+            </w:rPr>
+          </w:pPr>
+          <w:hyperlink w:anchor="_Toc238200799" w:history="1">
+            <w:r>
+              <w:rPr>
+                <w:rStyle w:val="Hyperlink"/>
+                <w:noProof/>
+                <w:lang w:val="en-US"/>
+              </w:rPr>
+              <w:t>4.1.6.</w:t>
+            </w:r>
+            <w:r>
+              <w:rPr>
+                <w:rStyle w:val="Hyperlink"/>
+                <w:noProof/>
+              </w:rPr>
+              <w:t xml:space="preserve"> Database Layer (PostgreSQL)</w:t>
+            </w:r>
+            <w:r>
+              <w:rPr>
+                <w:noProof/>
+                <w:webHidden/>
+              </w:rPr>
+              <w:tab/>
+            </w:r>
+            <w:r>
+              <w:rPr>
+                <w:noProof/>
+                <w:webHidden/>
+              </w:rPr>
+              <w:fldChar w:fldCharType="begin"/>
+            </w:r>
+            <w:r>
+              <w:rPr>
+                <w:noProof/>
+                <w:webHidden/>
+              </w:rPr>
+              <w:instrText xml:space="preserve"> PAGEREF _Toc238200799 \h </w:instrText>
+            </w:r>
+            <w:r>
+              <w:rPr>
+                <w:noProof/>
+                <w:webHidden/>
+              </w:rPr>
+            </w:r>
+            <w:r>
+              <w:rPr>
+                <w:noProof/>
+                <w:webHidden/>
+              </w:rPr>
+              <w:fldChar w:fldCharType="separate"/>
+            </w:r>
+            <w:r>
+              <w:rPr>
+                <w:noProof/>
+                <w:webHidden/>
+              </w:rPr>
+              <w:t>7</w:t>
             </w:r>
             <w:r>
               <w:rPr>
@@ -4398,17 +6114,24 @@
               <w:color w:val="auto"/>
               <w:sz w:val="24"/>
               <w:szCs w:val="24"/>
-              <w:lang w:val="en-US"/>
+              <w:lang w:val="en-US" w:eastAsia="zh-TW"/>
             </w:rPr>
           </w:pPr>
-          <w:hyperlink w:anchor="_Toc218704074" w:history="1">
+          <w:hyperlink w:anchor="_Toc238200800" w:history="1">
             <w:r>
               <w:rPr>
                 <w:rStyle w:val="Hyperlink"/>
                 <w:noProof/>
                 <w:lang w:val="en-US"/>
               </w:rPr>
-              <w:t>4.3. Thiết kế cơ sở dữ liệu</w:t>
+              <w:t>4.2.</w:t>
+            </w:r>
+            <w:r>
+              <w:rPr>
+                <w:rStyle w:val="Hyperlink"/>
+                <w:noProof/>
+              </w:rPr>
+              <w:t xml:space="preserve"> ERD Diagram</w:t>
             </w:r>
             <w:r>
               <w:rPr>
@@ -4429,7 +6152,7 @@
                 <w:noProof/>
                 <w:webHidden/>
               </w:rPr>
-              <w:instrText xml:space="preserve"> PAGEREF _Toc218704074 \h </w:instrText>
+              <w:instrText xml:space="preserve"> PAGEREF _Toc238200800 \h </w:instrText>
             </w:r>
             <w:r>
               <w:rPr>
@@ -4449,7 +6172,7 @@
                 <w:noProof/>
                 <w:webHidden/>
               </w:rPr>
-              <w:t>26</w:t>
+              <w:t>7</w:t>
             </w:r>
             <w:r>
               <w:rPr>
@@ -4472,24 +6195,24 @@
               <w:color w:val="auto"/>
               <w:sz w:val="24"/>
               <w:szCs w:val="24"/>
-              <w:lang w:val="en-US"/>
+              <w:lang w:val="en-US" w:eastAsia="zh-TW"/>
             </w:rPr>
           </w:pPr>
-          <w:hyperlink w:anchor="_Toc218704075" w:history="1">
+          <w:hyperlink w:anchor="_Toc238200801" w:history="1">
             <w:r>
               <w:rPr>
                 <w:rStyle w:val="Hyperlink"/>
                 <w:noProof/>
                 <w:lang w:val="en-US"/>
               </w:rPr>
-              <w:t>4.4.</w:t>
+              <w:t>4.3.</w:t>
             </w:r>
             <w:r>
               <w:rPr>
                 <w:rStyle w:val="Hyperlink"/>
                 <w:noProof/>
               </w:rPr>
-              <w:t xml:space="preserve"> Thiết kế giao diện người dùng</w:t>
+              <w:t xml:space="preserve"> Database Design</w:t>
             </w:r>
             <w:r>
               <w:rPr>
@@ -4510,7 +6233,7 @@
                 <w:noProof/>
                 <w:webHidden/>
               </w:rPr>
-              <w:instrText xml:space="preserve"> PAGEREF _Toc218704075 \h </w:instrText>
+              <w:instrText xml:space="preserve"> PAGEREF _Toc238200801 \h </w:instrText>
             </w:r>
             <w:r>
               <w:rPr>
@@ -4530,7 +6253,7 @@
                 <w:noProof/>
                 <w:webHidden/>
               </w:rPr>
-              <w:t>27</w:t>
+              <w:t>7</w:t>
             </w:r>
             <w:r>
               <w:rPr>
@@ -4553,24 +6276,24 @@
               <w:color w:val="auto"/>
               <w:sz w:val="24"/>
               <w:szCs w:val="24"/>
-              <w:lang w:val="en-US"/>
+              <w:lang w:val="en-US" w:eastAsia="zh-TW"/>
             </w:rPr>
           </w:pPr>
-          <w:hyperlink w:anchor="_Toc218704076" w:history="1">
+          <w:hyperlink w:anchor="_Toc238200802" w:history="1">
             <w:r>
               <w:rPr>
                 <w:rStyle w:val="Hyperlink"/>
                 <w:noProof/>
                 <w:lang w:val="en-US"/>
               </w:rPr>
-              <w:t>4.5.</w:t>
+              <w:t>4.4.</w:t>
             </w:r>
             <w:r>
               <w:rPr>
                 <w:rStyle w:val="Hyperlink"/>
                 <w:noProof/>
               </w:rPr>
-              <w:t xml:space="preserve"> Bộ nhớ và bảo mật</w:t>
+              <w:t xml:space="preserve"> Sequence Diagrams</w:t>
             </w:r>
             <w:r>
               <w:rPr>
@@ -4591,7 +6314,7 @@
                 <w:noProof/>
                 <w:webHidden/>
               </w:rPr>
-              <w:instrText xml:space="preserve"> PAGEREF _Toc218704076 \h </w:instrText>
+              <w:instrText xml:space="preserve"> PAGEREF _Toc238200802 \h </w:instrText>
             </w:r>
             <w:r>
               <w:rPr>
@@ -4611,7 +6334,7 @@
                 <w:noProof/>
                 <w:webHidden/>
               </w:rPr>
-              <w:t>28</w:t>
+              <w:t>7</w:t>
             </w:r>
             <w:r>
               <w:rPr>
@@ -4634,17 +6357,17 @@
               <w:color w:val="auto"/>
               <w:sz w:val="24"/>
               <w:szCs w:val="24"/>
-              <w:lang w:val="en-US"/>
+              <w:lang w:val="en-US" w:eastAsia="zh-TW"/>
             </w:rPr>
           </w:pPr>
-          <w:hyperlink w:anchor="_Toc218704077" w:history="1">
+          <w:hyperlink w:anchor="_Toc238200803" w:history="1">
             <w:r>
               <w:rPr>
                 <w:rStyle w:val="Hyperlink"/>
                 <w:noProof/>
-                <w:lang w:val="en-US"/>
-              </w:rPr>
-              <w:t>4.5.1. Dữ liệu bộ nhớ</w:t>
+                <w:lang w:val="en-US" w:eastAsia="zh-TW"/>
+              </w:rPr>
+              <w:t>4.4.1. Organizer-Scanned Attendance Flow</w:t>
             </w:r>
             <w:r>
               <w:rPr>
@@ -4665,7 +6388,7 @@
                 <w:noProof/>
                 <w:webHidden/>
               </w:rPr>
-              <w:instrText xml:space="preserve"> PAGEREF _Toc218704077 \h </w:instrText>
+              <w:instrText xml:space="preserve"> PAGEREF _Toc238200803 \h </w:instrText>
             </w:r>
             <w:r>
               <w:rPr>
@@ -4685,7 +6408,7 @@
                 <w:noProof/>
                 <w:webHidden/>
               </w:rPr>
-              <w:t>28</w:t>
+              <w:t>7</w:t>
             </w:r>
             <w:r>
               <w:rPr>
@@ -4708,17 +6431,17 @@
               <w:color w:val="auto"/>
               <w:sz w:val="24"/>
               <w:szCs w:val="24"/>
-              <w:lang w:val="en-US"/>
+              <w:lang w:val="en-US" w:eastAsia="zh-TW"/>
             </w:rPr>
           </w:pPr>
-          <w:hyperlink w:anchor="_Toc218704078" w:history="1">
+          <w:hyperlink w:anchor="_Toc238200804" w:history="1">
             <w:r>
               <w:rPr>
                 <w:rStyle w:val="Hyperlink"/>
                 <w:noProof/>
-                <w:lang w:val="en-US"/>
-              </w:rPr>
-              <w:t>4.5.2. Cơ chế bảo mật</w:t>
+                <w:lang w:val="en-US" w:eastAsia="zh-TW"/>
+              </w:rPr>
+              <w:t>4.4.2. Student Self-Check-in Flow via QR Code + GPS Geofencing</w:t>
             </w:r>
             <w:r>
               <w:rPr>
@@ -4739,7 +6462,7 @@
                 <w:noProof/>
                 <w:webHidden/>
               </w:rPr>
-              <w:instrText xml:space="preserve"> PAGEREF _Toc218704078 \h </w:instrText>
+              <w:instrText xml:space="preserve"> PAGEREF _Toc238200804 \h </w:instrText>
             </w:r>
             <w:r>
               <w:rPr>
@@ -4759,7 +6482,7 @@
                 <w:noProof/>
                 <w:webHidden/>
               </w:rPr>
-              <w:t>29</w:t>
+              <w:t>7</w:t>
             </w:r>
             <w:r>
               <w:rPr>
@@ -4772,60 +6495,72 @@
         </w:p>
         <w:p>
           <w:pPr>
-            <w:pStyle w:val="TOC1"/>
+            <w:pStyle w:val="TOC3"/>
+            <w:tabs>
+              <w:tab w:val="right" w:leader="dot" w:pos="8777"/>
+            </w:tabs>
             <w:rPr>
               <w:rFonts w:asciiTheme="minorHAnsi" w:eastAsiaTheme="minorEastAsia" w:hAnsiTheme="minorHAnsi"/>
-              <w:b w:val="0"/>
-              <w:bCs w:val="0"/>
+              <w:noProof/>
               <w:color w:val="auto"/>
               <w:sz w:val="24"/>
               <w:szCs w:val="24"/>
+              <w:lang w:val="en-US" w:eastAsia="zh-TW"/>
             </w:rPr>
           </w:pPr>
-          <w:hyperlink w:anchor="_Toc218704079" w:history="1">
+          <w:hyperlink w:anchor="_Toc238200805" w:history="1">
             <w:r>
               <w:rPr>
                 <w:rStyle w:val="Hyperlink"/>
-              </w:rPr>
-              <w:t>CHƯƠNG 5. PHÁT TRIỂN VÀ KIỂM THỬ</w:t>
-            </w:r>
-            <w:r>
-              <w:rPr>
+                <w:noProof/>
+                <w:lang w:val="en-US" w:eastAsia="zh-TW"/>
+              </w:rPr>
+              <w:t>4.4.3. Smart Event Recommendation Flow</w:t>
+            </w:r>
+            <w:r>
+              <w:rPr>
+                <w:noProof/>
                 <w:webHidden/>
               </w:rPr>
               <w:tab/>
             </w:r>
             <w:r>
               <w:rPr>
+                <w:noProof/>
                 <w:webHidden/>
               </w:rPr>
               <w:fldChar w:fldCharType="begin"/>
             </w:r>
             <w:r>
               <w:rPr>
-                <w:webHidden/>
-              </w:rPr>
-              <w:instrText xml:space="preserve"> PAGEREF _Toc218704079 \h </w:instrText>
-            </w:r>
-            <w:r>
-              <w:rPr>
-                <w:webHidden/>
-              </w:rPr>
-            </w:r>
-            <w:r>
-              <w:rPr>
+                <w:noProof/>
+                <w:webHidden/>
+              </w:rPr>
+              <w:instrText xml:space="preserve"> PAGEREF _Toc238200805 \h </w:instrText>
+            </w:r>
+            <w:r>
+              <w:rPr>
+                <w:noProof/>
+                <w:webHidden/>
+              </w:rPr>
+            </w:r>
+            <w:r>
+              <w:rPr>
+                <w:noProof/>
                 <w:webHidden/>
               </w:rPr>
               <w:fldChar w:fldCharType="separate"/>
             </w:r>
             <w:r>
               <w:rPr>
-                <w:webHidden/>
-              </w:rPr>
-              <w:t>31</w:t>
-            </w:r>
-            <w:r>
-              <w:rPr>
+                <w:noProof/>
+                <w:webHidden/>
+              </w:rPr>
+              <w:t>7</w:t>
+            </w:r>
+            <w:r>
+              <w:rPr>
+                <w:noProof/>
                 <w:webHidden/>
               </w:rPr>
               <w:fldChar w:fldCharType="end"/>
@@ -4844,14 +6579,151 @@
               <w:color w:val="auto"/>
               <w:sz w:val="24"/>
               <w:szCs w:val="24"/>
-              <w:lang w:val="en-US"/>
+              <w:lang w:val="en-US" w:eastAsia="zh-TW"/>
             </w:rPr>
           </w:pPr>
-          <w:hyperlink w:anchor="_Toc218704080" w:history="1">
+          <w:hyperlink w:anchor="_Toc238200806" w:history="1">
             <w:r>
               <w:rPr>
                 <w:rStyle w:val="Hyperlink"/>
                 <w:noProof/>
+                <w:lang w:val="en-US" w:eastAsia="zh-TW"/>
+              </w:rPr>
+              <w:t>4.5. User Interface Design</w:t>
+            </w:r>
+            <w:r>
+              <w:rPr>
+                <w:noProof/>
+                <w:webHidden/>
+              </w:rPr>
+              <w:tab/>
+            </w:r>
+            <w:r>
+              <w:rPr>
+                <w:noProof/>
+                <w:webHidden/>
+              </w:rPr>
+              <w:fldChar w:fldCharType="begin"/>
+            </w:r>
+            <w:r>
+              <w:rPr>
+                <w:noProof/>
+                <w:webHidden/>
+              </w:rPr>
+              <w:instrText xml:space="preserve"> PAGEREF _Toc238200806 \h </w:instrText>
+            </w:r>
+            <w:r>
+              <w:rPr>
+                <w:noProof/>
+                <w:webHidden/>
+              </w:rPr>
+            </w:r>
+            <w:r>
+              <w:rPr>
+                <w:noProof/>
+                <w:webHidden/>
+              </w:rPr>
+              <w:fldChar w:fldCharType="separate"/>
+            </w:r>
+            <w:r>
+              <w:rPr>
+                <w:noProof/>
+                <w:webHidden/>
+              </w:rPr>
+              <w:t>7</w:t>
+            </w:r>
+            <w:r>
+              <w:rPr>
+                <w:noProof/>
+                <w:webHidden/>
+              </w:rPr>
+              <w:fldChar w:fldCharType="end"/>
+            </w:r>
+          </w:hyperlink>
+        </w:p>
+        <w:p>
+          <w:pPr>
+            <w:pStyle w:val="TOC1"/>
+            <w:rPr>
+              <w:rFonts w:asciiTheme="minorHAnsi" w:eastAsiaTheme="minorEastAsia" w:hAnsiTheme="minorHAnsi"/>
+              <w:b w:val="0"/>
+              <w:bCs w:val="0"/>
+              <w:color w:val="auto"/>
+              <w:sz w:val="24"/>
+              <w:szCs w:val="24"/>
+              <w:lang w:eastAsia="zh-TW"/>
+            </w:rPr>
+          </w:pPr>
+          <w:hyperlink w:anchor="_Toc238200807" w:history="1">
+            <w:r>
+              <w:rPr>
+                <w:rStyle w:val="Hyperlink"/>
+              </w:rPr>
+              <w:t>CHAPTER 5. DEVELOPMENT AND TESTING</w:t>
+            </w:r>
+            <w:r>
+              <w:rPr>
+                <w:webHidden/>
+              </w:rPr>
+              <w:tab/>
+            </w:r>
+            <w:r>
+              <w:rPr>
+                <w:webHidden/>
+              </w:rPr>
+              <w:fldChar w:fldCharType="begin"/>
+            </w:r>
+            <w:r>
+              <w:rPr>
+                <w:webHidden/>
+              </w:rPr>
+              <w:instrText xml:space="preserve"> PAGEREF _Toc238200807 \h </w:instrText>
+            </w:r>
+            <w:r>
+              <w:rPr>
+                <w:webHidden/>
+              </w:rPr>
+            </w:r>
+            <w:r>
+              <w:rPr>
+                <w:webHidden/>
+              </w:rPr>
+              <w:fldChar w:fldCharType="separate"/>
+            </w:r>
+            <w:r>
+              <w:rPr>
+                <w:webHidden/>
+              </w:rPr>
+              <w:t>7</w:t>
+            </w:r>
+            <w:r>
+              <w:rPr>
+                <w:webHidden/>
+              </w:rPr>
+              <w:fldChar w:fldCharType="end"/>
+            </w:r>
+          </w:hyperlink>
+        </w:p>
+        <w:p>
+          <w:pPr>
+            <w:pStyle w:val="TOC2"/>
+            <w:tabs>
+              <w:tab w:val="right" w:leader="dot" w:pos="8777"/>
+            </w:tabs>
+            <w:rPr>
+              <w:rFonts w:asciiTheme="minorHAnsi" w:eastAsiaTheme="minorEastAsia" w:hAnsiTheme="minorHAnsi"/>
+              <w:noProof/>
+              <w:color w:val="auto"/>
+              <w:sz w:val="24"/>
+              <w:szCs w:val="24"/>
+              <w:lang w:val="en-US" w:eastAsia="zh-TW"/>
+            </w:rPr>
+          </w:pPr>
+          <w:hyperlink w:anchor="_Toc238200808" w:history="1">
+            <w:r>
+              <w:rPr>
+                <w:rStyle w:val="Hyperlink"/>
+                <w:noProof/>
                 <w:lang w:val="en-US"/>
               </w:rPr>
               <w:t>5.1.</w:t>
@@ -4861,22 +6733,88 @@
                 <w:rStyle w:val="Hyperlink"/>
                 <w:noProof/>
               </w:rPr>
-              <w:t xml:space="preserve"> Môi trường</w:t>
-            </w:r>
+              <w:t xml:space="preserve"> Development Environment and Tools</w:t>
+            </w:r>
+            <w:r>
+              <w:rPr>
+                <w:noProof/>
+                <w:webHidden/>
+              </w:rPr>
+              <w:tab/>
+            </w:r>
+            <w:r>
+              <w:rPr>
+                <w:noProof/>
+                <w:webHidden/>
+              </w:rPr>
+              <w:fldChar w:fldCharType="begin"/>
+            </w:r>
+            <w:r>
+              <w:rPr>
+                <w:noProof/>
+                <w:webHidden/>
+              </w:rPr>
+              <w:instrText xml:space="preserve"> PAGEREF _Toc238200808 \h </w:instrText>
+            </w:r>
+            <w:r>
+              <w:rPr>
+                <w:noProof/>
+                <w:webHidden/>
+              </w:rPr>
+            </w:r>
+            <w:r>
+              <w:rPr>
+                <w:noProof/>
+                <w:webHidden/>
+              </w:rPr>
+              <w:fldChar w:fldCharType="separate"/>
+            </w:r>
+            <w:r>
+              <w:rPr>
+                <w:noProof/>
+                <w:webHidden/>
+              </w:rPr>
+              <w:t>7</w:t>
+            </w:r>
+            <w:r>
+              <w:rPr>
+                <w:noProof/>
+                <w:webHidden/>
+              </w:rPr>
+              <w:fldChar w:fldCharType="end"/>
+            </w:r>
+          </w:hyperlink>
+        </w:p>
+        <w:p>
+          <w:pPr>
+            <w:pStyle w:val="TOC2"/>
+            <w:tabs>
+              <w:tab w:val="right" w:leader="dot" w:pos="8777"/>
+            </w:tabs>
+            <w:rPr>
+              <w:rFonts w:asciiTheme="minorHAnsi" w:eastAsiaTheme="minorEastAsia" w:hAnsiTheme="minorHAnsi"/>
+              <w:noProof/>
+              <w:color w:val="auto"/>
+              <w:sz w:val="24"/>
+              <w:szCs w:val="24"/>
+              <w:lang w:val="en-US" w:eastAsia="zh-TW"/>
+            </w:rPr>
+          </w:pPr>
+          <w:hyperlink w:anchor="_Toc238200809" w:history="1">
             <w:r>
               <w:rPr>
                 <w:rStyle w:val="Hyperlink"/>
                 <w:noProof/>
                 <w:lang w:val="en-US"/>
               </w:rPr>
-              <w:t xml:space="preserve"> và công cụ</w:t>
+              <w:t>5.2.</w:t>
             </w:r>
             <w:r>
               <w:rPr>
                 <w:rStyle w:val="Hyperlink"/>
                 <w:noProof/>
               </w:rPr>
-              <w:t xml:space="preserve"> phát triển</w:t>
+              <w:t xml:space="preserve"> Source Code Structure &amp; Module Implementation</w:t>
             </w:r>
             <w:r>
               <w:rPr>
@@ -4897,7 +6835,7 @@
                 <w:noProof/>
                 <w:webHidden/>
               </w:rPr>
-              <w:instrText xml:space="preserve"> PAGEREF _Toc218704080 \h </w:instrText>
+              <w:instrText xml:space="preserve"> PAGEREF _Toc238200809 \h </w:instrText>
             </w:r>
             <w:r>
               <w:rPr>
@@ -4917,7 +6855,394 @@
                 <w:noProof/>
                 <w:webHidden/>
               </w:rPr>
-              <w:t>31</w:t>
+              <w:t>7</w:t>
+            </w:r>
+            <w:r>
+              <w:rPr>
+                <w:noProof/>
+                <w:webHidden/>
+              </w:rPr>
+              <w:fldChar w:fldCharType="end"/>
+            </w:r>
+          </w:hyperlink>
+        </w:p>
+        <w:p>
+          <w:pPr>
+            <w:pStyle w:val="TOC2"/>
+            <w:tabs>
+              <w:tab w:val="right" w:leader="dot" w:pos="8777"/>
+            </w:tabs>
+            <w:rPr>
+              <w:rFonts w:asciiTheme="minorHAnsi" w:eastAsiaTheme="minorEastAsia" w:hAnsiTheme="minorHAnsi"/>
+              <w:noProof/>
+              <w:color w:val="auto"/>
+              <w:sz w:val="24"/>
+              <w:szCs w:val="24"/>
+              <w:lang w:val="en-US" w:eastAsia="zh-TW"/>
+            </w:rPr>
+          </w:pPr>
+          <w:hyperlink w:anchor="_Toc238200810" w:history="1">
+            <w:r>
+              <w:rPr>
+                <w:rStyle w:val="Hyperlink"/>
+                <w:noProof/>
+                <w:lang w:val="en-US"/>
+              </w:rPr>
+              <w:t>5.3.</w:t>
+            </w:r>
+            <w:r>
+              <w:rPr>
+                <w:rStyle w:val="Hyperlink"/>
+                <w:noProof/>
+              </w:rPr>
+              <w:t xml:space="preserve"> Infrastructure Deployment &amp; Load Balancing</w:t>
+            </w:r>
+            <w:r>
+              <w:rPr>
+                <w:noProof/>
+                <w:webHidden/>
+              </w:rPr>
+              <w:tab/>
+            </w:r>
+            <w:r>
+              <w:rPr>
+                <w:noProof/>
+                <w:webHidden/>
+              </w:rPr>
+              <w:fldChar w:fldCharType="begin"/>
+            </w:r>
+            <w:r>
+              <w:rPr>
+                <w:noProof/>
+                <w:webHidden/>
+              </w:rPr>
+              <w:instrText xml:space="preserve"> PAGEREF _Toc238200810 \h </w:instrText>
+            </w:r>
+            <w:r>
+              <w:rPr>
+                <w:noProof/>
+                <w:webHidden/>
+              </w:rPr>
+            </w:r>
+            <w:r>
+              <w:rPr>
+                <w:noProof/>
+                <w:webHidden/>
+              </w:rPr>
+              <w:fldChar w:fldCharType="separate"/>
+            </w:r>
+            <w:r>
+              <w:rPr>
+                <w:noProof/>
+                <w:webHidden/>
+              </w:rPr>
+              <w:t>7</w:t>
+            </w:r>
+            <w:r>
+              <w:rPr>
+                <w:noProof/>
+                <w:webHidden/>
+              </w:rPr>
+              <w:fldChar w:fldCharType="end"/>
+            </w:r>
+          </w:hyperlink>
+        </w:p>
+        <w:p>
+          <w:pPr>
+            <w:pStyle w:val="TOC2"/>
+            <w:tabs>
+              <w:tab w:val="right" w:leader="dot" w:pos="8777"/>
+            </w:tabs>
+            <w:rPr>
+              <w:rFonts w:asciiTheme="minorHAnsi" w:eastAsiaTheme="minorEastAsia" w:hAnsiTheme="minorHAnsi"/>
+              <w:noProof/>
+              <w:color w:val="auto"/>
+              <w:sz w:val="24"/>
+              <w:szCs w:val="24"/>
+              <w:lang w:val="en-US" w:eastAsia="zh-TW"/>
+            </w:rPr>
+          </w:pPr>
+          <w:hyperlink w:anchor="_Toc238200811" w:history="1">
+            <w:r>
+              <w:rPr>
+                <w:rStyle w:val="Hyperlink"/>
+                <w:noProof/>
+                <w:lang w:val="en-US"/>
+              </w:rPr>
+              <w:t>5.4.</w:t>
+            </w:r>
+            <w:r>
+              <w:rPr>
+                <w:rStyle w:val="Hyperlink"/>
+                <w:noProof/>
+              </w:rPr>
+              <w:t xml:space="preserve"> System Testing Results</w:t>
+            </w:r>
+            <w:r>
+              <w:rPr>
+                <w:noProof/>
+                <w:webHidden/>
+              </w:rPr>
+              <w:tab/>
+            </w:r>
+            <w:r>
+              <w:rPr>
+                <w:noProof/>
+                <w:webHidden/>
+              </w:rPr>
+              <w:fldChar w:fldCharType="begin"/>
+            </w:r>
+            <w:r>
+              <w:rPr>
+                <w:noProof/>
+                <w:webHidden/>
+              </w:rPr>
+              <w:instrText xml:space="preserve"> PAGEREF _Toc238200811 \h </w:instrText>
+            </w:r>
+            <w:r>
+              <w:rPr>
+                <w:noProof/>
+                <w:webHidden/>
+              </w:rPr>
+            </w:r>
+            <w:r>
+              <w:rPr>
+                <w:noProof/>
+                <w:webHidden/>
+              </w:rPr>
+              <w:fldChar w:fldCharType="separate"/>
+            </w:r>
+            <w:r>
+              <w:rPr>
+                <w:noProof/>
+                <w:webHidden/>
+              </w:rPr>
+              <w:t>7</w:t>
+            </w:r>
+            <w:r>
+              <w:rPr>
+                <w:noProof/>
+                <w:webHidden/>
+              </w:rPr>
+              <w:fldChar w:fldCharType="end"/>
+            </w:r>
+          </w:hyperlink>
+        </w:p>
+        <w:p>
+          <w:pPr>
+            <w:pStyle w:val="TOC2"/>
+            <w:tabs>
+              <w:tab w:val="right" w:leader="dot" w:pos="8777"/>
+            </w:tabs>
+            <w:rPr>
+              <w:rFonts w:asciiTheme="minorHAnsi" w:eastAsiaTheme="minorEastAsia" w:hAnsiTheme="minorHAnsi"/>
+              <w:noProof/>
+              <w:color w:val="auto"/>
+              <w:sz w:val="24"/>
+              <w:szCs w:val="24"/>
+              <w:lang w:val="en-US" w:eastAsia="zh-TW"/>
+            </w:rPr>
+          </w:pPr>
+          <w:hyperlink w:anchor="_Toc238200812" w:history="1">
+            <w:r>
+              <w:rPr>
+                <w:rStyle w:val="Hyperlink"/>
+                <w:noProof/>
+                <w:lang w:val="en-US"/>
+              </w:rPr>
+              <w:t>5.5.</w:t>
+            </w:r>
+            <w:r>
+              <w:rPr>
+                <w:rStyle w:val="Hyperlink"/>
+                <w:noProof/>
+              </w:rPr>
+              <w:t xml:space="preserve"> Challenges and Lessons Learned</w:t>
+            </w:r>
+            <w:r>
+              <w:rPr>
+                <w:noProof/>
+                <w:webHidden/>
+              </w:rPr>
+              <w:tab/>
+            </w:r>
+            <w:r>
+              <w:rPr>
+                <w:noProof/>
+                <w:webHidden/>
+              </w:rPr>
+              <w:fldChar w:fldCharType="begin"/>
+            </w:r>
+            <w:r>
+              <w:rPr>
+                <w:noProof/>
+                <w:webHidden/>
+              </w:rPr>
+              <w:instrText xml:space="preserve"> PAGEREF _Toc238200812 \h </w:instrText>
+            </w:r>
+            <w:r>
+              <w:rPr>
+                <w:noProof/>
+                <w:webHidden/>
+              </w:rPr>
+            </w:r>
+            <w:r>
+              <w:rPr>
+                <w:noProof/>
+                <w:webHidden/>
+              </w:rPr>
+              <w:fldChar w:fldCharType="separate"/>
+            </w:r>
+            <w:r>
+              <w:rPr>
+                <w:noProof/>
+                <w:webHidden/>
+              </w:rPr>
+              <w:t>7</w:t>
+            </w:r>
+            <w:r>
+              <w:rPr>
+                <w:noProof/>
+                <w:webHidden/>
+              </w:rPr>
+              <w:fldChar w:fldCharType="end"/>
+            </w:r>
+          </w:hyperlink>
+        </w:p>
+        <w:p>
+          <w:pPr>
+            <w:pStyle w:val="TOC1"/>
+            <w:rPr>
+              <w:rFonts w:asciiTheme="minorHAnsi" w:eastAsiaTheme="minorEastAsia" w:hAnsiTheme="minorHAnsi"/>
+              <w:b w:val="0"/>
+              <w:bCs w:val="0"/>
+              <w:color w:val="auto"/>
+              <w:sz w:val="24"/>
+              <w:szCs w:val="24"/>
+              <w:lang w:eastAsia="zh-TW"/>
+            </w:rPr>
+          </w:pPr>
+          <w:hyperlink w:anchor="_Toc238200813" w:history="1">
+            <w:r>
+              <w:rPr>
+                <w:rStyle w:val="Hyperlink"/>
+              </w:rPr>
+              <w:t>CHAPTER 6. SYSTEM DEPLOYMENT AND EVALUATION</w:t>
+            </w:r>
+            <w:r>
+              <w:rPr>
+                <w:webHidden/>
+              </w:rPr>
+              <w:tab/>
+            </w:r>
+            <w:r>
+              <w:rPr>
+                <w:webHidden/>
+              </w:rPr>
+              <w:fldChar w:fldCharType="begin"/>
+            </w:r>
+            <w:r>
+              <w:rPr>
+                <w:webHidden/>
+              </w:rPr>
+              <w:instrText xml:space="preserve"> PAGEREF _Toc238200813 \h </w:instrText>
+            </w:r>
+            <w:r>
+              <w:rPr>
+                <w:webHidden/>
+              </w:rPr>
+            </w:r>
+            <w:r>
+              <w:rPr>
+                <w:webHidden/>
+              </w:rPr>
+              <w:fldChar w:fldCharType="separate"/>
+            </w:r>
+            <w:r>
+              <w:rPr>
+                <w:webHidden/>
+              </w:rPr>
+              <w:t>7</w:t>
+            </w:r>
+            <w:r>
+              <w:rPr>
+                <w:webHidden/>
+              </w:rPr>
+              <w:fldChar w:fldCharType="end"/>
+            </w:r>
+          </w:hyperlink>
+        </w:p>
+        <w:p>
+          <w:pPr>
+            <w:pStyle w:val="TOC2"/>
+            <w:tabs>
+              <w:tab w:val="right" w:leader="dot" w:pos="8777"/>
+            </w:tabs>
+            <w:rPr>
+              <w:rFonts w:asciiTheme="minorHAnsi" w:eastAsiaTheme="minorEastAsia" w:hAnsiTheme="minorHAnsi"/>
+              <w:noProof/>
+              <w:color w:val="auto"/>
+              <w:sz w:val="24"/>
+              <w:szCs w:val="24"/>
+              <w:lang w:val="en-US" w:eastAsia="zh-TW"/>
+            </w:rPr>
+          </w:pPr>
+          <w:hyperlink w:anchor="_Toc238200814" w:history="1">
+            <w:r>
+              <w:rPr>
+                <w:rStyle w:val="Hyperlink"/>
+                <w:noProof/>
+                <w:lang w:val="en-US"/>
+              </w:rPr>
+              <w:t>6.1.</w:t>
+            </w:r>
+            <w:r>
+              <w:rPr>
+                <w:rStyle w:val="Hyperlink"/>
+                <w:noProof/>
+              </w:rPr>
+              <w:t xml:space="preserve"> Infrastructure Deployment Strategy</w:t>
+            </w:r>
+            <w:r>
+              <w:rPr>
+                <w:noProof/>
+                <w:webHidden/>
+              </w:rPr>
+              <w:tab/>
+            </w:r>
+            <w:r>
+              <w:rPr>
+                <w:noProof/>
+                <w:webHidden/>
+              </w:rPr>
+              <w:fldChar w:fldCharType="begin"/>
+            </w:r>
+            <w:r>
+              <w:rPr>
+                <w:noProof/>
+                <w:webHidden/>
+              </w:rPr>
+              <w:instrText xml:space="preserve"> PAGEREF _Toc238200814 \h </w:instrText>
+            </w:r>
+            <w:r>
+              <w:rPr>
+                <w:noProof/>
+                <w:webHidden/>
+              </w:rPr>
+            </w:r>
+            <w:r>
+              <w:rPr>
+                <w:noProof/>
+                <w:webHidden/>
+              </w:rPr>
+              <w:fldChar w:fldCharType="separate"/>
+            </w:r>
+            <w:r>
+              <w:rPr>
+                <w:noProof/>
+                <w:webHidden/>
+              </w:rPr>
+              <w:t>8</w:t>
             </w:r>
             <w:r>
               <w:rPr>
@@ -4940,17 +7265,24 @@
               <w:color w:val="auto"/>
               <w:sz w:val="24"/>
               <w:szCs w:val="24"/>
-              <w:lang w:val="en-US"/>
+              <w:lang w:val="en-US" w:eastAsia="zh-TW"/>
             </w:rPr>
           </w:pPr>
-          <w:hyperlink w:anchor="_Toc218704081" w:history="1">
+          <w:hyperlink w:anchor="_Toc238200815" w:history="1">
             <w:r>
               <w:rPr>
                 <w:rStyle w:val="Hyperlink"/>
                 <w:noProof/>
                 <w:lang w:val="en-US"/>
               </w:rPr>
-              <w:t>5.1.1. Môi trường phát triển</w:t>
+              <w:t>6.1.1.</w:t>
+            </w:r>
+            <w:r>
+              <w:rPr>
+                <w:rStyle w:val="Hyperlink"/>
+                <w:noProof/>
+              </w:rPr>
+              <w:t xml:space="preserve"> Containerization with Docker &amp; Docker Compose</w:t>
             </w:r>
             <w:r>
               <w:rPr>
@@ -4971,7 +7303,7 @@
                 <w:noProof/>
                 <w:webHidden/>
               </w:rPr>
-              <w:instrText xml:space="preserve"> PAGEREF _Toc218704081 \h </w:instrText>
+              <w:instrText xml:space="preserve"> PAGEREF _Toc238200815 \h </w:instrText>
             </w:r>
             <w:r>
               <w:rPr>
@@ -4991,7 +7323,7 @@
                 <w:noProof/>
                 <w:webHidden/>
               </w:rPr>
-              <w:t>31</w:t>
+              <w:t>8</w:t>
             </w:r>
             <w:r>
               <w:rPr>
@@ -5014,17 +7346,24 @@
               <w:color w:val="auto"/>
               <w:sz w:val="24"/>
               <w:szCs w:val="24"/>
-              <w:lang w:val="en-US"/>
+              <w:lang w:val="en-US" w:eastAsia="zh-TW"/>
             </w:rPr>
           </w:pPr>
-          <w:hyperlink w:anchor="_Toc218704082" w:history="1">
+          <w:hyperlink w:anchor="_Toc238200816" w:history="1">
             <w:r>
               <w:rPr>
                 <w:rStyle w:val="Hyperlink"/>
                 <w:noProof/>
                 <w:lang w:val="en-US"/>
               </w:rPr>
-              <w:t>5.1.2. Công cụ phát triển</w:t>
+              <w:t>6.1.2.</w:t>
+            </w:r>
+            <w:r>
+              <w:rPr>
+                <w:rStyle w:val="Hyperlink"/>
+                <w:noProof/>
+              </w:rPr>
+              <w:t xml:space="preserve"> Nginx Load Balancer Configuration</w:t>
             </w:r>
             <w:r>
               <w:rPr>
@@ -5045,7 +7384,7 @@
                 <w:noProof/>
                 <w:webHidden/>
               </w:rPr>
-              <w:instrText xml:space="preserve"> PAGEREF _Toc218704082 \h </w:instrText>
+              <w:instrText xml:space="preserve"> PAGEREF _Toc238200816 \h </w:instrText>
             </w:r>
             <w:r>
               <w:rPr>
@@ -5065,7 +7404,7 @@
                 <w:noProof/>
                 <w:webHidden/>
               </w:rPr>
-              <w:t>31</w:t>
+              <w:t>8</w:t>
             </w:r>
             <w:r>
               <w:rPr>
@@ -5088,32 +7427,24 @@
               <w:color w:val="auto"/>
               <w:sz w:val="24"/>
               <w:szCs w:val="24"/>
-              <w:lang w:val="en-US"/>
+              <w:lang w:val="en-US" w:eastAsia="zh-TW"/>
             </w:rPr>
           </w:pPr>
-          <w:hyperlink w:anchor="_Toc218704083" w:history="1">
+          <w:hyperlink w:anchor="_Toc238200817" w:history="1">
             <w:r>
               <w:rPr>
                 <w:rStyle w:val="Hyperlink"/>
                 <w:noProof/>
                 <w:lang w:val="en-US"/>
               </w:rPr>
-              <w:t>5.2.</w:t>
+              <w:t>6.2.</w:t>
             </w:r>
             <w:r>
               <w:rPr>
                 <w:rStyle w:val="Hyperlink"/>
                 <w:noProof/>
               </w:rPr>
-              <w:t xml:space="preserve"> Ngôn ngữ lập trình và </w:t>
-            </w:r>
-            <w:r>
-              <w:rPr>
-                <w:rStyle w:val="Hyperlink"/>
-                <w:noProof/>
-                <w:lang w:val="en-US"/>
-              </w:rPr>
-              <w:t>cấu trúc mã nguồn</w:t>
+              <w:t xml:space="preserve"> Load Testing and Performance Measurement</w:t>
             </w:r>
             <w:r>
               <w:rPr>
@@ -5134,7 +7465,7 @@
                 <w:noProof/>
                 <w:webHidden/>
               </w:rPr>
-              <w:instrText xml:space="preserve"> PAGEREF _Toc218704083 \h </w:instrText>
+              <w:instrText xml:space="preserve"> PAGEREF _Toc238200817 \h </w:instrText>
             </w:r>
             <w:r>
               <w:rPr>
@@ -5154,7 +7485,7 @@
                 <w:noProof/>
                 <w:webHidden/>
               </w:rPr>
-              <w:t>31</w:t>
+              <w:t>8</w:t>
             </w:r>
             <w:r>
               <w:rPr>
@@ -5177,17 +7508,24 @@
               <w:color w:val="auto"/>
               <w:sz w:val="24"/>
               <w:szCs w:val="24"/>
-              <w:lang w:val="en-US"/>
+              <w:lang w:val="en-US" w:eastAsia="zh-TW"/>
             </w:rPr>
           </w:pPr>
-          <w:hyperlink w:anchor="_Toc218704084" w:history="1">
+          <w:hyperlink w:anchor="_Toc238200818" w:history="1">
             <w:r>
               <w:rPr>
                 <w:rStyle w:val="Hyperlink"/>
                 <w:noProof/>
                 <w:lang w:val="en-US"/>
               </w:rPr>
-              <w:t>5.2.1. Tầng giao diện</w:t>
+              <w:t>6.2.1.</w:t>
+            </w:r>
+            <w:r>
+              <w:rPr>
+                <w:rStyle w:val="Hyperlink"/>
+                <w:noProof/>
+              </w:rPr>
+              <w:t xml:space="preserve"> Test Scenarios with k6</w:t>
             </w:r>
             <w:r>
               <w:rPr>
@@ -5208,7 +7546,7 @@
                 <w:noProof/>
                 <w:webHidden/>
               </w:rPr>
-              <w:instrText xml:space="preserve"> PAGEREF _Toc218704084 \h </w:instrText>
+              <w:instrText xml:space="preserve"> PAGEREF _Toc238200818 \h </w:instrText>
             </w:r>
             <w:r>
               <w:rPr>
@@ -5228,7 +7566,7 @@
                 <w:noProof/>
                 <w:webHidden/>
               </w:rPr>
-              <w:t>31</w:t>
+              <w:t>8</w:t>
             </w:r>
             <w:r>
               <w:rPr>
@@ -5251,17 +7589,24 @@
               <w:color w:val="auto"/>
               <w:sz w:val="24"/>
               <w:szCs w:val="24"/>
-              <w:lang w:val="en-US"/>
+              <w:lang w:val="en-US" w:eastAsia="zh-TW"/>
             </w:rPr>
           </w:pPr>
-          <w:hyperlink w:anchor="_Toc218704085" w:history="1">
+          <w:hyperlink w:anchor="_Toc238200819" w:history="1">
             <w:r>
               <w:rPr>
                 <w:rStyle w:val="Hyperlink"/>
                 <w:noProof/>
                 <w:lang w:val="en-US"/>
               </w:rPr>
-              <w:t>5.2.2. Tầng máy chủ</w:t>
+              <w:t>6.2.2.</w:t>
+            </w:r>
+            <w:r>
+              <w:rPr>
+                <w:rStyle w:val="Hyperlink"/>
+                <w:noProof/>
+              </w:rPr>
+              <w:t xml:space="preserve"> Actual Performance Metrics</w:t>
             </w:r>
             <w:r>
               <w:rPr>
@@ -5282,7 +7627,7 @@
                 <w:noProof/>
                 <w:webHidden/>
               </w:rPr>
-              <w:instrText xml:space="preserve"> PAGEREF _Toc218704085 \h </w:instrText>
+              <w:instrText xml:space="preserve"> PAGEREF _Toc238200819 \h </w:instrText>
             </w:r>
             <w:r>
               <w:rPr>
@@ -5302,81 +7647,7 @@
                 <w:noProof/>
                 <w:webHidden/>
               </w:rPr>
-              <w:t>37</w:t>
-            </w:r>
-            <w:r>
-              <w:rPr>
-                <w:noProof/>
-                <w:webHidden/>
-              </w:rPr>
-              <w:fldChar w:fldCharType="end"/>
-            </w:r>
-          </w:hyperlink>
-        </w:p>
-        <w:p>
-          <w:pPr>
-            <w:pStyle w:val="TOC3"/>
-            <w:tabs>
-              <w:tab w:val="right" w:leader="dot" w:pos="8777"/>
-            </w:tabs>
-            <w:rPr>
-              <w:rFonts w:asciiTheme="minorHAnsi" w:eastAsiaTheme="minorEastAsia" w:hAnsiTheme="minorHAnsi"/>
-              <w:noProof/>
-              <w:color w:val="auto"/>
-              <w:sz w:val="24"/>
-              <w:szCs w:val="24"/>
-              <w:lang w:val="en-US"/>
-            </w:rPr>
-          </w:pPr>
-          <w:hyperlink w:anchor="_Toc218704086" w:history="1">
-            <w:r>
-              <w:rPr>
-                <w:rStyle w:val="Hyperlink"/>
-                <w:noProof/>
-                <w:lang w:val="en-US"/>
-              </w:rPr>
-              <w:t>5.2.3. Tầng trung gian</w:t>
-            </w:r>
-            <w:r>
-              <w:rPr>
-                <w:noProof/>
-                <w:webHidden/>
-              </w:rPr>
-              <w:tab/>
-            </w:r>
-            <w:r>
-              <w:rPr>
-                <w:noProof/>
-                <w:webHidden/>
-              </w:rPr>
-              <w:fldChar w:fldCharType="begin"/>
-            </w:r>
-            <w:r>
-              <w:rPr>
-                <w:noProof/>
-                <w:webHidden/>
-              </w:rPr>
-              <w:instrText xml:space="preserve"> PAGEREF _Toc218704086 \h </w:instrText>
-            </w:r>
-            <w:r>
-              <w:rPr>
-                <w:noProof/>
-                <w:webHidden/>
-              </w:rPr>
-            </w:r>
-            <w:r>
-              <w:rPr>
-                <w:noProof/>
-                <w:webHidden/>
-              </w:rPr>
-              <w:fldChar w:fldCharType="separate"/>
-            </w:r>
-            <w:r>
-              <w:rPr>
-                <w:noProof/>
-                <w:webHidden/>
-              </w:rPr>
-              <w:t>40</w:t>
+              <w:t>8</w:t>
             </w:r>
             <w:r>
               <w:rPr>
@@ -5399,24 +7670,24 @@
               <w:color w:val="auto"/>
               <w:sz w:val="24"/>
               <w:szCs w:val="24"/>
-              <w:lang w:val="en-US"/>
+              <w:lang w:val="en-US" w:eastAsia="zh-TW"/>
             </w:rPr>
           </w:pPr>
-          <w:hyperlink w:anchor="_Toc218704087" w:history="1">
+          <w:hyperlink w:anchor="_Toc238200820" w:history="1">
             <w:r>
               <w:rPr>
                 <w:rStyle w:val="Hyperlink"/>
                 <w:noProof/>
                 <w:lang w:val="en-US"/>
               </w:rPr>
-              <w:t>5.3.</w:t>
+              <w:t>6.3.</w:t>
             </w:r>
             <w:r>
               <w:rPr>
                 <w:rStyle w:val="Hyperlink"/>
                 <w:noProof/>
               </w:rPr>
-              <w:t xml:space="preserve"> Kinh phí duy trì tự động hóa</w:t>
+              <w:t xml:space="preserve"> Practical Business Impact Assessment</w:t>
             </w:r>
             <w:r>
               <w:rPr>
@@ -5437,7 +7708,7 @@
                 <w:noProof/>
                 <w:webHidden/>
               </w:rPr>
-              <w:instrText xml:space="preserve"> PAGEREF _Toc218704087 \h </w:instrText>
+              <w:instrText xml:space="preserve"> PAGEREF _Toc238200820 \h </w:instrText>
             </w:r>
             <w:r>
               <w:rPr>
@@ -5457,11 +7728,74 @@
                 <w:noProof/>
                 <w:webHidden/>
               </w:rPr>
-              <w:t>43</w:t>
-            </w:r>
-            <w:r>
-              <w:rPr>
-                <w:noProof/>
+              <w:t>8</w:t>
+            </w:r>
+            <w:r>
+              <w:rPr>
+                <w:noProof/>
+                <w:webHidden/>
+              </w:rPr>
+              <w:fldChar w:fldCharType="end"/>
+            </w:r>
+          </w:hyperlink>
+        </w:p>
+        <w:p>
+          <w:pPr>
+            <w:pStyle w:val="TOC1"/>
+            <w:rPr>
+              <w:rFonts w:asciiTheme="minorHAnsi" w:eastAsiaTheme="minorEastAsia" w:hAnsiTheme="minorHAnsi"/>
+              <w:b w:val="0"/>
+              <w:bCs w:val="0"/>
+              <w:color w:val="auto"/>
+              <w:sz w:val="24"/>
+              <w:szCs w:val="24"/>
+              <w:lang w:eastAsia="zh-TW"/>
+            </w:rPr>
+          </w:pPr>
+          <w:hyperlink w:anchor="_Toc238200821" w:history="1">
+            <w:r>
+              <w:rPr>
+                <w:rStyle w:val="Hyperlink"/>
+              </w:rPr>
+              <w:t>CHAPTER 7. Conclusion</w:t>
+            </w:r>
+            <w:r>
+              <w:rPr>
+                <w:webHidden/>
+              </w:rPr>
+              <w:tab/>
+            </w:r>
+            <w:r>
+              <w:rPr>
+                <w:webHidden/>
+              </w:rPr>
+              <w:fldChar w:fldCharType="begin"/>
+            </w:r>
+            <w:r>
+              <w:rPr>
+                <w:webHidden/>
+              </w:rPr>
+              <w:instrText xml:space="preserve"> PAGEREF _Toc238200821 \h </w:instrText>
+            </w:r>
+            <w:r>
+              <w:rPr>
+                <w:webHidden/>
+              </w:rPr>
+            </w:r>
+            <w:r>
+              <w:rPr>
+                <w:webHidden/>
+              </w:rPr>
+              <w:fldChar w:fldCharType="separate"/>
+            </w:r>
+            <w:r>
+              <w:rPr>
+                <w:webHidden/>
+              </w:rPr>
+              <w:t>8</w:t>
+            </w:r>
+            <w:r>
+              <w:rPr>
                 <w:webHidden/>
               </w:rPr>
               <w:fldChar w:fldCharType="end"/>
@@ -5480,17 +7814,17 @@
               <w:color w:val="auto"/>
               <w:sz w:val="24"/>
               <w:szCs w:val="24"/>
-              <w:lang w:val="en-US"/>
+              <w:lang w:val="en-US" w:eastAsia="zh-TW"/>
             </w:rPr>
           </w:pPr>
-          <w:hyperlink w:anchor="_Toc218704088" w:history="1">
+          <w:hyperlink w:anchor="_Toc238200822" w:history="1">
             <w:r>
               <w:rPr>
                 <w:rStyle w:val="Hyperlink"/>
                 <w:noProof/>
-                <w:lang w:val="en-US"/>
-              </w:rPr>
-              <w:t>5.4. Chiến lược kiểm thử</w:t>
+                <w:lang w:val="en-US" w:eastAsia="zh-TW"/>
+              </w:rPr>
+              <w:t>7.1. Key Achievements</w:t>
             </w:r>
             <w:r>
               <w:rPr>
@@ -5511,7 +7845,7 @@
                 <w:noProof/>
                 <w:webHidden/>
               </w:rPr>
-              <w:instrText xml:space="preserve"> PAGEREF _Toc218704088 \h </w:instrText>
+              <w:instrText xml:space="preserve"> PAGEREF _Toc238200822 \h </w:instrText>
             </w:r>
             <w:r>
               <w:rPr>
@@ -5531,7 +7865,7 @@
                 <w:noProof/>
                 <w:webHidden/>
               </w:rPr>
-              <w:t>44</w:t>
+              <w:t>8</w:t>
             </w:r>
             <w:r>
               <w:rPr>
@@ -5554,25 +7888,17 @@
               <w:color w:val="auto"/>
               <w:sz w:val="24"/>
               <w:szCs w:val="24"/>
-              <w:lang w:val="en-US"/>
+              <w:lang w:val="en-US" w:eastAsia="zh-TW"/>
             </w:rPr>
           </w:pPr>
-          <w:hyperlink w:anchor="_Toc218704089" w:history="1">
+          <w:hyperlink w:anchor="_Toc238200823" w:history="1">
             <w:r>
               <w:rPr>
                 <w:rStyle w:val="Hyperlink"/>
-                <w:caps/>
-                <w:noProof/>
-                <w:lang w:val="en-US"/>
-              </w:rPr>
-              <w:t>5.5.</w:t>
-            </w:r>
-            <w:r>
-              <w:rPr>
-                <w:rStyle w:val="Hyperlink"/>
-                <w:noProof/>
-              </w:rPr>
-              <w:t xml:space="preserve"> Các thách thức trong quá trình phát triển</w:t>
+                <w:noProof/>
+                <w:lang w:val="en-US" w:eastAsia="zh-TW"/>
+              </w:rPr>
+              <w:t>7.2. Pros and Cons</w:t>
             </w:r>
             <w:r>
               <w:rPr>
@@ -5593,7 +7919,7 @@
                 <w:noProof/>
                 <w:webHidden/>
               </w:rPr>
-              <w:instrText xml:space="preserve"> PAGEREF _Toc218704089 \h </w:instrText>
+              <w:instrText xml:space="preserve"> PAGEREF _Toc238200823 \h </w:instrText>
             </w:r>
             <w:r>
               <w:rPr>
@@ -5613,73 +7939,11 @@
                 <w:noProof/>
                 <w:webHidden/>
               </w:rPr>
-              <w:t>45</w:t>
-            </w:r>
-            <w:r>
-              <w:rPr>
-                <w:noProof/>
-                <w:webHidden/>
-              </w:rPr>
-              <w:fldChar w:fldCharType="end"/>
-            </w:r>
-          </w:hyperlink>
-        </w:p>
-        <w:p>
-          <w:pPr>
-            <w:pStyle w:val="TOC1"/>
-            <w:rPr>
-              <w:rFonts w:asciiTheme="minorHAnsi" w:eastAsiaTheme="minorEastAsia" w:hAnsiTheme="minorHAnsi"/>
-              <w:b w:val="0"/>
-              <w:bCs w:val="0"/>
-              <w:color w:val="auto"/>
-              <w:sz w:val="24"/>
-              <w:szCs w:val="24"/>
-            </w:rPr>
-          </w:pPr>
-          <w:hyperlink w:anchor="_Toc218704090" w:history="1">
-            <w:r>
-              <w:rPr>
-                <w:rStyle w:val="Hyperlink"/>
-              </w:rPr>
-              <w:t>CHƯƠNG 6. KẾT LUẬN</w:t>
-            </w:r>
-            <w:r>
-              <w:rPr>
-                <w:webHidden/>
-              </w:rPr>
-              <w:tab/>
-            </w:r>
-            <w:r>
-              <w:rPr>
-                <w:webHidden/>
-              </w:rPr>
-              <w:fldChar w:fldCharType="begin"/>
-            </w:r>
-            <w:r>
-              <w:rPr>
-                <w:webHidden/>
-              </w:rPr>
-              <w:instrText xml:space="preserve"> PAGEREF _Toc218704090 \h </w:instrText>
-            </w:r>
-            <w:r>
-              <w:rPr>
-                <w:webHidden/>
-              </w:rPr>
-            </w:r>
-            <w:r>
-              <w:rPr>
-                <w:webHidden/>
-              </w:rPr>
-              <w:fldChar w:fldCharType="separate"/>
-            </w:r>
-            <w:r>
-              <w:rPr>
-                <w:webHidden/>
-              </w:rPr>
-              <w:t>47</w:t>
-            </w:r>
-            <w:r>
-              <w:rPr>
+              <w:t>8</w:t>
+            </w:r>
+            <w:r>
+              <w:rPr>
+                <w:noProof/>
                 <w:webHidden/>
               </w:rPr>
               <w:fldChar w:fldCharType="end"/>
@@ -5698,17 +7962,17 @@
               <w:color w:val="auto"/>
               <w:sz w:val="24"/>
               <w:szCs w:val="24"/>
-              <w:lang w:val="en-US"/>
+              <w:lang w:val="en-US" w:eastAsia="zh-TW"/>
             </w:rPr>
           </w:pPr>
-          <w:hyperlink w:anchor="_Toc218704091" w:history="1">
+          <w:hyperlink w:anchor="_Toc238200824" w:history="1">
             <w:r>
               <w:rPr>
                 <w:rStyle w:val="Hyperlink"/>
                 <w:noProof/>
-                <w:lang w:val="en-US"/>
-              </w:rPr>
-              <w:t>6.1. Kết quả đạt được</w:t>
+                <w:lang w:val="en-US" w:eastAsia="zh-TW"/>
+              </w:rPr>
+              <w:t>7.3. Future Development Directions</w:t>
             </w:r>
             <w:r>
               <w:rPr>
@@ -5729,7 +7993,7 @@
                 <w:noProof/>
                 <w:webHidden/>
               </w:rPr>
-              <w:instrText xml:space="preserve"> PAGEREF _Toc218704091 \h </w:instrText>
+              <w:instrText xml:space="preserve"> PAGEREF _Toc238200824 \h </w:instrText>
             </w:r>
             <w:r>
               <w:rPr>
@@ -5749,155 +8013,7 @@
                 <w:noProof/>
                 <w:webHidden/>
               </w:rPr>
-              <w:t>47</w:t>
-            </w:r>
-            <w:r>
-              <w:rPr>
-                <w:noProof/>
-                <w:webHidden/>
-              </w:rPr>
-              <w:fldChar w:fldCharType="end"/>
-            </w:r>
-          </w:hyperlink>
-        </w:p>
-        <w:p>
-          <w:pPr>
-            <w:pStyle w:val="TOC2"/>
-            <w:tabs>
-              <w:tab w:val="right" w:leader="dot" w:pos="8777"/>
-            </w:tabs>
-            <w:rPr>
-              <w:rFonts w:asciiTheme="minorHAnsi" w:eastAsiaTheme="minorEastAsia" w:hAnsiTheme="minorHAnsi"/>
-              <w:noProof/>
-              <w:color w:val="auto"/>
-              <w:sz w:val="24"/>
-              <w:szCs w:val="24"/>
-              <w:lang w:val="en-US"/>
-            </w:rPr>
-          </w:pPr>
-          <w:hyperlink w:anchor="_Toc218704092" w:history="1">
-            <w:r>
-              <w:rPr>
-                <w:rStyle w:val="Hyperlink"/>
-                <w:noProof/>
-                <w:lang w:val="en-US"/>
-              </w:rPr>
-              <w:t>6.2. Những ưu điểm và khuyết điểm</w:t>
-            </w:r>
-            <w:r>
-              <w:rPr>
-                <w:noProof/>
-                <w:webHidden/>
-              </w:rPr>
-              <w:tab/>
-            </w:r>
-            <w:r>
-              <w:rPr>
-                <w:noProof/>
-                <w:webHidden/>
-              </w:rPr>
-              <w:fldChar w:fldCharType="begin"/>
-            </w:r>
-            <w:r>
-              <w:rPr>
-                <w:noProof/>
-                <w:webHidden/>
-              </w:rPr>
-              <w:instrText xml:space="preserve"> PAGEREF _Toc218704092 \h </w:instrText>
-            </w:r>
-            <w:r>
-              <w:rPr>
-                <w:noProof/>
-                <w:webHidden/>
-              </w:rPr>
-            </w:r>
-            <w:r>
-              <w:rPr>
-                <w:noProof/>
-                <w:webHidden/>
-              </w:rPr>
-              <w:fldChar w:fldCharType="separate"/>
-            </w:r>
-            <w:r>
-              <w:rPr>
-                <w:noProof/>
-                <w:webHidden/>
-              </w:rPr>
-              <w:t>47</w:t>
-            </w:r>
-            <w:r>
-              <w:rPr>
-                <w:noProof/>
-                <w:webHidden/>
-              </w:rPr>
-              <w:fldChar w:fldCharType="end"/>
-            </w:r>
-          </w:hyperlink>
-        </w:p>
-        <w:p>
-          <w:pPr>
-            <w:pStyle w:val="TOC2"/>
-            <w:tabs>
-              <w:tab w:val="right" w:leader="dot" w:pos="8777"/>
-            </w:tabs>
-            <w:rPr>
-              <w:rFonts w:asciiTheme="minorHAnsi" w:eastAsiaTheme="minorEastAsia" w:hAnsiTheme="minorHAnsi"/>
-              <w:noProof/>
-              <w:color w:val="auto"/>
-              <w:sz w:val="24"/>
-              <w:szCs w:val="24"/>
-              <w:lang w:val="en-US"/>
-            </w:rPr>
-          </w:pPr>
-          <w:hyperlink w:anchor="_Toc218704093" w:history="1">
-            <w:r>
-              <w:rPr>
-                <w:rStyle w:val="Hyperlink"/>
-                <w:noProof/>
-                <w:lang w:val="en-US"/>
-              </w:rPr>
-              <w:t>6.3. Hướng phát triển trong tương lai</w:t>
-            </w:r>
-            <w:r>
-              <w:rPr>
-                <w:noProof/>
-                <w:webHidden/>
-              </w:rPr>
-              <w:tab/>
-            </w:r>
-            <w:r>
-              <w:rPr>
-                <w:noProof/>
-                <w:webHidden/>
-              </w:rPr>
-              <w:fldChar w:fldCharType="begin"/>
-            </w:r>
-            <w:r>
-              <w:rPr>
-                <w:noProof/>
-                <w:webHidden/>
-              </w:rPr>
-              <w:instrText xml:space="preserve"> PAGEREF _Toc218704093 \h </w:instrText>
-            </w:r>
-            <w:r>
-              <w:rPr>
-                <w:noProof/>
-                <w:webHidden/>
-              </w:rPr>
-            </w:r>
-            <w:r>
-              <w:rPr>
-                <w:noProof/>
-                <w:webHidden/>
-              </w:rPr>
-              <w:fldChar w:fldCharType="separate"/>
-            </w:r>
-            <w:r>
-              <w:rPr>
-                <w:noProof/>
-                <w:webHidden/>
-              </w:rPr>
-              <w:t>48</w:t>
+              <w:t>8</w:t>
             </w:r>
             <w:r>
               <w:rPr>
@@ -5918,14 +8034,15 @@
               <w:color w:val="auto"/>
               <w:sz w:val="24"/>
               <w:szCs w:val="24"/>
+              <w:lang w:eastAsia="zh-TW"/>
             </w:rPr>
           </w:pPr>
-          <w:hyperlink w:anchor="_Toc218704094" w:history="1">
+          <w:hyperlink w:anchor="_Toc238200825" w:history="1">
             <w:r>
               <w:rPr>
                 <w:rStyle w:val="Hyperlink"/>
               </w:rPr>
-              <w:t>TÀI LIỆU THAM KHẢO</w:t>
+              <w:t>REFERENCES</w:t>
             </w:r>
             <w:r>
               <w:rPr>
@@ -5943,7 +8060,7 @@
               <w:rPr>
                 <w:webHidden/>
               </w:rPr>
-              <w:instrText xml:space="preserve"> PAGEREF _Toc218704094 \h </w:instrText>
+              <w:instrText xml:space="preserve"> PAGEREF _Toc238200825 \h </w:instrText>
             </w:r>
             <w:r>
               <w:rPr>
@@ -5960,7 +8077,7 @@
               <w:rPr>
                 <w:webHidden/>
               </w:rPr>
-              <w:t>49</w:t>
+              <w:t>8</w:t>
             </w:r>
             <w:r>
               <w:rPr>
@@ -5998,3430 +8115,113 @@
         </w:tabs>
         <w:jc w:val="center"/>
         <w:rPr>
-          <w:rFonts w:eastAsia="Times New Roman" w:cs="Times New Roman"/>
-          <w:color w:val="000000"/>
-        </w:rPr>
-      </w:pPr>
-      <w:r>
-        <w:br w:type="page"/>
-      </w:r>
-      <w:r>
-        <w:rPr>
-          <w:rFonts w:eastAsia="Times New Roman" w:cs="Times New Roman"/>
-          <w:color w:val="000000"/>
-        </w:rPr>
-        <w:lastRenderedPageBreak/>
-        <w:t>LIST OF SYMBOLS AND ABBREVIATIONS</w:t>
-      </w:r>
-    </w:p>
-    <w:p>
-      <w:pPr>
-        <w:ind w:firstLine="0"/>
-        <w:rPr>
-          <w:i/>
-          <w:iCs/>
-        </w:rPr>
-      </w:pPr>
-    </w:p>
-    <w:p>
-      <w:pPr>
-        <w:ind w:firstLine="0"/>
-        <w:rPr>
-          <w:b/>
+          <w:b w:val="0"/>
           <w:bCs/>
           <w:sz w:val="28"/>
           <w:szCs w:val="28"/>
         </w:rPr>
       </w:pPr>
       <w:r>
-        <w:rPr>
-          <w:b/>
-          <w:bCs/>
-          <w:sz w:val="28"/>
-          <w:szCs w:val="28"/>
-        </w:rPr>
-        <w:t xml:space="preserve">CÁC </w:t>
-      </w:r>
-      <w:r>
-        <w:rPr>
-          <w:b/>
-          <w:bCs/>
-          <w:sz w:val="28"/>
-          <w:szCs w:val="28"/>
-        </w:rPr>
-        <w:t>K</w:t>
-      </w:r>
-      <w:r>
-        <w:rPr>
-          <w:b/>
-          <w:bCs/>
-          <w:sz w:val="28"/>
-          <w:szCs w:val="28"/>
-        </w:rPr>
-        <w:t>Ý HIỆU</w:t>
-      </w:r>
-    </w:p>
-    <w:p>
-      <w:pPr>
-        <w:tabs>
-          <w:tab w:val="left" w:pos="1701"/>
-        </w:tabs>
+        <w:br w:type="page"/>
+      </w:r>
+    </w:p>
+    <w:p>
+      <w:pPr>
+        <w:pStyle w:val="Heading1"/>
+        <w:numPr>
+          <w:ilvl w:val="0"/>
+          <w:numId w:val="0"/>
+        </w:numPr>
+        <w:jc w:val="center"/>
+        <w:rPr>
+          <w:lang w:val="en-US"/>
+        </w:rPr>
+      </w:pPr>
+      <w:bookmarkStart w:id="4" w:name="_Toc238200752"/>
+      <w:r>
+        <w:rPr>
+          <w:lang w:val="en-US"/>
+        </w:rPr>
+        <w:lastRenderedPageBreak/>
+        <w:t>LIST OF TABLES</w:t>
+      </w:r>
+      <w:bookmarkEnd w:id="4"/>
+    </w:p>
+    <w:p>
+      <w:pPr>
         <w:ind w:firstLine="0"/>
-        <w:jc w:val="left"/>
-        <w:rPr>
-          <w:rFonts w:eastAsiaTheme="minorEastAsia"/>
-          <w:i/>
-        </w:rPr>
-      </w:pPr>
-      <w:r>
-        <w:rPr>
-          <w:rFonts w:eastAsiaTheme="minorEastAsia"/>
-          <w:i/>
-        </w:rPr>
-        <w:t>(Không)</w:t>
-      </w:r>
-    </w:p>
-    <w:p>
-      <w:pPr>
-        <w:ind w:firstLine="0"/>
-      </w:pPr>
-    </w:p>
-    <w:p>
-      <w:pPr>
-        <w:ind w:firstLine="0"/>
-        <w:rPr>
-          <w:b/>
-          <w:bCs/>
-          <w:sz w:val="28"/>
-          <w:szCs w:val="28"/>
-        </w:rPr>
-      </w:pPr>
-    </w:p>
-    <w:p>
-      <w:pPr>
-        <w:ind w:firstLine="0"/>
-        <w:rPr>
-          <w:b/>
-          <w:bCs/>
-          <w:sz w:val="28"/>
-          <w:szCs w:val="28"/>
-        </w:rPr>
-      </w:pPr>
-    </w:p>
-    <w:p>
-      <w:pPr>
-        <w:ind w:firstLine="0"/>
-        <w:rPr>
-          <w:b/>
-          <w:bCs/>
-          <w:sz w:val="28"/>
-          <w:szCs w:val="28"/>
-        </w:rPr>
-      </w:pPr>
-      <w:r>
-        <w:rPr>
-          <w:b/>
-          <w:bCs/>
-          <w:sz w:val="28"/>
-          <w:szCs w:val="28"/>
-        </w:rPr>
-        <w:t>CÁC MỤC VIẾT TẮT</w:t>
-      </w:r>
-    </w:p>
-    <w:p>
-      <w:pPr>
-        <w:tabs>
-          <w:tab w:val="left" w:pos="1701"/>
-        </w:tabs>
-        <w:ind w:firstLine="0"/>
-        <w:rPr>
-          <w:lang w:val="en-US"/>
-        </w:rPr>
-      </w:pPr>
-      <w:r>
-        <w:t xml:space="preserve">AI </w:t>
-      </w:r>
-      <w:r>
-        <w:rPr>
-          <w:lang w:val="en-US"/>
-        </w:rPr>
-        <w:tab/>
-      </w:r>
-      <w:r>
-        <w:t>Artificial Intelligence</w:t>
-      </w:r>
-      <w:r>
-        <w:rPr>
-          <w:i/>
-          <w:iCs/>
-        </w:rPr>
-        <w:t xml:space="preserve"> (Trí tuệ nhân tạo) </w:t>
-      </w:r>
-    </w:p>
-    <w:p>
-      <w:pPr>
-        <w:tabs>
-          <w:tab w:val="left" w:pos="1701"/>
-        </w:tabs>
-        <w:ind w:firstLine="0"/>
-        <w:rPr>
-          <w:lang w:val="en-US"/>
-        </w:rPr>
-      </w:pPr>
-      <w:r>
-        <w:t xml:space="preserve">API </w:t>
-      </w:r>
-      <w:r>
-        <w:rPr>
-          <w:lang w:val="en-US"/>
-        </w:rPr>
-        <w:tab/>
-      </w:r>
-      <w:r>
-        <w:t xml:space="preserve">Application Programming Interface </w:t>
-      </w:r>
-      <w:r>
-        <w:rPr>
-          <w:i/>
-          <w:iCs/>
-        </w:rPr>
-        <w:t>(Giao diện lập trình ứng dụng)</w:t>
-      </w:r>
-    </w:p>
-    <w:p>
-      <w:pPr>
-        <w:tabs>
-          <w:tab w:val="left" w:pos="1701"/>
-        </w:tabs>
-        <w:ind w:firstLine="0"/>
-        <w:rPr>
-          <w:lang w:val="en-US"/>
-        </w:rPr>
-      </w:pPr>
-      <w:r>
-        <w:rPr>
-          <w:lang w:val="en-US"/>
-        </w:rPr>
-        <w:t>BD</w:t>
-      </w:r>
-      <w:r>
-        <w:t xml:space="preserve"> </w:t>
-      </w:r>
-      <w:r>
-        <w:rPr>
-          <w:lang w:val="en-US"/>
-        </w:rPr>
-        <w:tab/>
-      </w:r>
-      <w:r>
-        <w:t xml:space="preserve">Big Data </w:t>
-      </w:r>
-      <w:r>
-        <w:rPr>
-          <w:i/>
-          <w:iCs/>
-        </w:rPr>
-        <w:t>(Dữ liệu lớn)</w:t>
-      </w:r>
-    </w:p>
-    <w:p>
-      <w:pPr>
-        <w:tabs>
-          <w:tab w:val="left" w:pos="1701"/>
-        </w:tabs>
-        <w:ind w:firstLine="0"/>
-        <w:rPr>
-          <w:lang w:val="en-US"/>
-        </w:rPr>
-      </w:pPr>
-      <w:r>
-        <w:t xml:space="preserve">CV </w:t>
-      </w:r>
-      <w:r>
-        <w:rPr>
-          <w:lang w:val="en-US"/>
-        </w:rPr>
-        <w:tab/>
-      </w:r>
-      <w:r>
-        <w:t xml:space="preserve">Curriculum Vitae </w:t>
-      </w:r>
-      <w:r>
-        <w:rPr>
-          <w:i/>
-          <w:iCs/>
-        </w:rPr>
-        <w:t>(Hồ sơ ứng viên / Hồ sơ năng lực)</w:t>
-      </w:r>
-    </w:p>
-    <w:p>
-      <w:pPr>
-        <w:tabs>
-          <w:tab w:val="left" w:pos="1701"/>
-        </w:tabs>
-        <w:ind w:firstLine="0"/>
-        <w:rPr>
-          <w:lang w:val="en-US"/>
-        </w:rPr>
-      </w:pPr>
-      <w:r>
-        <w:t xml:space="preserve">IoT </w:t>
-      </w:r>
-      <w:r>
-        <w:rPr>
-          <w:lang w:val="en-US"/>
-        </w:rPr>
-        <w:tab/>
-      </w:r>
-      <w:r>
-        <w:t xml:space="preserve">Internet of Things </w:t>
-      </w:r>
-      <w:r>
-        <w:rPr>
-          <w:i/>
-          <w:iCs/>
-        </w:rPr>
-        <w:t>(Vạn vật kết nối mạng)</w:t>
-      </w:r>
-      <w:r>
-        <w:t xml:space="preserve"> </w:t>
-      </w:r>
-    </w:p>
-    <w:p>
-      <w:pPr>
-        <w:tabs>
-          <w:tab w:val="left" w:pos="1701"/>
-        </w:tabs>
-        <w:ind w:firstLine="0"/>
-        <w:rPr>
-          <w:lang w:val="en-US"/>
-        </w:rPr>
-      </w:pPr>
-      <w:r>
-        <w:t xml:space="preserve">LLM </w:t>
-      </w:r>
-      <w:r>
-        <w:rPr>
-          <w:lang w:val="en-US"/>
-        </w:rPr>
-        <w:tab/>
-      </w:r>
-      <w:r>
-        <w:t xml:space="preserve">Large Language Model </w:t>
-      </w:r>
-      <w:r>
-        <w:rPr>
-          <w:i/>
-          <w:iCs/>
-        </w:rPr>
-        <w:t>(Mô hình ngôn ngữ lớn)</w:t>
-      </w:r>
-      <w:r>
-        <w:t xml:space="preserve"> </w:t>
-      </w:r>
-    </w:p>
-    <w:p>
-      <w:pPr>
-        <w:tabs>
-          <w:tab w:val="left" w:pos="1701"/>
-        </w:tabs>
-        <w:ind w:firstLine="0"/>
-        <w:rPr>
-          <w:i/>
-          <w:iCs/>
-          <w:lang w:val="en-US"/>
-        </w:rPr>
-      </w:pPr>
-      <w:r>
-        <w:t xml:space="preserve">NLP </w:t>
-      </w:r>
-      <w:r>
-        <w:rPr>
-          <w:lang w:val="en-US"/>
-        </w:rPr>
-        <w:tab/>
-      </w:r>
-      <w:r>
-        <w:t xml:space="preserve">Natural Language Processing </w:t>
-      </w:r>
-      <w:r>
-        <w:rPr>
-          <w:i/>
-          <w:iCs/>
-        </w:rPr>
-        <w:t xml:space="preserve">(Xử lý ngôn ngữ tự nhiên) </w:t>
-      </w:r>
-    </w:p>
-    <w:p>
-      <w:pPr>
-        <w:tabs>
-          <w:tab w:val="left" w:pos="1701"/>
-        </w:tabs>
-        <w:ind w:firstLine="0"/>
-        <w:rPr>
-          <w:i/>
-          <w:iCs/>
-          <w:lang w:val="en-US"/>
-        </w:rPr>
-      </w:pPr>
-      <w:r>
-        <w:t xml:space="preserve">RAG </w:t>
-      </w:r>
-      <w:r>
-        <w:rPr>
-          <w:lang w:val="en-US"/>
-        </w:rPr>
-        <w:tab/>
-      </w:r>
-      <w:r>
-        <w:t xml:space="preserve">Retrieval-Augmented Generation </w:t>
-      </w:r>
-      <w:r>
-        <w:rPr>
-          <w:i/>
-          <w:iCs/>
-        </w:rPr>
-        <w:t>(Kiến trúc truy xuất</w:t>
-      </w:r>
-      <w:r>
-        <w:rPr>
-          <w:i/>
-          <w:iCs/>
-          <w:lang w:val="en-US"/>
-        </w:rPr>
-        <w:t xml:space="preserve"> </w:t>
-      </w:r>
-      <w:r>
-        <w:rPr>
-          <w:i/>
-          <w:iCs/>
-        </w:rPr>
-        <w:t xml:space="preserve">tăng cường) </w:t>
-      </w:r>
-    </w:p>
-    <w:p>
-      <w:pPr>
-        <w:tabs>
-          <w:tab w:val="left" w:pos="1701"/>
-        </w:tabs>
-        <w:ind w:firstLine="0"/>
-        <w:rPr>
-          <w:lang w:val="en-US"/>
-        </w:rPr>
-      </w:pPr>
-      <w:r>
-        <w:t xml:space="preserve">RBAC </w:t>
-      </w:r>
-      <w:r>
-        <w:rPr>
-          <w:lang w:val="en-US"/>
-        </w:rPr>
-        <w:tab/>
-      </w:r>
-      <w:r>
-        <w:t xml:space="preserve">Role-Based Access Control </w:t>
-      </w:r>
-      <w:r>
-        <w:rPr>
-          <w:i/>
-          <w:iCs/>
-        </w:rPr>
-        <w:t xml:space="preserve">(Phân quyền dựa trên vai trò) </w:t>
-      </w:r>
-    </w:p>
-    <w:p>
-      <w:pPr>
-        <w:tabs>
-          <w:tab w:val="left" w:pos="1701"/>
-        </w:tabs>
-        <w:ind w:firstLine="0"/>
-        <w:rPr>
-          <w:i/>
-          <w:iCs/>
-          <w:szCs w:val="26"/>
-        </w:rPr>
-      </w:pPr>
-      <w:r>
-        <w:t xml:space="preserve">vectorDB </w:t>
-      </w:r>
-      <w:r>
-        <w:rPr>
-          <w:lang w:val="en-US"/>
-        </w:rPr>
-        <w:tab/>
-      </w:r>
-      <w:r>
-        <w:t xml:space="preserve">Vector Database </w:t>
-      </w:r>
-      <w:r>
-        <w:rPr>
-          <w:i/>
-          <w:iCs/>
-        </w:rPr>
-        <w:t>(Cơ sở dữ liệu lưu trữ và truy vấn vector)</w:t>
-      </w:r>
-      <w:r>
-        <w:br w:type="page"/>
-      </w:r>
-    </w:p>
-    <w:p>
-      <w:pPr>
-        <w:ind w:firstLine="0"/>
-        <w:rPr>
-          <w:b/>
-          <w:bCs/>
-          <w:sz w:val="28"/>
-          <w:szCs w:val="28"/>
-        </w:rPr>
-      </w:pPr>
-      <w:r>
-        <w:rPr>
-          <w:rFonts w:eastAsia="Times New Roman" w:cs="Times New Roman"/>
+        <w:rPr>
+          <w:rFonts w:eastAsiaTheme="majorEastAsia" w:cstheme="majorBidi"/>
           <w:b/>
           <w:caps/>
-          <w:color w:val="000000"/>
           <w:sz w:val="32"/>
           <w:szCs w:val="32"/>
+          <w:lang w:val="en-US"/>
+        </w:rPr>
+      </w:pPr>
+      <w:r>
+        <w:rPr>
+          <w:lang w:val="en-US"/>
+        </w:rPr>
+        <w:br w:type="page"/>
+      </w:r>
+    </w:p>
+    <w:p>
+      <w:pPr>
+        <w:pStyle w:val="Heading1"/>
+        <w:numPr>
+          <w:ilvl w:val="0"/>
+          <w:numId w:val="0"/>
+        </w:numPr>
+        <w:jc w:val="center"/>
+        <w:rPr>
+          <w:lang w:val="en-US"/>
+        </w:rPr>
+      </w:pPr>
+      <w:bookmarkStart w:id="5" w:name="_Toc238200753"/>
+      <w:r>
+        <w:rPr>
+          <w:lang w:val="en-US"/>
         </w:rPr>
         <w:lastRenderedPageBreak/>
-        <w:t>LIST OF TABLES, FIGURES, CHARTS, AND SOURCE CODE</w:t>
-      </w:r>
+        <w:t>LIST OF FIGURES</w:t>
+      </w:r>
+      <w:bookmarkEnd w:id="5"/>
     </w:p>
     <w:p>
       <w:pPr>
         <w:ind w:firstLine="0"/>
-        <w:rPr>
-          <w:b/>
-          <w:bCs/>
-          <w:sz w:val="28"/>
-          <w:szCs w:val="28"/>
-          <w:lang w:val="en-US"/>
-        </w:rPr>
-      </w:pPr>
-      <w:r>
-        <w:rPr>
-          <w:b/>
-          <w:bCs/>
-          <w:sz w:val="28"/>
-          <w:szCs w:val="28"/>
-          <w:lang w:val="en-US"/>
-        </w:rPr>
-        <w:t>DANH MỤC HÌNH</w:t>
-      </w:r>
-    </w:p>
-    <w:p>
-      <w:pPr>
-        <w:pStyle w:val="TableofFigures"/>
+      </w:pPr>
+      <w:r>
+        <w:br w:type="page"/>
+      </w:r>
+    </w:p>
+    <w:p>
+      <w:pPr>
+        <w:pStyle w:val="Heading1"/>
+        <w:keepNext w:val="0"/>
+        <w:keepLines w:val="0"/>
+        <w:numPr>
+          <w:ilvl w:val="0"/>
+          <w:numId w:val="0"/>
+        </w:numPr>
         <w:tabs>
-          <w:tab w:val="right" w:leader="dot" w:pos="8777"/>
+          <w:tab w:val="center" w:pos="6379"/>
         </w:tabs>
-        <w:ind w:firstLine="0"/>
-        <w:rPr>
-          <w:rFonts w:asciiTheme="minorHAnsi" w:eastAsiaTheme="minorEastAsia" w:hAnsiTheme="minorHAnsi"/>
-          <w:noProof/>
-          <w:color w:val="auto"/>
-          <w:sz w:val="24"/>
-          <w:szCs w:val="24"/>
-          <w:lang w:val="en-US"/>
-        </w:rPr>
-      </w:pPr>
-      <w:r>
-        <w:rPr>
-          <w:b/>
-          <w:bCs/>
-          <w:sz w:val="28"/>
-          <w:szCs w:val="28"/>
-          <w:lang w:val="en-US"/>
-        </w:rPr>
-        <w:fldChar w:fldCharType="begin"/>
-      </w:r>
-      <w:r>
-        <w:rPr>
-          <w:b/>
-          <w:bCs/>
-          <w:sz w:val="28"/>
-          <w:szCs w:val="28"/>
-          <w:lang w:val="en-US"/>
-        </w:rPr>
-        <w:instrText xml:space="preserve"> TOC \h \z \c "Hình" </w:instrText>
-      </w:r>
-      <w:r>
-        <w:rPr>
-          <w:b/>
-          <w:bCs/>
-          <w:sz w:val="28"/>
-          <w:szCs w:val="28"/>
-          <w:lang w:val="en-US"/>
-        </w:rPr>
-        <w:fldChar w:fldCharType="separate"/>
-      </w:r>
-      <w:hyperlink w:anchor="_Toc218704126" w:history="1">
-        <w:r>
-          <w:rPr>
-            <w:rStyle w:val="Hyperlink"/>
-            <w:noProof/>
-          </w:rPr>
-          <w:t>Hình 2.1 Kiến trúc Multi-Agent</w:t>
-        </w:r>
-        <w:r>
-          <w:rPr>
-            <w:noProof/>
-            <w:webHidden/>
-          </w:rPr>
-          <w:tab/>
-        </w:r>
-        <w:r>
-          <w:rPr>
-            <w:noProof/>
-            <w:webHidden/>
-          </w:rPr>
-          <w:fldChar w:fldCharType="begin"/>
-        </w:r>
-        <w:r>
-          <w:rPr>
-            <w:noProof/>
-            <w:webHidden/>
-          </w:rPr>
-          <w:instrText xml:space="preserve"> PAGEREF _Toc218704126 \h </w:instrText>
-        </w:r>
-        <w:r>
-          <w:rPr>
-            <w:noProof/>
-            <w:webHidden/>
-          </w:rPr>
-        </w:r>
-        <w:r>
-          <w:rPr>
-            <w:noProof/>
-            <w:webHidden/>
-          </w:rPr>
-          <w:fldChar w:fldCharType="separate"/>
-        </w:r>
-        <w:r>
-          <w:rPr>
-            <w:noProof/>
-            <w:webHidden/>
-          </w:rPr>
-          <w:t>13</w:t>
-        </w:r>
-        <w:r>
-          <w:rPr>
-            <w:noProof/>
-            <w:webHidden/>
-          </w:rPr>
-          <w:fldChar w:fldCharType="end"/>
-        </w:r>
-      </w:hyperlink>
-    </w:p>
-    <w:p>
-      <w:pPr>
-        <w:pStyle w:val="TableofFigures"/>
-        <w:tabs>
-          <w:tab w:val="right" w:leader="dot" w:pos="8777"/>
-        </w:tabs>
-        <w:ind w:firstLine="0"/>
-        <w:rPr>
-          <w:rFonts w:asciiTheme="minorHAnsi" w:eastAsiaTheme="minorEastAsia" w:hAnsiTheme="minorHAnsi"/>
-          <w:noProof/>
-          <w:color w:val="auto"/>
-          <w:sz w:val="24"/>
-          <w:szCs w:val="24"/>
-          <w:lang w:val="en-US"/>
-        </w:rPr>
-      </w:pPr>
-      <w:hyperlink w:anchor="_Toc218704127" w:history="1">
-        <w:r>
-          <w:rPr>
-            <w:rStyle w:val="Hyperlink"/>
-            <w:noProof/>
-          </w:rPr>
-          <w:t>Hình 3.1 Sơ đồ usecase - Tổng quan hệ thống</w:t>
-        </w:r>
-        <w:r>
-          <w:rPr>
-            <w:noProof/>
-            <w:webHidden/>
-          </w:rPr>
-          <w:tab/>
-        </w:r>
-        <w:r>
-          <w:rPr>
-            <w:noProof/>
-            <w:webHidden/>
-          </w:rPr>
-          <w:fldChar w:fldCharType="begin"/>
-        </w:r>
-        <w:r>
-          <w:rPr>
-            <w:noProof/>
-            <w:webHidden/>
-          </w:rPr>
-          <w:instrText xml:space="preserve"> PAGEREF _Toc218704127 \h </w:instrText>
-        </w:r>
-        <w:r>
-          <w:rPr>
-            <w:noProof/>
-            <w:webHidden/>
-          </w:rPr>
-        </w:r>
-        <w:r>
-          <w:rPr>
-            <w:noProof/>
-            <w:webHidden/>
-          </w:rPr>
-          <w:fldChar w:fldCharType="separate"/>
-        </w:r>
-        <w:r>
-          <w:rPr>
-            <w:noProof/>
-            <w:webHidden/>
-          </w:rPr>
-          <w:t>15</w:t>
-        </w:r>
-        <w:r>
-          <w:rPr>
-            <w:noProof/>
-            <w:webHidden/>
-          </w:rPr>
-          <w:fldChar w:fldCharType="end"/>
-        </w:r>
-      </w:hyperlink>
-    </w:p>
-    <w:p>
-      <w:pPr>
-        <w:pStyle w:val="TableofFigures"/>
-        <w:tabs>
-          <w:tab w:val="right" w:leader="dot" w:pos="8777"/>
-        </w:tabs>
-        <w:ind w:firstLine="0"/>
-        <w:rPr>
-          <w:rFonts w:asciiTheme="minorHAnsi" w:eastAsiaTheme="minorEastAsia" w:hAnsiTheme="minorHAnsi"/>
-          <w:noProof/>
-          <w:color w:val="auto"/>
-          <w:sz w:val="24"/>
-          <w:szCs w:val="24"/>
-          <w:lang w:val="en-US"/>
-        </w:rPr>
-      </w:pPr>
-      <w:hyperlink w:anchor="_Toc218704128" w:history="1">
-        <w:r>
-          <w:rPr>
-            <w:rStyle w:val="Hyperlink"/>
-            <w:noProof/>
-          </w:rPr>
-          <w:t>Hình 3.2 Sơ đồ usecase - Nghiệp vụ quản trị hệ thống</w:t>
-        </w:r>
-        <w:r>
-          <w:rPr>
-            <w:noProof/>
-            <w:webHidden/>
-          </w:rPr>
-          <w:tab/>
-        </w:r>
-        <w:r>
-          <w:rPr>
-            <w:noProof/>
-            <w:webHidden/>
-          </w:rPr>
-          <w:fldChar w:fldCharType="begin"/>
-        </w:r>
-        <w:r>
-          <w:rPr>
-            <w:noProof/>
-            <w:webHidden/>
-          </w:rPr>
-          <w:instrText xml:space="preserve"> PAGEREF _Toc218704128 \h </w:instrText>
-        </w:r>
-        <w:r>
-          <w:rPr>
-            <w:noProof/>
-            <w:webHidden/>
-          </w:rPr>
-        </w:r>
-        <w:r>
-          <w:rPr>
-            <w:noProof/>
-            <w:webHidden/>
-          </w:rPr>
-          <w:fldChar w:fldCharType="separate"/>
-        </w:r>
-        <w:r>
-          <w:rPr>
-            <w:noProof/>
-            <w:webHidden/>
-          </w:rPr>
-          <w:t>16</w:t>
-        </w:r>
-        <w:r>
-          <w:rPr>
-            <w:noProof/>
-            <w:webHidden/>
-          </w:rPr>
-          <w:fldChar w:fldCharType="end"/>
-        </w:r>
-      </w:hyperlink>
-    </w:p>
-    <w:p>
-      <w:pPr>
-        <w:pStyle w:val="TableofFigures"/>
-        <w:tabs>
-          <w:tab w:val="right" w:leader="dot" w:pos="8777"/>
-        </w:tabs>
-        <w:ind w:firstLine="0"/>
-        <w:rPr>
-          <w:rFonts w:asciiTheme="minorHAnsi" w:eastAsiaTheme="minorEastAsia" w:hAnsiTheme="minorHAnsi"/>
-          <w:noProof/>
-          <w:color w:val="auto"/>
-          <w:sz w:val="24"/>
-          <w:szCs w:val="24"/>
-          <w:lang w:val="en-US"/>
-        </w:rPr>
-      </w:pPr>
-      <w:hyperlink w:anchor="_Toc218704129" w:history="1">
-        <w:r>
-          <w:rPr>
-            <w:rStyle w:val="Hyperlink"/>
-            <w:noProof/>
-          </w:rPr>
-          <w:t>Hình 3.3 Sơ đồ usecase - Nghiệp vụ quản lý tuyển dụng</w:t>
-        </w:r>
-        <w:r>
-          <w:rPr>
-            <w:noProof/>
-            <w:webHidden/>
-          </w:rPr>
-          <w:tab/>
-        </w:r>
-        <w:r>
-          <w:rPr>
-            <w:noProof/>
-            <w:webHidden/>
-          </w:rPr>
-          <w:fldChar w:fldCharType="begin"/>
-        </w:r>
-        <w:r>
-          <w:rPr>
-            <w:noProof/>
-            <w:webHidden/>
-          </w:rPr>
-          <w:instrText xml:space="preserve"> PAGEREF _Toc218704129 \h </w:instrText>
-        </w:r>
-        <w:r>
-          <w:rPr>
-            <w:noProof/>
-            <w:webHidden/>
-          </w:rPr>
-        </w:r>
-        <w:r>
-          <w:rPr>
-            <w:noProof/>
-            <w:webHidden/>
-          </w:rPr>
-          <w:fldChar w:fldCharType="separate"/>
-        </w:r>
-        <w:r>
-          <w:rPr>
-            <w:noProof/>
-            <w:webHidden/>
-          </w:rPr>
-          <w:t>17</w:t>
-        </w:r>
-        <w:r>
-          <w:rPr>
-            <w:noProof/>
-            <w:webHidden/>
-          </w:rPr>
-          <w:fldChar w:fldCharType="end"/>
-        </w:r>
-      </w:hyperlink>
-    </w:p>
-    <w:p>
-      <w:pPr>
-        <w:pStyle w:val="TableofFigures"/>
-        <w:tabs>
-          <w:tab w:val="right" w:leader="dot" w:pos="8777"/>
-        </w:tabs>
-        <w:ind w:firstLine="0"/>
-        <w:rPr>
-          <w:rFonts w:asciiTheme="minorHAnsi" w:eastAsiaTheme="minorEastAsia" w:hAnsiTheme="minorHAnsi"/>
-          <w:noProof/>
-          <w:color w:val="auto"/>
-          <w:sz w:val="24"/>
-          <w:szCs w:val="24"/>
-          <w:lang w:val="en-US"/>
-        </w:rPr>
-      </w:pPr>
-      <w:hyperlink w:anchor="_Toc218704130" w:history="1">
-        <w:r>
-          <w:rPr>
-            <w:rStyle w:val="Hyperlink"/>
-            <w:noProof/>
-          </w:rPr>
-          <w:t>Hình 3.4 Sơ đồ usecase - 3.2.3.  Nghiệp vụ tương tác thông minh</w:t>
-        </w:r>
-        <w:r>
-          <w:rPr>
-            <w:noProof/>
-            <w:webHidden/>
-          </w:rPr>
-          <w:tab/>
-        </w:r>
-        <w:r>
-          <w:rPr>
-            <w:noProof/>
-            <w:webHidden/>
-          </w:rPr>
-          <w:fldChar w:fldCharType="begin"/>
-        </w:r>
-        <w:r>
-          <w:rPr>
-            <w:noProof/>
-            <w:webHidden/>
-          </w:rPr>
-          <w:instrText xml:space="preserve"> PAGEREF _Toc218704130 \h </w:instrText>
-        </w:r>
-        <w:r>
-          <w:rPr>
-            <w:noProof/>
-            <w:webHidden/>
-          </w:rPr>
-        </w:r>
-        <w:r>
-          <w:rPr>
-            <w:noProof/>
-            <w:webHidden/>
-          </w:rPr>
-          <w:fldChar w:fldCharType="separate"/>
-        </w:r>
-        <w:r>
-          <w:rPr>
-            <w:noProof/>
-            <w:webHidden/>
-          </w:rPr>
-          <w:t>18</w:t>
-        </w:r>
-        <w:r>
-          <w:rPr>
-            <w:noProof/>
-            <w:webHidden/>
-          </w:rPr>
-          <w:fldChar w:fldCharType="end"/>
-        </w:r>
-      </w:hyperlink>
-    </w:p>
-    <w:p>
-      <w:pPr>
-        <w:pStyle w:val="TableofFigures"/>
-        <w:tabs>
-          <w:tab w:val="right" w:leader="dot" w:pos="8777"/>
-        </w:tabs>
-        <w:ind w:firstLine="0"/>
-        <w:rPr>
-          <w:rFonts w:asciiTheme="minorHAnsi" w:eastAsiaTheme="minorEastAsia" w:hAnsiTheme="minorHAnsi"/>
-          <w:noProof/>
-          <w:color w:val="auto"/>
-          <w:sz w:val="24"/>
-          <w:szCs w:val="24"/>
-          <w:lang w:val="en-US"/>
-        </w:rPr>
-      </w:pPr>
-      <w:hyperlink w:anchor="_Toc218704131" w:history="1">
-        <w:r>
-          <w:rPr>
-            <w:rStyle w:val="Hyperlink"/>
-            <w:noProof/>
-          </w:rPr>
-          <w:t>Hình 4.1 Kiến trúc tổng quan hệ thống</w:t>
-        </w:r>
-        <w:r>
-          <w:rPr>
-            <w:noProof/>
-            <w:webHidden/>
-          </w:rPr>
-          <w:tab/>
-        </w:r>
-        <w:r>
-          <w:rPr>
-            <w:noProof/>
-            <w:webHidden/>
-          </w:rPr>
-          <w:fldChar w:fldCharType="begin"/>
-        </w:r>
-        <w:r>
-          <w:rPr>
-            <w:noProof/>
-            <w:webHidden/>
-          </w:rPr>
-          <w:instrText xml:space="preserve"> PAGEREF _Toc218704131 \h </w:instrText>
-        </w:r>
-        <w:r>
-          <w:rPr>
-            <w:noProof/>
-            <w:webHidden/>
-          </w:rPr>
-        </w:r>
-        <w:r>
-          <w:rPr>
-            <w:noProof/>
-            <w:webHidden/>
-          </w:rPr>
-          <w:fldChar w:fldCharType="separate"/>
-        </w:r>
-        <w:r>
-          <w:rPr>
-            <w:noProof/>
-            <w:webHidden/>
-          </w:rPr>
-          <w:t>21</w:t>
-        </w:r>
-        <w:r>
-          <w:rPr>
-            <w:noProof/>
-            <w:webHidden/>
-          </w:rPr>
-          <w:fldChar w:fldCharType="end"/>
-        </w:r>
-      </w:hyperlink>
-    </w:p>
-    <w:p>
-      <w:pPr>
-        <w:pStyle w:val="TableofFigures"/>
-        <w:tabs>
-          <w:tab w:val="right" w:leader="dot" w:pos="8777"/>
-        </w:tabs>
-        <w:ind w:firstLine="0"/>
-        <w:rPr>
-          <w:rFonts w:asciiTheme="minorHAnsi" w:eastAsiaTheme="minorEastAsia" w:hAnsiTheme="minorHAnsi"/>
-          <w:noProof/>
-          <w:color w:val="auto"/>
-          <w:sz w:val="24"/>
-          <w:szCs w:val="24"/>
-          <w:lang w:val="en-US"/>
-        </w:rPr>
-      </w:pPr>
-      <w:hyperlink w:anchor="_Toc218704132" w:history="1">
-        <w:r>
-          <w:rPr>
-            <w:rStyle w:val="Hyperlink"/>
-            <w:noProof/>
-          </w:rPr>
-          <w:t>Hình 4.2 Cơ sở dữ liệu hệ thống</w:t>
-        </w:r>
-        <w:r>
-          <w:rPr>
-            <w:noProof/>
-            <w:webHidden/>
-          </w:rPr>
-          <w:tab/>
-        </w:r>
-        <w:r>
-          <w:rPr>
-            <w:noProof/>
-            <w:webHidden/>
-          </w:rPr>
-          <w:fldChar w:fldCharType="begin"/>
-        </w:r>
-        <w:r>
-          <w:rPr>
-            <w:noProof/>
-            <w:webHidden/>
-          </w:rPr>
-          <w:instrText xml:space="preserve"> PAGEREF _Toc218704132 \h </w:instrText>
-        </w:r>
-        <w:r>
-          <w:rPr>
-            <w:noProof/>
-            <w:webHidden/>
-          </w:rPr>
-        </w:r>
-        <w:r>
-          <w:rPr>
-            <w:noProof/>
-            <w:webHidden/>
-          </w:rPr>
-          <w:fldChar w:fldCharType="separate"/>
-        </w:r>
-        <w:r>
-          <w:rPr>
-            <w:noProof/>
-            <w:webHidden/>
-          </w:rPr>
-          <w:t>27</w:t>
-        </w:r>
-        <w:r>
-          <w:rPr>
-            <w:noProof/>
-            <w:webHidden/>
-          </w:rPr>
-          <w:fldChar w:fldCharType="end"/>
-        </w:r>
-      </w:hyperlink>
-    </w:p>
-    <w:p>
-      <w:pPr>
-        <w:pStyle w:val="TableofFigures"/>
-        <w:tabs>
-          <w:tab w:val="right" w:leader="dot" w:pos="8777"/>
-        </w:tabs>
-        <w:ind w:firstLine="0"/>
-        <w:rPr>
-          <w:rFonts w:asciiTheme="minorHAnsi" w:eastAsiaTheme="minorEastAsia" w:hAnsiTheme="minorHAnsi"/>
-          <w:noProof/>
-          <w:color w:val="auto"/>
-          <w:sz w:val="24"/>
-          <w:szCs w:val="24"/>
-          <w:lang w:val="en-US"/>
-        </w:rPr>
-      </w:pPr>
-      <w:hyperlink w:anchor="_Toc218704133" w:history="1">
-        <w:r>
-          <w:rPr>
-            <w:rStyle w:val="Hyperlink"/>
-            <w:noProof/>
-          </w:rPr>
-          <w:t>Hình 4.3 Logo Viet Anh school</w:t>
-        </w:r>
-        <w:r>
-          <w:rPr>
-            <w:noProof/>
-            <w:webHidden/>
-          </w:rPr>
-          <w:tab/>
-        </w:r>
-        <w:r>
-          <w:rPr>
-            <w:noProof/>
-            <w:webHidden/>
-          </w:rPr>
-          <w:fldChar w:fldCharType="begin"/>
-        </w:r>
-        <w:r>
-          <w:rPr>
-            <w:noProof/>
-            <w:webHidden/>
-          </w:rPr>
-          <w:instrText xml:space="preserve"> PAGEREF _Toc218704133 \h </w:instrText>
-        </w:r>
-        <w:r>
-          <w:rPr>
-            <w:noProof/>
-            <w:webHidden/>
-          </w:rPr>
-        </w:r>
-        <w:r>
-          <w:rPr>
-            <w:noProof/>
-            <w:webHidden/>
-          </w:rPr>
-          <w:fldChar w:fldCharType="separate"/>
-        </w:r>
-        <w:r>
-          <w:rPr>
-            <w:noProof/>
-            <w:webHidden/>
-          </w:rPr>
-          <w:t>28</w:t>
-        </w:r>
-        <w:r>
-          <w:rPr>
-            <w:noProof/>
-            <w:webHidden/>
-          </w:rPr>
-          <w:fldChar w:fldCharType="end"/>
-        </w:r>
-      </w:hyperlink>
-    </w:p>
-    <w:p>
-      <w:pPr>
-        <w:pStyle w:val="TableofFigures"/>
-        <w:tabs>
-          <w:tab w:val="right" w:leader="dot" w:pos="8777"/>
-        </w:tabs>
-        <w:ind w:firstLine="0"/>
-        <w:rPr>
-          <w:rFonts w:asciiTheme="minorHAnsi" w:eastAsiaTheme="minorEastAsia" w:hAnsiTheme="minorHAnsi"/>
-          <w:noProof/>
-          <w:color w:val="auto"/>
-          <w:sz w:val="24"/>
-          <w:szCs w:val="24"/>
-          <w:lang w:val="en-US"/>
-        </w:rPr>
-      </w:pPr>
-      <w:hyperlink w:anchor="_Toc218704134" w:history="1">
-        <w:r>
-          <w:rPr>
-            <w:rStyle w:val="Hyperlink"/>
-            <w:noProof/>
-          </w:rPr>
-          <w:t>Hình 5.1 Cấu trúc tầng giao diện</w:t>
-        </w:r>
-        <w:r>
-          <w:rPr>
-            <w:noProof/>
-            <w:webHidden/>
-          </w:rPr>
-          <w:tab/>
-        </w:r>
-        <w:r>
-          <w:rPr>
-            <w:noProof/>
-            <w:webHidden/>
-          </w:rPr>
-          <w:fldChar w:fldCharType="begin"/>
-        </w:r>
-        <w:r>
-          <w:rPr>
-            <w:noProof/>
-            <w:webHidden/>
-          </w:rPr>
-          <w:instrText xml:space="preserve"> PAGEREF _Toc218704134 \h </w:instrText>
-        </w:r>
-        <w:r>
-          <w:rPr>
-            <w:noProof/>
-            <w:webHidden/>
-          </w:rPr>
-        </w:r>
-        <w:r>
-          <w:rPr>
-            <w:noProof/>
-            <w:webHidden/>
-          </w:rPr>
-          <w:fldChar w:fldCharType="separate"/>
-        </w:r>
-        <w:r>
-          <w:rPr>
-            <w:noProof/>
-            <w:webHidden/>
-          </w:rPr>
-          <w:t>33</w:t>
-        </w:r>
-        <w:r>
-          <w:rPr>
-            <w:noProof/>
-            <w:webHidden/>
-          </w:rPr>
-          <w:fldChar w:fldCharType="end"/>
-        </w:r>
-      </w:hyperlink>
-    </w:p>
-    <w:p>
-      <w:pPr>
-        <w:pStyle w:val="TableofFigures"/>
-        <w:tabs>
-          <w:tab w:val="right" w:leader="dot" w:pos="8777"/>
-        </w:tabs>
-        <w:ind w:firstLine="0"/>
-        <w:rPr>
-          <w:rFonts w:asciiTheme="minorHAnsi" w:eastAsiaTheme="minorEastAsia" w:hAnsiTheme="minorHAnsi"/>
-          <w:noProof/>
-          <w:color w:val="auto"/>
-          <w:sz w:val="24"/>
-          <w:szCs w:val="24"/>
-          <w:lang w:val="en-US"/>
-        </w:rPr>
-      </w:pPr>
-      <w:hyperlink w:anchor="_Toc218704135" w:history="1">
-        <w:r>
-          <w:rPr>
-            <w:rStyle w:val="Hyperlink"/>
-            <w:noProof/>
-          </w:rPr>
-          <w:t>Hình 5.2 Tầng giao diện - Trang Đăng nhập</w:t>
-        </w:r>
-        <w:r>
-          <w:rPr>
-            <w:noProof/>
-            <w:webHidden/>
-          </w:rPr>
-          <w:tab/>
-        </w:r>
-        <w:r>
-          <w:rPr>
-            <w:noProof/>
-            <w:webHidden/>
-          </w:rPr>
-          <w:fldChar w:fldCharType="begin"/>
-        </w:r>
-        <w:r>
-          <w:rPr>
-            <w:noProof/>
-            <w:webHidden/>
-          </w:rPr>
-          <w:instrText xml:space="preserve"> PAGEREF _Toc218704135 \h </w:instrText>
-        </w:r>
-        <w:r>
-          <w:rPr>
-            <w:noProof/>
-            <w:webHidden/>
-          </w:rPr>
-        </w:r>
-        <w:r>
-          <w:rPr>
-            <w:noProof/>
-            <w:webHidden/>
-          </w:rPr>
-          <w:fldChar w:fldCharType="separate"/>
-        </w:r>
-        <w:r>
-          <w:rPr>
-            <w:noProof/>
-            <w:webHidden/>
-          </w:rPr>
-          <w:t>33</w:t>
-        </w:r>
-        <w:r>
-          <w:rPr>
-            <w:noProof/>
-            <w:webHidden/>
-          </w:rPr>
-          <w:fldChar w:fldCharType="end"/>
-        </w:r>
-      </w:hyperlink>
-    </w:p>
-    <w:p>
-      <w:pPr>
-        <w:pStyle w:val="TableofFigures"/>
-        <w:tabs>
-          <w:tab w:val="right" w:leader="dot" w:pos="8777"/>
-        </w:tabs>
-        <w:ind w:firstLine="0"/>
-        <w:rPr>
-          <w:rFonts w:asciiTheme="minorHAnsi" w:eastAsiaTheme="minorEastAsia" w:hAnsiTheme="minorHAnsi"/>
-          <w:noProof/>
-          <w:color w:val="auto"/>
-          <w:sz w:val="24"/>
-          <w:szCs w:val="24"/>
-          <w:lang w:val="en-US"/>
-        </w:rPr>
-      </w:pPr>
-      <w:hyperlink w:anchor="_Toc218704136" w:history="1">
-        <w:r>
-          <w:rPr>
-            <w:rStyle w:val="Hyperlink"/>
-            <w:noProof/>
-          </w:rPr>
-          <w:t xml:space="preserve">Hình 5.3 Tầng giao diện - Trang </w:t>
-        </w:r>
-        <w:r>
-          <w:rPr>
-            <w:rStyle w:val="Hyperlink"/>
-            <w:noProof/>
-            <w:lang w:val="en-US"/>
-          </w:rPr>
-          <w:t>Xem tin tuyển dụng</w:t>
-        </w:r>
-        <w:r>
-          <w:rPr>
-            <w:noProof/>
-            <w:webHidden/>
-          </w:rPr>
-          <w:tab/>
-        </w:r>
-        <w:r>
-          <w:rPr>
-            <w:noProof/>
-            <w:webHidden/>
-          </w:rPr>
-          <w:fldChar w:fldCharType="begin"/>
-        </w:r>
-        <w:r>
-          <w:rPr>
-            <w:noProof/>
-            <w:webHidden/>
-          </w:rPr>
-          <w:instrText xml:space="preserve"> PAGEREF _Toc218704136 \h </w:instrText>
-        </w:r>
-        <w:r>
-          <w:rPr>
-            <w:noProof/>
-            <w:webHidden/>
-          </w:rPr>
-        </w:r>
-        <w:r>
-          <w:rPr>
-            <w:noProof/>
-            <w:webHidden/>
-          </w:rPr>
-          <w:fldChar w:fldCharType="separate"/>
-        </w:r>
-        <w:r>
-          <w:rPr>
-            <w:noProof/>
-            <w:webHidden/>
-          </w:rPr>
-          <w:t>33</w:t>
-        </w:r>
-        <w:r>
-          <w:rPr>
-            <w:noProof/>
-            <w:webHidden/>
-          </w:rPr>
-          <w:fldChar w:fldCharType="end"/>
-        </w:r>
-      </w:hyperlink>
-    </w:p>
-    <w:p>
-      <w:pPr>
-        <w:pStyle w:val="TableofFigures"/>
-        <w:tabs>
-          <w:tab w:val="right" w:leader="dot" w:pos="8777"/>
-        </w:tabs>
-        <w:ind w:firstLine="0"/>
-        <w:rPr>
-          <w:rFonts w:asciiTheme="minorHAnsi" w:eastAsiaTheme="minorEastAsia" w:hAnsiTheme="minorHAnsi"/>
-          <w:noProof/>
-          <w:color w:val="auto"/>
-          <w:sz w:val="24"/>
-          <w:szCs w:val="24"/>
-          <w:lang w:val="en-US"/>
-        </w:rPr>
-      </w:pPr>
-      <w:hyperlink w:anchor="_Toc218704137" w:history="1">
-        <w:r>
-          <w:rPr>
-            <w:rStyle w:val="Hyperlink"/>
-            <w:noProof/>
-          </w:rPr>
-          <w:t xml:space="preserve">Hình 5.4 Tầng giao diện - Trang </w:t>
-        </w:r>
-        <w:r>
-          <w:rPr>
-            <w:rStyle w:val="Hyperlink"/>
-            <w:noProof/>
-            <w:lang w:val="en-US"/>
-          </w:rPr>
-          <w:t>Xem thông tin tuyển dụng</w:t>
-        </w:r>
-        <w:r>
-          <w:rPr>
-            <w:noProof/>
-            <w:webHidden/>
-          </w:rPr>
-          <w:tab/>
-        </w:r>
-        <w:r>
-          <w:rPr>
-            <w:noProof/>
-            <w:webHidden/>
-          </w:rPr>
-          <w:fldChar w:fldCharType="begin"/>
-        </w:r>
-        <w:r>
-          <w:rPr>
-            <w:noProof/>
-            <w:webHidden/>
-          </w:rPr>
-          <w:instrText xml:space="preserve"> PAGEREF _Toc218704137 \h </w:instrText>
-        </w:r>
-        <w:r>
-          <w:rPr>
-            <w:noProof/>
-            <w:webHidden/>
-          </w:rPr>
-        </w:r>
-        <w:r>
-          <w:rPr>
-            <w:noProof/>
-            <w:webHidden/>
-          </w:rPr>
-          <w:fldChar w:fldCharType="separate"/>
-        </w:r>
-        <w:r>
-          <w:rPr>
-            <w:noProof/>
-            <w:webHidden/>
-          </w:rPr>
-          <w:t>34</w:t>
-        </w:r>
-        <w:r>
-          <w:rPr>
-            <w:noProof/>
-            <w:webHidden/>
-          </w:rPr>
-          <w:fldChar w:fldCharType="end"/>
-        </w:r>
-      </w:hyperlink>
-    </w:p>
-    <w:p>
-      <w:pPr>
-        <w:pStyle w:val="TableofFigures"/>
-        <w:tabs>
-          <w:tab w:val="right" w:leader="dot" w:pos="8777"/>
-        </w:tabs>
-        <w:ind w:firstLine="0"/>
-        <w:rPr>
-          <w:rFonts w:asciiTheme="minorHAnsi" w:eastAsiaTheme="minorEastAsia" w:hAnsiTheme="minorHAnsi"/>
-          <w:noProof/>
-          <w:color w:val="auto"/>
-          <w:sz w:val="24"/>
-          <w:szCs w:val="24"/>
-          <w:lang w:val="en-US"/>
-        </w:rPr>
-      </w:pPr>
-      <w:hyperlink w:anchor="_Toc218704138" w:history="1">
-        <w:r>
-          <w:rPr>
-            <w:rStyle w:val="Hyperlink"/>
-            <w:noProof/>
-          </w:rPr>
-          <w:t xml:space="preserve">Hình 5.5 Tầng giao diện - Trang </w:t>
-        </w:r>
-        <w:r>
-          <w:rPr>
-            <w:rStyle w:val="Hyperlink"/>
-            <w:noProof/>
-            <w:lang w:val="en-US"/>
-          </w:rPr>
-          <w:t>Quản lý nhân sự</w:t>
-        </w:r>
-        <w:r>
-          <w:rPr>
-            <w:noProof/>
-            <w:webHidden/>
-          </w:rPr>
-          <w:tab/>
-        </w:r>
-        <w:r>
-          <w:rPr>
-            <w:noProof/>
-            <w:webHidden/>
-          </w:rPr>
-          <w:fldChar w:fldCharType="begin"/>
-        </w:r>
-        <w:r>
-          <w:rPr>
-            <w:noProof/>
-            <w:webHidden/>
-          </w:rPr>
-          <w:instrText xml:space="preserve"> PAGEREF _Toc218704138 \h </w:instrText>
-        </w:r>
-        <w:r>
-          <w:rPr>
-            <w:noProof/>
-            <w:webHidden/>
-          </w:rPr>
-        </w:r>
-        <w:r>
-          <w:rPr>
-            <w:noProof/>
-            <w:webHidden/>
-          </w:rPr>
-          <w:fldChar w:fldCharType="separate"/>
-        </w:r>
-        <w:r>
-          <w:rPr>
-            <w:noProof/>
-            <w:webHidden/>
-          </w:rPr>
-          <w:t>34</w:t>
-        </w:r>
-        <w:r>
-          <w:rPr>
-            <w:noProof/>
-            <w:webHidden/>
-          </w:rPr>
-          <w:fldChar w:fldCharType="end"/>
-        </w:r>
-      </w:hyperlink>
-    </w:p>
-    <w:p>
-      <w:pPr>
-        <w:pStyle w:val="TableofFigures"/>
-        <w:tabs>
-          <w:tab w:val="right" w:leader="dot" w:pos="8777"/>
-        </w:tabs>
-        <w:ind w:firstLine="0"/>
-        <w:rPr>
-          <w:rFonts w:asciiTheme="minorHAnsi" w:eastAsiaTheme="minorEastAsia" w:hAnsiTheme="minorHAnsi"/>
-          <w:noProof/>
-          <w:color w:val="auto"/>
-          <w:sz w:val="24"/>
-          <w:szCs w:val="24"/>
-          <w:lang w:val="en-US"/>
-        </w:rPr>
-      </w:pPr>
-      <w:hyperlink w:anchor="_Toc218704139" w:history="1">
-        <w:r>
-          <w:rPr>
-            <w:rStyle w:val="Hyperlink"/>
-            <w:noProof/>
-          </w:rPr>
-          <w:t xml:space="preserve">Hình 5.6 Tầng giao diện - Trang </w:t>
-        </w:r>
-        <w:r>
-          <w:rPr>
-            <w:rStyle w:val="Hyperlink"/>
-            <w:noProof/>
-            <w:lang w:val="en-US"/>
-          </w:rPr>
-          <w:t>Quản lý thông tin nhân sự</w:t>
-        </w:r>
-        <w:r>
-          <w:rPr>
-            <w:noProof/>
-            <w:webHidden/>
-          </w:rPr>
-          <w:tab/>
-        </w:r>
-        <w:r>
-          <w:rPr>
-            <w:noProof/>
-            <w:webHidden/>
-          </w:rPr>
-          <w:fldChar w:fldCharType="begin"/>
-        </w:r>
-        <w:r>
-          <w:rPr>
-            <w:noProof/>
-            <w:webHidden/>
-          </w:rPr>
-          <w:instrText xml:space="preserve"> PAGEREF _Toc218704139 \h </w:instrText>
-        </w:r>
-        <w:r>
-          <w:rPr>
-            <w:noProof/>
-            <w:webHidden/>
-          </w:rPr>
-        </w:r>
-        <w:r>
-          <w:rPr>
-            <w:noProof/>
-            <w:webHidden/>
-          </w:rPr>
-          <w:fldChar w:fldCharType="separate"/>
-        </w:r>
-        <w:r>
-          <w:rPr>
-            <w:noProof/>
-            <w:webHidden/>
-          </w:rPr>
-          <w:t>34</w:t>
-        </w:r>
-        <w:r>
-          <w:rPr>
-            <w:noProof/>
-            <w:webHidden/>
-          </w:rPr>
-          <w:fldChar w:fldCharType="end"/>
-        </w:r>
-      </w:hyperlink>
-    </w:p>
-    <w:p>
-      <w:pPr>
-        <w:pStyle w:val="TableofFigures"/>
-        <w:tabs>
-          <w:tab w:val="right" w:leader="dot" w:pos="8777"/>
-        </w:tabs>
-        <w:ind w:firstLine="0"/>
-        <w:rPr>
-          <w:rFonts w:asciiTheme="minorHAnsi" w:eastAsiaTheme="minorEastAsia" w:hAnsiTheme="minorHAnsi"/>
-          <w:noProof/>
-          <w:color w:val="auto"/>
-          <w:sz w:val="24"/>
-          <w:szCs w:val="24"/>
-          <w:lang w:val="en-US"/>
-        </w:rPr>
-      </w:pPr>
-      <w:hyperlink w:anchor="_Toc218704140" w:history="1">
-        <w:r>
-          <w:rPr>
-            <w:rStyle w:val="Hyperlink"/>
-            <w:noProof/>
-          </w:rPr>
-          <w:t xml:space="preserve">Hình 5.7 Tầng giao diện - Trang </w:t>
-        </w:r>
-        <w:r>
-          <w:rPr>
-            <w:rStyle w:val="Hyperlink"/>
-            <w:noProof/>
-            <w:lang w:val="en-US"/>
-          </w:rPr>
-          <w:t>Quản lý phòng ban</w:t>
-        </w:r>
-        <w:r>
-          <w:rPr>
-            <w:noProof/>
-            <w:webHidden/>
-          </w:rPr>
-          <w:tab/>
-        </w:r>
-        <w:r>
-          <w:rPr>
-            <w:noProof/>
-            <w:webHidden/>
-          </w:rPr>
-          <w:fldChar w:fldCharType="begin"/>
-        </w:r>
-        <w:r>
-          <w:rPr>
-            <w:noProof/>
-            <w:webHidden/>
-          </w:rPr>
-          <w:instrText xml:space="preserve"> PAGEREF _Toc218704140 \h </w:instrText>
-        </w:r>
-        <w:r>
-          <w:rPr>
-            <w:noProof/>
-            <w:webHidden/>
-          </w:rPr>
-        </w:r>
-        <w:r>
-          <w:rPr>
-            <w:noProof/>
-            <w:webHidden/>
-          </w:rPr>
-          <w:fldChar w:fldCharType="separate"/>
-        </w:r>
-        <w:r>
-          <w:rPr>
-            <w:noProof/>
-            <w:webHidden/>
-          </w:rPr>
-          <w:t>35</w:t>
-        </w:r>
-        <w:r>
-          <w:rPr>
-            <w:noProof/>
-            <w:webHidden/>
-          </w:rPr>
-          <w:fldChar w:fldCharType="end"/>
-        </w:r>
-      </w:hyperlink>
-    </w:p>
-    <w:p>
-      <w:pPr>
-        <w:pStyle w:val="TableofFigures"/>
-        <w:tabs>
-          <w:tab w:val="right" w:leader="dot" w:pos="8777"/>
-        </w:tabs>
-        <w:ind w:firstLine="0"/>
-        <w:rPr>
-          <w:rFonts w:asciiTheme="minorHAnsi" w:eastAsiaTheme="minorEastAsia" w:hAnsiTheme="minorHAnsi"/>
-          <w:noProof/>
-          <w:color w:val="auto"/>
-          <w:sz w:val="24"/>
-          <w:szCs w:val="24"/>
-          <w:lang w:val="en-US"/>
-        </w:rPr>
-      </w:pPr>
-      <w:hyperlink w:anchor="_Toc218704141" w:history="1">
-        <w:r>
-          <w:rPr>
-            <w:rStyle w:val="Hyperlink"/>
-            <w:noProof/>
-          </w:rPr>
-          <w:t xml:space="preserve">Hình 5.8 Tầng giao diện - Trang </w:t>
-        </w:r>
-        <w:r>
-          <w:rPr>
-            <w:rStyle w:val="Hyperlink"/>
-            <w:noProof/>
-            <w:lang w:val="en-US"/>
-          </w:rPr>
-          <w:t>Quản lý tuyển dụng</w:t>
-        </w:r>
-        <w:r>
-          <w:rPr>
-            <w:noProof/>
-            <w:webHidden/>
-          </w:rPr>
-          <w:tab/>
-        </w:r>
-        <w:r>
-          <w:rPr>
-            <w:noProof/>
-            <w:webHidden/>
-          </w:rPr>
-          <w:fldChar w:fldCharType="begin"/>
-        </w:r>
-        <w:r>
-          <w:rPr>
-            <w:noProof/>
-            <w:webHidden/>
-          </w:rPr>
-          <w:instrText xml:space="preserve"> PAGEREF _Toc218704141 \h </w:instrText>
-        </w:r>
-        <w:r>
-          <w:rPr>
-            <w:noProof/>
-            <w:webHidden/>
-          </w:rPr>
-        </w:r>
-        <w:r>
-          <w:rPr>
-            <w:noProof/>
-            <w:webHidden/>
-          </w:rPr>
-          <w:fldChar w:fldCharType="separate"/>
-        </w:r>
-        <w:r>
-          <w:rPr>
-            <w:noProof/>
-            <w:webHidden/>
-          </w:rPr>
-          <w:t>35</w:t>
-        </w:r>
-        <w:r>
-          <w:rPr>
-            <w:noProof/>
-            <w:webHidden/>
-          </w:rPr>
-          <w:fldChar w:fldCharType="end"/>
-        </w:r>
-      </w:hyperlink>
-    </w:p>
-    <w:p>
-      <w:pPr>
-        <w:pStyle w:val="TableofFigures"/>
-        <w:tabs>
-          <w:tab w:val="right" w:leader="dot" w:pos="8777"/>
-        </w:tabs>
-        <w:ind w:firstLine="0"/>
-        <w:rPr>
-          <w:rFonts w:asciiTheme="minorHAnsi" w:eastAsiaTheme="minorEastAsia" w:hAnsiTheme="minorHAnsi"/>
-          <w:noProof/>
-          <w:color w:val="auto"/>
-          <w:sz w:val="24"/>
-          <w:szCs w:val="24"/>
-          <w:lang w:val="en-US"/>
-        </w:rPr>
-      </w:pPr>
-      <w:hyperlink w:anchor="_Toc218704142" w:history="1">
-        <w:r>
-          <w:rPr>
-            <w:rStyle w:val="Hyperlink"/>
-            <w:noProof/>
-          </w:rPr>
-          <w:t>Hình 5.9 Tầng giao diện - Trang Quản lý trường dữ liệu động</w:t>
-        </w:r>
-        <w:r>
-          <w:rPr>
-            <w:noProof/>
-            <w:webHidden/>
-          </w:rPr>
-          <w:tab/>
-        </w:r>
-        <w:r>
-          <w:rPr>
-            <w:noProof/>
-            <w:webHidden/>
-          </w:rPr>
-          <w:fldChar w:fldCharType="begin"/>
-        </w:r>
-        <w:r>
-          <w:rPr>
-            <w:noProof/>
-            <w:webHidden/>
-          </w:rPr>
-          <w:instrText xml:space="preserve"> PAGEREF _Toc218704142 \h </w:instrText>
-        </w:r>
-        <w:r>
-          <w:rPr>
-            <w:noProof/>
-            <w:webHidden/>
-          </w:rPr>
-        </w:r>
-        <w:r>
-          <w:rPr>
-            <w:noProof/>
-            <w:webHidden/>
-          </w:rPr>
-          <w:fldChar w:fldCharType="separate"/>
-        </w:r>
-        <w:r>
-          <w:rPr>
-            <w:noProof/>
-            <w:webHidden/>
-          </w:rPr>
-          <w:t>35</w:t>
-        </w:r>
-        <w:r>
-          <w:rPr>
-            <w:noProof/>
-            <w:webHidden/>
-          </w:rPr>
-          <w:fldChar w:fldCharType="end"/>
-        </w:r>
-      </w:hyperlink>
-    </w:p>
-    <w:p>
-      <w:pPr>
-        <w:pStyle w:val="TableofFigures"/>
-        <w:tabs>
-          <w:tab w:val="right" w:leader="dot" w:pos="8777"/>
-        </w:tabs>
-        <w:ind w:firstLine="0"/>
-        <w:rPr>
-          <w:rFonts w:asciiTheme="minorHAnsi" w:eastAsiaTheme="minorEastAsia" w:hAnsiTheme="minorHAnsi"/>
-          <w:noProof/>
-          <w:color w:val="auto"/>
-          <w:sz w:val="24"/>
-          <w:szCs w:val="24"/>
-          <w:lang w:val="en-US"/>
-        </w:rPr>
-      </w:pPr>
-      <w:hyperlink w:anchor="_Toc218704143" w:history="1">
-        <w:r>
-          <w:rPr>
-            <w:rStyle w:val="Hyperlink"/>
-            <w:noProof/>
-          </w:rPr>
-          <w:t>Hình 5.10 Tầng giao diện - Trang Quản lý trường dữ liệu</w:t>
-        </w:r>
-        <w:r>
-          <w:rPr>
-            <w:noProof/>
-            <w:webHidden/>
-          </w:rPr>
-          <w:tab/>
-        </w:r>
-        <w:r>
-          <w:rPr>
-            <w:noProof/>
-            <w:webHidden/>
-          </w:rPr>
-          <w:fldChar w:fldCharType="begin"/>
-        </w:r>
-        <w:r>
-          <w:rPr>
-            <w:noProof/>
-            <w:webHidden/>
-          </w:rPr>
-          <w:instrText xml:space="preserve"> PAGEREF _Toc218704143 \h </w:instrText>
-        </w:r>
-        <w:r>
-          <w:rPr>
-            <w:noProof/>
-            <w:webHidden/>
-          </w:rPr>
-        </w:r>
-        <w:r>
-          <w:rPr>
-            <w:noProof/>
-            <w:webHidden/>
-          </w:rPr>
-          <w:fldChar w:fldCharType="separate"/>
-        </w:r>
-        <w:r>
-          <w:rPr>
-            <w:noProof/>
-            <w:webHidden/>
-          </w:rPr>
-          <w:t>36</w:t>
-        </w:r>
-        <w:r>
-          <w:rPr>
-            <w:noProof/>
-            <w:webHidden/>
-          </w:rPr>
-          <w:fldChar w:fldCharType="end"/>
-        </w:r>
-      </w:hyperlink>
-    </w:p>
-    <w:p>
-      <w:pPr>
-        <w:pStyle w:val="TableofFigures"/>
-        <w:tabs>
-          <w:tab w:val="right" w:leader="dot" w:pos="8777"/>
-        </w:tabs>
-        <w:ind w:firstLine="0"/>
-        <w:rPr>
-          <w:rFonts w:asciiTheme="minorHAnsi" w:eastAsiaTheme="minorEastAsia" w:hAnsiTheme="minorHAnsi"/>
-          <w:noProof/>
-          <w:color w:val="auto"/>
-          <w:sz w:val="24"/>
-          <w:szCs w:val="24"/>
-          <w:lang w:val="en-US"/>
-        </w:rPr>
-      </w:pPr>
-      <w:hyperlink w:anchor="_Toc218704144" w:history="1">
-        <w:r>
-          <w:rPr>
-            <w:rStyle w:val="Hyperlink"/>
-            <w:noProof/>
-          </w:rPr>
-          <w:t xml:space="preserve">Hình 5.11 Tầng giao diện - Trang </w:t>
-        </w:r>
-        <w:r>
-          <w:rPr>
-            <w:rStyle w:val="Hyperlink"/>
-            <w:noProof/>
-            <w:lang w:val="en-US"/>
-          </w:rPr>
-          <w:t>Quản lý lịch phỏng vấn (1)</w:t>
-        </w:r>
-        <w:r>
-          <w:rPr>
-            <w:noProof/>
-            <w:webHidden/>
-          </w:rPr>
-          <w:tab/>
-        </w:r>
-        <w:r>
-          <w:rPr>
-            <w:noProof/>
-            <w:webHidden/>
-          </w:rPr>
-          <w:fldChar w:fldCharType="begin"/>
-        </w:r>
-        <w:r>
-          <w:rPr>
-            <w:noProof/>
-            <w:webHidden/>
-          </w:rPr>
-          <w:instrText xml:space="preserve"> PAGEREF _Toc218704144 \h </w:instrText>
-        </w:r>
-        <w:r>
-          <w:rPr>
-            <w:noProof/>
-            <w:webHidden/>
-          </w:rPr>
-        </w:r>
-        <w:r>
-          <w:rPr>
-            <w:noProof/>
-            <w:webHidden/>
-          </w:rPr>
-          <w:fldChar w:fldCharType="separate"/>
-        </w:r>
-        <w:r>
-          <w:rPr>
-            <w:noProof/>
-            <w:webHidden/>
-          </w:rPr>
-          <w:t>36</w:t>
-        </w:r>
-        <w:r>
-          <w:rPr>
-            <w:noProof/>
-            <w:webHidden/>
-          </w:rPr>
-          <w:fldChar w:fldCharType="end"/>
-        </w:r>
-      </w:hyperlink>
-    </w:p>
-    <w:p>
-      <w:pPr>
-        <w:pStyle w:val="TableofFigures"/>
-        <w:tabs>
-          <w:tab w:val="right" w:leader="dot" w:pos="8777"/>
-        </w:tabs>
-        <w:ind w:firstLine="0"/>
-        <w:rPr>
-          <w:rFonts w:asciiTheme="minorHAnsi" w:eastAsiaTheme="minorEastAsia" w:hAnsiTheme="minorHAnsi"/>
-          <w:noProof/>
-          <w:color w:val="auto"/>
-          <w:sz w:val="24"/>
-          <w:szCs w:val="24"/>
-          <w:lang w:val="en-US"/>
-        </w:rPr>
-      </w:pPr>
-      <w:hyperlink w:anchor="_Toc218704145" w:history="1">
-        <w:r>
-          <w:rPr>
-            <w:rStyle w:val="Hyperlink"/>
-            <w:noProof/>
-          </w:rPr>
-          <w:t xml:space="preserve">Hình 5.12 Tầng giao diện - Trang </w:t>
-        </w:r>
-        <w:r>
-          <w:rPr>
-            <w:rStyle w:val="Hyperlink"/>
-            <w:noProof/>
-            <w:lang w:val="en-US"/>
-          </w:rPr>
-          <w:t>Quản lý lịch phỏng vấn (2)</w:t>
-        </w:r>
-        <w:r>
-          <w:rPr>
-            <w:noProof/>
-            <w:webHidden/>
-          </w:rPr>
-          <w:tab/>
-        </w:r>
-        <w:r>
-          <w:rPr>
-            <w:noProof/>
-            <w:webHidden/>
-          </w:rPr>
-          <w:fldChar w:fldCharType="begin"/>
-        </w:r>
-        <w:r>
-          <w:rPr>
-            <w:noProof/>
-            <w:webHidden/>
-          </w:rPr>
-          <w:instrText xml:space="preserve"> PAGEREF _Toc218704145 \h </w:instrText>
-        </w:r>
-        <w:r>
-          <w:rPr>
-            <w:noProof/>
-            <w:webHidden/>
-          </w:rPr>
-        </w:r>
-        <w:r>
-          <w:rPr>
-            <w:noProof/>
-            <w:webHidden/>
-          </w:rPr>
-          <w:fldChar w:fldCharType="separate"/>
-        </w:r>
-        <w:r>
-          <w:rPr>
-            <w:noProof/>
-            <w:webHidden/>
-          </w:rPr>
-          <w:t>36</w:t>
-        </w:r>
-        <w:r>
-          <w:rPr>
-            <w:noProof/>
-            <w:webHidden/>
-          </w:rPr>
-          <w:fldChar w:fldCharType="end"/>
-        </w:r>
-      </w:hyperlink>
-    </w:p>
-    <w:p>
-      <w:pPr>
-        <w:pStyle w:val="TableofFigures"/>
-        <w:tabs>
-          <w:tab w:val="right" w:leader="dot" w:pos="8777"/>
-        </w:tabs>
-        <w:ind w:firstLine="0"/>
-        <w:rPr>
-          <w:rFonts w:asciiTheme="minorHAnsi" w:eastAsiaTheme="minorEastAsia" w:hAnsiTheme="minorHAnsi"/>
-          <w:noProof/>
-          <w:color w:val="auto"/>
-          <w:sz w:val="24"/>
-          <w:szCs w:val="24"/>
-          <w:lang w:val="en-US"/>
-        </w:rPr>
-      </w:pPr>
-      <w:hyperlink w:anchor="_Toc218704146" w:history="1">
-        <w:r>
-          <w:rPr>
-            <w:rStyle w:val="Hyperlink"/>
-            <w:noProof/>
-          </w:rPr>
-          <w:t>Hình 5.13 Tầng giao diện - Trang Quản lý biểu mẫu mail</w:t>
-        </w:r>
-        <w:r>
-          <w:rPr>
-            <w:noProof/>
-            <w:webHidden/>
-          </w:rPr>
-          <w:tab/>
-        </w:r>
-        <w:r>
-          <w:rPr>
-            <w:noProof/>
-            <w:webHidden/>
-          </w:rPr>
-          <w:fldChar w:fldCharType="begin"/>
-        </w:r>
-        <w:r>
-          <w:rPr>
-            <w:noProof/>
-            <w:webHidden/>
-          </w:rPr>
-          <w:instrText xml:space="preserve"> PAGEREF _Toc218704146 \h </w:instrText>
-        </w:r>
-        <w:r>
-          <w:rPr>
-            <w:noProof/>
-            <w:webHidden/>
-          </w:rPr>
-        </w:r>
-        <w:r>
-          <w:rPr>
-            <w:noProof/>
-            <w:webHidden/>
-          </w:rPr>
-          <w:fldChar w:fldCharType="separate"/>
-        </w:r>
-        <w:r>
-          <w:rPr>
-            <w:noProof/>
-            <w:webHidden/>
-          </w:rPr>
-          <w:t>37</w:t>
-        </w:r>
-        <w:r>
-          <w:rPr>
-            <w:noProof/>
-            <w:webHidden/>
-          </w:rPr>
-          <w:fldChar w:fldCharType="end"/>
-        </w:r>
-      </w:hyperlink>
-    </w:p>
-    <w:p>
-      <w:pPr>
-        <w:pStyle w:val="TableofFigures"/>
-        <w:tabs>
-          <w:tab w:val="right" w:leader="dot" w:pos="8777"/>
-        </w:tabs>
-        <w:ind w:firstLine="0"/>
-        <w:rPr>
-          <w:rFonts w:asciiTheme="minorHAnsi" w:eastAsiaTheme="minorEastAsia" w:hAnsiTheme="minorHAnsi"/>
-          <w:noProof/>
-          <w:color w:val="auto"/>
-          <w:sz w:val="24"/>
-          <w:szCs w:val="24"/>
-          <w:lang w:val="en-US"/>
-        </w:rPr>
-      </w:pPr>
-      <w:hyperlink w:anchor="_Toc218704147" w:history="1">
-        <w:r>
-          <w:rPr>
-            <w:rStyle w:val="Hyperlink"/>
-            <w:noProof/>
-          </w:rPr>
-          <w:t>Hình 5.14 Tầng giao diện - Trang Quản lý tài liệu</w:t>
-        </w:r>
-        <w:r>
-          <w:rPr>
-            <w:noProof/>
-            <w:webHidden/>
-          </w:rPr>
-          <w:tab/>
-        </w:r>
-        <w:r>
-          <w:rPr>
-            <w:noProof/>
-            <w:webHidden/>
-          </w:rPr>
-          <w:fldChar w:fldCharType="begin"/>
-        </w:r>
-        <w:r>
-          <w:rPr>
-            <w:noProof/>
-            <w:webHidden/>
-          </w:rPr>
-          <w:instrText xml:space="preserve"> PAGEREF _Toc218704147 \h </w:instrText>
-        </w:r>
-        <w:r>
-          <w:rPr>
-            <w:noProof/>
-            <w:webHidden/>
-          </w:rPr>
-        </w:r>
-        <w:r>
-          <w:rPr>
-            <w:noProof/>
-            <w:webHidden/>
-          </w:rPr>
-          <w:fldChar w:fldCharType="separate"/>
-        </w:r>
-        <w:r>
-          <w:rPr>
-            <w:noProof/>
-            <w:webHidden/>
-          </w:rPr>
-          <w:t>37</w:t>
-        </w:r>
-        <w:r>
-          <w:rPr>
-            <w:noProof/>
-            <w:webHidden/>
-          </w:rPr>
-          <w:fldChar w:fldCharType="end"/>
-        </w:r>
-      </w:hyperlink>
-    </w:p>
-    <w:p>
-      <w:pPr>
-        <w:pStyle w:val="TableofFigures"/>
-        <w:tabs>
-          <w:tab w:val="right" w:leader="dot" w:pos="8777"/>
-        </w:tabs>
-        <w:ind w:firstLine="0"/>
-        <w:rPr>
-          <w:rFonts w:asciiTheme="minorHAnsi" w:eastAsiaTheme="minorEastAsia" w:hAnsiTheme="minorHAnsi"/>
-          <w:noProof/>
-          <w:color w:val="auto"/>
-          <w:sz w:val="24"/>
-          <w:szCs w:val="24"/>
-          <w:lang w:val="en-US"/>
-        </w:rPr>
-      </w:pPr>
-      <w:hyperlink w:anchor="_Toc218704148" w:history="1">
-        <w:r>
-          <w:rPr>
-            <w:rStyle w:val="Hyperlink"/>
-            <w:noProof/>
-          </w:rPr>
-          <w:t>Hình 5.15</w:t>
-        </w:r>
-        <w:r>
-          <w:rPr>
-            <w:rStyle w:val="Hyperlink"/>
-            <w:noProof/>
-            <w:lang w:val="en-US"/>
-          </w:rPr>
-          <w:t xml:space="preserve"> Tầng máy chủ - Database table</w:t>
-        </w:r>
-        <w:r>
-          <w:rPr>
-            <w:noProof/>
-            <w:webHidden/>
-          </w:rPr>
-          <w:tab/>
-        </w:r>
-        <w:r>
-          <w:rPr>
-            <w:noProof/>
-            <w:webHidden/>
-          </w:rPr>
-          <w:fldChar w:fldCharType="begin"/>
-        </w:r>
-        <w:r>
-          <w:rPr>
-            <w:noProof/>
-            <w:webHidden/>
-          </w:rPr>
-          <w:instrText xml:space="preserve"> PAGEREF _Toc218704148 \h </w:instrText>
-        </w:r>
-        <w:r>
-          <w:rPr>
-            <w:noProof/>
-            <w:webHidden/>
-          </w:rPr>
-        </w:r>
-        <w:r>
-          <w:rPr>
-            <w:noProof/>
-            <w:webHidden/>
-          </w:rPr>
-          <w:fldChar w:fldCharType="separate"/>
-        </w:r>
-        <w:r>
-          <w:rPr>
-            <w:noProof/>
-            <w:webHidden/>
-          </w:rPr>
-          <w:t>38</w:t>
-        </w:r>
-        <w:r>
-          <w:rPr>
-            <w:noProof/>
-            <w:webHidden/>
-          </w:rPr>
-          <w:fldChar w:fldCharType="end"/>
-        </w:r>
-      </w:hyperlink>
-    </w:p>
-    <w:p>
-      <w:pPr>
-        <w:pStyle w:val="TableofFigures"/>
-        <w:tabs>
-          <w:tab w:val="right" w:leader="dot" w:pos="8777"/>
-        </w:tabs>
-        <w:ind w:firstLine="0"/>
-        <w:rPr>
-          <w:rFonts w:asciiTheme="minorHAnsi" w:eastAsiaTheme="minorEastAsia" w:hAnsiTheme="minorHAnsi"/>
-          <w:noProof/>
-          <w:color w:val="auto"/>
-          <w:sz w:val="24"/>
-          <w:szCs w:val="24"/>
-          <w:lang w:val="en-US"/>
-        </w:rPr>
-      </w:pPr>
-      <w:hyperlink w:anchor="_Toc218704149" w:history="1">
-        <w:r>
-          <w:rPr>
-            <w:rStyle w:val="Hyperlink"/>
-            <w:noProof/>
-          </w:rPr>
-          <w:t>Hình 5.16</w:t>
-        </w:r>
-        <w:r>
-          <w:rPr>
-            <w:rStyle w:val="Hyperlink"/>
-            <w:noProof/>
-            <w:lang w:val="en-US"/>
-          </w:rPr>
-          <w:t xml:space="preserve"> Tầng máy chủ - Database function</w:t>
-        </w:r>
-        <w:r>
-          <w:rPr>
-            <w:noProof/>
-            <w:webHidden/>
-          </w:rPr>
-          <w:tab/>
-        </w:r>
-        <w:r>
-          <w:rPr>
-            <w:noProof/>
-            <w:webHidden/>
-          </w:rPr>
-          <w:fldChar w:fldCharType="begin"/>
-        </w:r>
-        <w:r>
-          <w:rPr>
-            <w:noProof/>
-            <w:webHidden/>
-          </w:rPr>
-          <w:instrText xml:space="preserve"> PAGEREF _Toc218704149 \h </w:instrText>
-        </w:r>
-        <w:r>
-          <w:rPr>
-            <w:noProof/>
-            <w:webHidden/>
-          </w:rPr>
-        </w:r>
-        <w:r>
-          <w:rPr>
-            <w:noProof/>
-            <w:webHidden/>
-          </w:rPr>
-          <w:fldChar w:fldCharType="separate"/>
-        </w:r>
-        <w:r>
-          <w:rPr>
-            <w:noProof/>
-            <w:webHidden/>
-          </w:rPr>
-          <w:t>38</w:t>
-        </w:r>
-        <w:r>
-          <w:rPr>
-            <w:noProof/>
-            <w:webHidden/>
-          </w:rPr>
-          <w:fldChar w:fldCharType="end"/>
-        </w:r>
-      </w:hyperlink>
-    </w:p>
-    <w:p>
-      <w:pPr>
-        <w:pStyle w:val="TableofFigures"/>
-        <w:tabs>
-          <w:tab w:val="right" w:leader="dot" w:pos="8777"/>
-        </w:tabs>
-        <w:ind w:firstLine="0"/>
-        <w:rPr>
-          <w:rFonts w:asciiTheme="minorHAnsi" w:eastAsiaTheme="minorEastAsia" w:hAnsiTheme="minorHAnsi"/>
-          <w:noProof/>
-          <w:color w:val="auto"/>
-          <w:sz w:val="24"/>
-          <w:szCs w:val="24"/>
-          <w:lang w:val="en-US"/>
-        </w:rPr>
-      </w:pPr>
-      <w:hyperlink w:anchor="_Toc218704150" w:history="1">
-        <w:r>
-          <w:rPr>
-            <w:rStyle w:val="Hyperlink"/>
-            <w:noProof/>
-          </w:rPr>
-          <w:t>Hình 5.17</w:t>
-        </w:r>
-        <w:r>
-          <w:rPr>
-            <w:rStyle w:val="Hyperlink"/>
-            <w:noProof/>
-            <w:lang w:val="en-US"/>
-          </w:rPr>
-          <w:t xml:space="preserve"> Tầng máy chủ - Database table</w:t>
-        </w:r>
-        <w:r>
-          <w:rPr>
-            <w:noProof/>
-            <w:webHidden/>
-          </w:rPr>
-          <w:tab/>
-        </w:r>
-        <w:r>
-          <w:rPr>
-            <w:noProof/>
-            <w:webHidden/>
-          </w:rPr>
-          <w:fldChar w:fldCharType="begin"/>
-        </w:r>
-        <w:r>
-          <w:rPr>
-            <w:noProof/>
-            <w:webHidden/>
-          </w:rPr>
-          <w:instrText xml:space="preserve"> PAGEREF _Toc218704150 \h </w:instrText>
-        </w:r>
-        <w:r>
-          <w:rPr>
-            <w:noProof/>
-            <w:webHidden/>
-          </w:rPr>
-        </w:r>
-        <w:r>
-          <w:rPr>
-            <w:noProof/>
-            <w:webHidden/>
-          </w:rPr>
-          <w:fldChar w:fldCharType="separate"/>
-        </w:r>
-        <w:r>
-          <w:rPr>
-            <w:noProof/>
-            <w:webHidden/>
-          </w:rPr>
-          <w:t>39</w:t>
-        </w:r>
-        <w:r>
-          <w:rPr>
-            <w:noProof/>
-            <w:webHidden/>
-          </w:rPr>
-          <w:fldChar w:fldCharType="end"/>
-        </w:r>
-      </w:hyperlink>
-    </w:p>
-    <w:p>
-      <w:pPr>
-        <w:pStyle w:val="TableofFigures"/>
-        <w:tabs>
-          <w:tab w:val="right" w:leader="dot" w:pos="8777"/>
-        </w:tabs>
-        <w:ind w:firstLine="0"/>
-        <w:rPr>
-          <w:rFonts w:asciiTheme="minorHAnsi" w:eastAsiaTheme="minorEastAsia" w:hAnsiTheme="minorHAnsi"/>
-          <w:noProof/>
-          <w:color w:val="auto"/>
-          <w:sz w:val="24"/>
-          <w:szCs w:val="24"/>
-          <w:lang w:val="en-US"/>
-        </w:rPr>
-      </w:pPr>
-      <w:hyperlink w:anchor="_Toc218704151" w:history="1">
-        <w:r>
-          <w:rPr>
-            <w:rStyle w:val="Hyperlink"/>
-            <w:noProof/>
-          </w:rPr>
-          <w:t>Hình 5.18</w:t>
-        </w:r>
-        <w:r>
-          <w:rPr>
-            <w:rStyle w:val="Hyperlink"/>
-            <w:noProof/>
-            <w:lang w:val="en-US"/>
-          </w:rPr>
-          <w:t xml:space="preserve"> Tầng máy chủ - Database extension</w:t>
-        </w:r>
-        <w:r>
-          <w:rPr>
-            <w:noProof/>
-            <w:webHidden/>
-          </w:rPr>
-          <w:tab/>
-        </w:r>
-        <w:r>
-          <w:rPr>
-            <w:noProof/>
-            <w:webHidden/>
-          </w:rPr>
-          <w:fldChar w:fldCharType="begin"/>
-        </w:r>
-        <w:r>
-          <w:rPr>
-            <w:noProof/>
-            <w:webHidden/>
-          </w:rPr>
-          <w:instrText xml:space="preserve"> PAGEREF _Toc218704151 \h </w:instrText>
-        </w:r>
-        <w:r>
-          <w:rPr>
-            <w:noProof/>
-            <w:webHidden/>
-          </w:rPr>
-        </w:r>
-        <w:r>
-          <w:rPr>
-            <w:noProof/>
-            <w:webHidden/>
-          </w:rPr>
-          <w:fldChar w:fldCharType="separate"/>
-        </w:r>
-        <w:r>
-          <w:rPr>
-            <w:noProof/>
-            <w:webHidden/>
-          </w:rPr>
-          <w:t>39</w:t>
-        </w:r>
-        <w:r>
-          <w:rPr>
-            <w:noProof/>
-            <w:webHidden/>
-          </w:rPr>
-          <w:fldChar w:fldCharType="end"/>
-        </w:r>
-      </w:hyperlink>
-    </w:p>
-    <w:p>
-      <w:pPr>
-        <w:pStyle w:val="TableofFigures"/>
-        <w:tabs>
-          <w:tab w:val="right" w:leader="dot" w:pos="8777"/>
-        </w:tabs>
-        <w:ind w:firstLine="0"/>
-        <w:rPr>
-          <w:rFonts w:asciiTheme="minorHAnsi" w:eastAsiaTheme="minorEastAsia" w:hAnsiTheme="minorHAnsi"/>
-          <w:noProof/>
-          <w:color w:val="auto"/>
-          <w:sz w:val="24"/>
-          <w:szCs w:val="24"/>
-          <w:lang w:val="en-US"/>
-        </w:rPr>
-      </w:pPr>
-      <w:hyperlink w:anchor="_Toc218704152" w:history="1">
-        <w:r>
-          <w:rPr>
-            <w:rStyle w:val="Hyperlink"/>
-            <w:noProof/>
-          </w:rPr>
-          <w:t>Hình 5.19</w:t>
-        </w:r>
-        <w:r>
-          <w:rPr>
-            <w:rStyle w:val="Hyperlink"/>
-            <w:noProof/>
-            <w:lang w:val="en-US"/>
-          </w:rPr>
-          <w:t xml:space="preserve"> Tầng máy chủ - Database files</w:t>
-        </w:r>
-        <w:r>
-          <w:rPr>
-            <w:noProof/>
-            <w:webHidden/>
-          </w:rPr>
-          <w:tab/>
-        </w:r>
-        <w:r>
-          <w:rPr>
-            <w:noProof/>
-            <w:webHidden/>
-          </w:rPr>
-          <w:fldChar w:fldCharType="begin"/>
-        </w:r>
-        <w:r>
-          <w:rPr>
-            <w:noProof/>
-            <w:webHidden/>
-          </w:rPr>
-          <w:instrText xml:space="preserve"> PAGEREF _Toc218704152 \h </w:instrText>
-        </w:r>
-        <w:r>
-          <w:rPr>
-            <w:noProof/>
-            <w:webHidden/>
-          </w:rPr>
-        </w:r>
-        <w:r>
-          <w:rPr>
-            <w:noProof/>
-            <w:webHidden/>
-          </w:rPr>
-          <w:fldChar w:fldCharType="separate"/>
-        </w:r>
-        <w:r>
-          <w:rPr>
-            <w:noProof/>
-            <w:webHidden/>
-          </w:rPr>
-          <w:t>39</w:t>
-        </w:r>
-        <w:r>
-          <w:rPr>
-            <w:noProof/>
-            <w:webHidden/>
-          </w:rPr>
-          <w:fldChar w:fldCharType="end"/>
-        </w:r>
-      </w:hyperlink>
-    </w:p>
-    <w:p>
-      <w:pPr>
-        <w:pStyle w:val="TableofFigures"/>
-        <w:tabs>
-          <w:tab w:val="right" w:leader="dot" w:pos="8777"/>
-        </w:tabs>
-        <w:ind w:firstLine="0"/>
-        <w:rPr>
-          <w:rFonts w:asciiTheme="minorHAnsi" w:eastAsiaTheme="minorEastAsia" w:hAnsiTheme="minorHAnsi"/>
-          <w:noProof/>
-          <w:color w:val="auto"/>
-          <w:sz w:val="24"/>
-          <w:szCs w:val="24"/>
-          <w:lang w:val="en-US"/>
-        </w:rPr>
-      </w:pPr>
-      <w:hyperlink w:anchor="_Toc218704153" w:history="1">
-        <w:r>
-          <w:rPr>
-            <w:rStyle w:val="Hyperlink"/>
-            <w:noProof/>
-          </w:rPr>
-          <w:t>Hình 5.20</w:t>
-        </w:r>
-        <w:r>
-          <w:rPr>
-            <w:rStyle w:val="Hyperlink"/>
-            <w:noProof/>
-            <w:lang w:val="en-US"/>
-          </w:rPr>
-          <w:t xml:space="preserve"> Tầng máy chủ - Edge functions</w:t>
-        </w:r>
-        <w:r>
-          <w:rPr>
-            <w:noProof/>
-            <w:webHidden/>
-          </w:rPr>
-          <w:tab/>
-        </w:r>
-        <w:r>
-          <w:rPr>
-            <w:noProof/>
-            <w:webHidden/>
-          </w:rPr>
-          <w:fldChar w:fldCharType="begin"/>
-        </w:r>
-        <w:r>
-          <w:rPr>
-            <w:noProof/>
-            <w:webHidden/>
-          </w:rPr>
-          <w:instrText xml:space="preserve"> PAGEREF _Toc218704153 \h </w:instrText>
-        </w:r>
-        <w:r>
-          <w:rPr>
-            <w:noProof/>
-            <w:webHidden/>
-          </w:rPr>
-        </w:r>
-        <w:r>
-          <w:rPr>
-            <w:noProof/>
-            <w:webHidden/>
-          </w:rPr>
-          <w:fldChar w:fldCharType="separate"/>
-        </w:r>
-        <w:r>
-          <w:rPr>
-            <w:noProof/>
-            <w:webHidden/>
-          </w:rPr>
-          <w:t>40</w:t>
-        </w:r>
-        <w:r>
-          <w:rPr>
-            <w:noProof/>
-            <w:webHidden/>
-          </w:rPr>
-          <w:fldChar w:fldCharType="end"/>
-        </w:r>
-      </w:hyperlink>
-    </w:p>
-    <w:p>
-      <w:pPr>
-        <w:pStyle w:val="TableofFigures"/>
-        <w:tabs>
-          <w:tab w:val="right" w:leader="dot" w:pos="8777"/>
-        </w:tabs>
-        <w:ind w:firstLine="0"/>
-        <w:rPr>
-          <w:rFonts w:asciiTheme="minorHAnsi" w:eastAsiaTheme="minorEastAsia" w:hAnsiTheme="minorHAnsi"/>
-          <w:noProof/>
-          <w:color w:val="auto"/>
-          <w:sz w:val="24"/>
-          <w:szCs w:val="24"/>
-          <w:lang w:val="en-US"/>
-        </w:rPr>
-      </w:pPr>
-      <w:hyperlink w:anchor="_Toc218704154" w:history="1">
-        <w:r>
-          <w:rPr>
-            <w:rStyle w:val="Hyperlink"/>
-            <w:noProof/>
-          </w:rPr>
-          <w:t xml:space="preserve">Hình 5.21 </w:t>
-        </w:r>
-        <w:r>
-          <w:rPr>
-            <w:rStyle w:val="Hyperlink"/>
-            <w:noProof/>
-            <w:lang w:val="en-US"/>
-          </w:rPr>
-          <w:t xml:space="preserve">Tầng trung gian - </w:t>
-        </w:r>
-        <w:r>
-          <w:rPr>
-            <w:rStyle w:val="Hyperlink"/>
-            <w:noProof/>
-          </w:rPr>
-          <w:t>Nhóm workflow chatbot</w:t>
-        </w:r>
-        <w:r>
-          <w:rPr>
-            <w:noProof/>
-            <w:webHidden/>
-          </w:rPr>
-          <w:tab/>
-        </w:r>
-        <w:r>
-          <w:rPr>
-            <w:noProof/>
-            <w:webHidden/>
-          </w:rPr>
-          <w:fldChar w:fldCharType="begin"/>
-        </w:r>
-        <w:r>
-          <w:rPr>
-            <w:noProof/>
-            <w:webHidden/>
-          </w:rPr>
-          <w:instrText xml:space="preserve"> PAGEREF _Toc218704154 \h </w:instrText>
-        </w:r>
-        <w:r>
-          <w:rPr>
-            <w:noProof/>
-            <w:webHidden/>
-          </w:rPr>
-        </w:r>
-        <w:r>
-          <w:rPr>
-            <w:noProof/>
-            <w:webHidden/>
-          </w:rPr>
-          <w:fldChar w:fldCharType="separate"/>
-        </w:r>
-        <w:r>
-          <w:rPr>
-            <w:noProof/>
-            <w:webHidden/>
-          </w:rPr>
-          <w:t>41</w:t>
-        </w:r>
-        <w:r>
-          <w:rPr>
-            <w:noProof/>
-            <w:webHidden/>
-          </w:rPr>
-          <w:fldChar w:fldCharType="end"/>
-        </w:r>
-      </w:hyperlink>
-    </w:p>
-    <w:p>
-      <w:pPr>
-        <w:pStyle w:val="TableofFigures"/>
-        <w:tabs>
-          <w:tab w:val="right" w:leader="dot" w:pos="8777"/>
-        </w:tabs>
-        <w:ind w:firstLine="0"/>
-        <w:rPr>
-          <w:rFonts w:asciiTheme="minorHAnsi" w:eastAsiaTheme="minorEastAsia" w:hAnsiTheme="minorHAnsi"/>
-          <w:noProof/>
-          <w:color w:val="auto"/>
-          <w:sz w:val="24"/>
-          <w:szCs w:val="24"/>
-          <w:lang w:val="en-US"/>
-        </w:rPr>
-      </w:pPr>
-      <w:hyperlink w:anchor="_Toc218704155" w:history="1">
-        <w:r>
-          <w:rPr>
-            <w:rStyle w:val="Hyperlink"/>
-            <w:noProof/>
-          </w:rPr>
-          <w:t xml:space="preserve">Hình 5.22 </w:t>
-        </w:r>
-        <w:r>
-          <w:rPr>
-            <w:rStyle w:val="Hyperlink"/>
-            <w:noProof/>
-            <w:lang w:val="en-US"/>
-          </w:rPr>
-          <w:t xml:space="preserve">Tầng trung gian - </w:t>
-        </w:r>
-        <w:r>
-          <w:rPr>
-            <w:rStyle w:val="Hyperlink"/>
-            <w:noProof/>
-          </w:rPr>
-          <w:t xml:space="preserve">Nhóm workflow </w:t>
-        </w:r>
-        <w:r>
-          <w:rPr>
-            <w:rStyle w:val="Hyperlink"/>
-            <w:noProof/>
-            <w:lang w:val="en-US"/>
-          </w:rPr>
-          <w:t>nghiệp vụ (1)</w:t>
-        </w:r>
-        <w:r>
-          <w:rPr>
-            <w:noProof/>
-            <w:webHidden/>
-          </w:rPr>
-          <w:tab/>
-        </w:r>
-        <w:r>
-          <w:rPr>
-            <w:noProof/>
-            <w:webHidden/>
-          </w:rPr>
-          <w:fldChar w:fldCharType="begin"/>
-        </w:r>
-        <w:r>
-          <w:rPr>
-            <w:noProof/>
-            <w:webHidden/>
-          </w:rPr>
-          <w:instrText xml:space="preserve"> PAGEREF _Toc218704155 \h </w:instrText>
-        </w:r>
-        <w:r>
-          <w:rPr>
-            <w:noProof/>
-            <w:webHidden/>
-          </w:rPr>
-        </w:r>
-        <w:r>
-          <w:rPr>
-            <w:noProof/>
-            <w:webHidden/>
-          </w:rPr>
-          <w:fldChar w:fldCharType="separate"/>
-        </w:r>
-        <w:r>
-          <w:rPr>
-            <w:noProof/>
-            <w:webHidden/>
-          </w:rPr>
-          <w:t>42</w:t>
-        </w:r>
-        <w:r>
-          <w:rPr>
-            <w:noProof/>
-            <w:webHidden/>
-          </w:rPr>
-          <w:fldChar w:fldCharType="end"/>
-        </w:r>
-      </w:hyperlink>
-    </w:p>
-    <w:p>
-      <w:pPr>
-        <w:pStyle w:val="TableofFigures"/>
-        <w:tabs>
-          <w:tab w:val="right" w:leader="dot" w:pos="8777"/>
-        </w:tabs>
-        <w:ind w:firstLine="0"/>
-        <w:rPr>
-          <w:rFonts w:asciiTheme="minorHAnsi" w:eastAsiaTheme="minorEastAsia" w:hAnsiTheme="minorHAnsi"/>
-          <w:noProof/>
-          <w:color w:val="auto"/>
-          <w:sz w:val="24"/>
-          <w:szCs w:val="24"/>
-          <w:lang w:val="en-US"/>
-        </w:rPr>
-      </w:pPr>
-      <w:hyperlink w:anchor="_Toc218704156" w:history="1">
-        <w:r>
-          <w:rPr>
-            <w:rStyle w:val="Hyperlink"/>
-            <w:noProof/>
-          </w:rPr>
-          <w:t xml:space="preserve">Hình 5.23 </w:t>
-        </w:r>
-        <w:r>
-          <w:rPr>
-            <w:rStyle w:val="Hyperlink"/>
-            <w:noProof/>
-            <w:lang w:val="en-US"/>
-          </w:rPr>
-          <w:t xml:space="preserve">Tầng trung gian - </w:t>
-        </w:r>
-        <w:r>
-          <w:rPr>
-            <w:rStyle w:val="Hyperlink"/>
-            <w:noProof/>
-          </w:rPr>
-          <w:t xml:space="preserve">Nhóm workflow </w:t>
-        </w:r>
-        <w:r>
-          <w:rPr>
-            <w:rStyle w:val="Hyperlink"/>
-            <w:noProof/>
-            <w:lang w:val="en-US"/>
-          </w:rPr>
-          <w:t>nghiệp vụ (2)</w:t>
-        </w:r>
-        <w:r>
-          <w:rPr>
-            <w:noProof/>
-            <w:webHidden/>
-          </w:rPr>
-          <w:tab/>
-        </w:r>
-        <w:r>
-          <w:rPr>
-            <w:noProof/>
-            <w:webHidden/>
-          </w:rPr>
-          <w:fldChar w:fldCharType="begin"/>
-        </w:r>
-        <w:r>
-          <w:rPr>
-            <w:noProof/>
-            <w:webHidden/>
-          </w:rPr>
-          <w:instrText xml:space="preserve"> PAGEREF _Toc218704156 \h </w:instrText>
-        </w:r>
-        <w:r>
-          <w:rPr>
-            <w:noProof/>
-            <w:webHidden/>
-          </w:rPr>
-        </w:r>
-        <w:r>
-          <w:rPr>
-            <w:noProof/>
-            <w:webHidden/>
-          </w:rPr>
-          <w:fldChar w:fldCharType="separate"/>
-        </w:r>
-        <w:r>
-          <w:rPr>
-            <w:noProof/>
-            <w:webHidden/>
-          </w:rPr>
-          <w:t>42</w:t>
-        </w:r>
-        <w:r>
-          <w:rPr>
-            <w:noProof/>
-            <w:webHidden/>
-          </w:rPr>
-          <w:fldChar w:fldCharType="end"/>
-        </w:r>
-      </w:hyperlink>
-    </w:p>
-    <w:p>
-      <w:pPr>
-        <w:tabs>
-          <w:tab w:val="left" w:pos="3402"/>
-        </w:tabs>
-        <w:ind w:firstLine="0"/>
-        <w:rPr>
-          <w:b/>
-          <w:bCs/>
-          <w:sz w:val="28"/>
-          <w:szCs w:val="28"/>
-          <w:lang w:val="en-US"/>
-        </w:rPr>
-      </w:pPr>
-      <w:r>
-        <w:rPr>
-          <w:b/>
-          <w:bCs/>
-          <w:sz w:val="28"/>
-          <w:szCs w:val="28"/>
-          <w:lang w:val="en-US"/>
-        </w:rPr>
-        <w:fldChar w:fldCharType="end"/>
-      </w:r>
-    </w:p>
-    <w:p>
-      <w:pPr>
-        <w:tabs>
-          <w:tab w:val="left" w:pos="3402"/>
-        </w:tabs>
-        <w:ind w:firstLine="0"/>
-        <w:rPr>
-          <w:b/>
-          <w:bCs/>
-          <w:sz w:val="28"/>
-          <w:szCs w:val="28"/>
-          <w:lang w:val="en-US"/>
-        </w:rPr>
-      </w:pPr>
-      <w:r>
-        <w:rPr>
-          <w:b/>
-          <w:bCs/>
-          <w:sz w:val="28"/>
-          <w:szCs w:val="28"/>
-          <w:lang w:val="en-US"/>
-        </w:rPr>
-        <w:t>DANH MỤC BẢNG</w:t>
-      </w:r>
-    </w:p>
-    <w:p>
-      <w:pPr>
-        <w:pStyle w:val="TableofFigures"/>
-        <w:tabs>
-          <w:tab w:val="right" w:leader="dot" w:pos="8777"/>
-        </w:tabs>
-        <w:ind w:firstLine="0"/>
-        <w:rPr>
-          <w:rFonts w:asciiTheme="minorHAnsi" w:eastAsiaTheme="minorEastAsia" w:hAnsiTheme="minorHAnsi"/>
-          <w:noProof/>
-          <w:color w:val="auto"/>
-          <w:sz w:val="24"/>
-          <w:szCs w:val="24"/>
-          <w:lang w:val="en-US"/>
-        </w:rPr>
-      </w:pPr>
-      <w:r>
-        <w:rPr>
-          <w:b/>
-          <w:bCs/>
-          <w:sz w:val="28"/>
-          <w:szCs w:val="28"/>
-          <w:lang w:val="en-US"/>
-        </w:rPr>
-        <w:fldChar w:fldCharType="begin"/>
-      </w:r>
-      <w:r>
-        <w:rPr>
-          <w:b/>
-          <w:bCs/>
-          <w:sz w:val="28"/>
-          <w:szCs w:val="28"/>
-          <w:lang w:val="en-US"/>
-        </w:rPr>
-        <w:instrText xml:space="preserve"> TOC \h \z \c "Bảng" </w:instrText>
-      </w:r>
-      <w:r>
-        <w:rPr>
-          <w:b/>
-          <w:bCs/>
-          <w:sz w:val="28"/>
-          <w:szCs w:val="28"/>
-          <w:lang w:val="en-US"/>
-        </w:rPr>
-        <w:fldChar w:fldCharType="separate"/>
-      </w:r>
-      <w:hyperlink w:anchor="_Toc218704157" w:history="1">
-        <w:r>
-          <w:rPr>
-            <w:rStyle w:val="Hyperlink"/>
-            <w:noProof/>
-          </w:rPr>
-          <w:t>Bảng 2.1</w:t>
-        </w:r>
-        <w:r>
-          <w:rPr>
-            <w:rStyle w:val="Hyperlink"/>
-            <w:noProof/>
-            <w:lang w:val="en-US"/>
-          </w:rPr>
-          <w:t xml:space="preserve"> Thông số Agents</w:t>
-        </w:r>
-        <w:r>
-          <w:rPr>
-            <w:noProof/>
-            <w:webHidden/>
-          </w:rPr>
-          <w:tab/>
-        </w:r>
-        <w:r>
-          <w:rPr>
-            <w:noProof/>
-            <w:webHidden/>
-          </w:rPr>
-          <w:fldChar w:fldCharType="begin"/>
-        </w:r>
-        <w:r>
-          <w:rPr>
-            <w:noProof/>
-            <w:webHidden/>
-          </w:rPr>
-          <w:instrText xml:space="preserve"> PAGEREF _Toc218704157 \h </w:instrText>
-        </w:r>
-        <w:r>
-          <w:rPr>
-            <w:noProof/>
-            <w:webHidden/>
-          </w:rPr>
-        </w:r>
-        <w:r>
-          <w:rPr>
-            <w:noProof/>
-            <w:webHidden/>
-          </w:rPr>
-          <w:fldChar w:fldCharType="separate"/>
-        </w:r>
-        <w:r>
-          <w:rPr>
-            <w:noProof/>
-            <w:webHidden/>
-          </w:rPr>
-          <w:t>13</w:t>
-        </w:r>
-        <w:r>
-          <w:rPr>
-            <w:noProof/>
-            <w:webHidden/>
-          </w:rPr>
-          <w:fldChar w:fldCharType="end"/>
-        </w:r>
-      </w:hyperlink>
-    </w:p>
-    <w:p>
-      <w:pPr>
-        <w:pStyle w:val="TableofFigures"/>
-        <w:tabs>
-          <w:tab w:val="right" w:leader="dot" w:pos="8777"/>
-        </w:tabs>
-        <w:ind w:firstLine="0"/>
-        <w:rPr>
-          <w:rFonts w:asciiTheme="minorHAnsi" w:eastAsiaTheme="minorEastAsia" w:hAnsiTheme="minorHAnsi"/>
-          <w:noProof/>
-          <w:color w:val="auto"/>
-          <w:sz w:val="24"/>
-          <w:szCs w:val="24"/>
-          <w:lang w:val="en-US"/>
-        </w:rPr>
-      </w:pPr>
-      <w:hyperlink w:anchor="_Toc218704158" w:history="1">
-        <w:r>
-          <w:rPr>
-            <w:rStyle w:val="Hyperlink"/>
-            <w:noProof/>
-          </w:rPr>
-          <w:t>Bảng 3.1 Mô tả tác nhân hệ thống</w:t>
-        </w:r>
-        <w:r>
-          <w:rPr>
-            <w:noProof/>
-            <w:webHidden/>
-          </w:rPr>
-          <w:tab/>
-        </w:r>
-        <w:r>
-          <w:rPr>
-            <w:noProof/>
-            <w:webHidden/>
-          </w:rPr>
-          <w:fldChar w:fldCharType="begin"/>
-        </w:r>
-        <w:r>
-          <w:rPr>
-            <w:noProof/>
-            <w:webHidden/>
-          </w:rPr>
-          <w:instrText xml:space="preserve"> PAGEREF _Toc218704158 \h </w:instrText>
-        </w:r>
-        <w:r>
-          <w:rPr>
-            <w:noProof/>
-            <w:webHidden/>
-          </w:rPr>
-        </w:r>
-        <w:r>
-          <w:rPr>
-            <w:noProof/>
-            <w:webHidden/>
-          </w:rPr>
-          <w:fldChar w:fldCharType="separate"/>
-        </w:r>
-        <w:r>
-          <w:rPr>
-            <w:noProof/>
-            <w:webHidden/>
-          </w:rPr>
-          <w:t>19</w:t>
-        </w:r>
-        <w:r>
-          <w:rPr>
-            <w:noProof/>
-            <w:webHidden/>
-          </w:rPr>
-          <w:fldChar w:fldCharType="end"/>
-        </w:r>
-      </w:hyperlink>
-    </w:p>
-    <w:p>
-      <w:pPr>
-        <w:pStyle w:val="TableofFigures"/>
-        <w:tabs>
-          <w:tab w:val="right" w:leader="dot" w:pos="8777"/>
-        </w:tabs>
-        <w:ind w:firstLine="0"/>
-        <w:rPr>
-          <w:rFonts w:asciiTheme="minorHAnsi" w:eastAsiaTheme="minorEastAsia" w:hAnsiTheme="minorHAnsi"/>
-          <w:noProof/>
-          <w:color w:val="auto"/>
-          <w:sz w:val="24"/>
-          <w:szCs w:val="24"/>
-          <w:lang w:val="en-US"/>
-        </w:rPr>
-      </w:pPr>
-      <w:hyperlink w:anchor="_Toc218704159" w:history="1">
-        <w:r>
-          <w:rPr>
-            <w:rStyle w:val="Hyperlink"/>
-            <w:noProof/>
-          </w:rPr>
-          <w:t>Bảng 5.1 Mô tả cấu trúc tầng giao diện</w:t>
-        </w:r>
-        <w:r>
-          <w:rPr>
-            <w:noProof/>
-            <w:webHidden/>
-          </w:rPr>
-          <w:tab/>
-        </w:r>
-        <w:r>
-          <w:rPr>
-            <w:noProof/>
-            <w:webHidden/>
-          </w:rPr>
-          <w:fldChar w:fldCharType="begin"/>
-        </w:r>
-        <w:r>
-          <w:rPr>
-            <w:noProof/>
-            <w:webHidden/>
-          </w:rPr>
-          <w:instrText xml:space="preserve"> PAGEREF _Toc218704159 \h </w:instrText>
-        </w:r>
-        <w:r>
-          <w:rPr>
-            <w:noProof/>
-            <w:webHidden/>
-          </w:rPr>
-        </w:r>
-        <w:r>
-          <w:rPr>
-            <w:noProof/>
-            <w:webHidden/>
-          </w:rPr>
-          <w:fldChar w:fldCharType="separate"/>
-        </w:r>
-        <w:r>
-          <w:rPr>
-            <w:noProof/>
-            <w:webHidden/>
-          </w:rPr>
-          <w:t>32</w:t>
-        </w:r>
-        <w:r>
-          <w:rPr>
-            <w:noProof/>
-            <w:webHidden/>
-          </w:rPr>
-          <w:fldChar w:fldCharType="end"/>
-        </w:r>
-      </w:hyperlink>
-    </w:p>
-    <w:p>
-      <w:pPr>
-        <w:pStyle w:val="TableofFigures"/>
-        <w:tabs>
-          <w:tab w:val="right" w:leader="dot" w:pos="8777"/>
-        </w:tabs>
-        <w:ind w:firstLine="0"/>
-        <w:rPr>
-          <w:rFonts w:asciiTheme="minorHAnsi" w:eastAsiaTheme="minorEastAsia" w:hAnsiTheme="minorHAnsi"/>
-          <w:noProof/>
-          <w:color w:val="auto"/>
-          <w:sz w:val="24"/>
-          <w:szCs w:val="24"/>
-          <w:lang w:val="en-US"/>
-        </w:rPr>
-      </w:pPr>
-      <w:hyperlink w:anchor="_Toc218704160" w:history="1">
-        <w:r>
-          <w:rPr>
-            <w:rStyle w:val="Hyperlink"/>
-            <w:noProof/>
-          </w:rPr>
-          <w:t>Bảng 5.2 Kinh phí duy trì tự động hóa mỗi năm</w:t>
-        </w:r>
-        <w:r>
-          <w:rPr>
-            <w:noProof/>
-            <w:webHidden/>
-          </w:rPr>
-          <w:tab/>
-        </w:r>
-        <w:r>
-          <w:rPr>
-            <w:noProof/>
-            <w:webHidden/>
-          </w:rPr>
-          <w:fldChar w:fldCharType="begin"/>
-        </w:r>
-        <w:r>
-          <w:rPr>
-            <w:noProof/>
-            <w:webHidden/>
-          </w:rPr>
-          <w:instrText xml:space="preserve"> PAGEREF _Toc218704160 \h </w:instrText>
-        </w:r>
-        <w:r>
-          <w:rPr>
-            <w:noProof/>
-            <w:webHidden/>
-          </w:rPr>
-        </w:r>
-        <w:r>
-          <w:rPr>
-            <w:noProof/>
-            <w:webHidden/>
-          </w:rPr>
-          <w:fldChar w:fldCharType="separate"/>
-        </w:r>
-        <w:r>
-          <w:rPr>
-            <w:noProof/>
-            <w:webHidden/>
-          </w:rPr>
-          <w:t>43</w:t>
-        </w:r>
-        <w:r>
-          <w:rPr>
-            <w:noProof/>
-            <w:webHidden/>
-          </w:rPr>
-          <w:fldChar w:fldCharType="end"/>
-        </w:r>
-      </w:hyperlink>
-    </w:p>
-    <w:p>
-      <w:pPr>
-        <w:tabs>
-          <w:tab w:val="left" w:pos="3402"/>
-        </w:tabs>
-        <w:ind w:firstLine="0"/>
-        <w:rPr>
-          <w:b/>
-          <w:bCs/>
-          <w:sz w:val="28"/>
-          <w:szCs w:val="28"/>
-          <w:lang w:val="en-US"/>
-        </w:rPr>
-      </w:pPr>
-      <w:r>
-        <w:rPr>
-          <w:b/>
-          <w:bCs/>
-          <w:sz w:val="28"/>
-          <w:szCs w:val="28"/>
-          <w:lang w:val="en-US"/>
-        </w:rPr>
-        <w:fldChar w:fldCharType="end"/>
-      </w:r>
-    </w:p>
-    <w:p>
-      <w:pPr>
-        <w:ind w:firstLine="0"/>
-      </w:pPr>
-      <w:r>
-        <w:br w:type="page"/>
-      </w:r>
+        <w:jc w:val="center"/>
+        <w:rPr>
+          <w:rFonts w:eastAsia="Times New Roman" w:cs="Times New Roman"/>
+          <w:color w:val="000000"/>
+        </w:rPr>
+        <w:sectPr>
+          <w:headerReference w:type="default" r:id="rId10"/>
+          <w:pgSz w:w="11906" w:h="16838"/>
+          <w:pgMar w:top="1985" w:right="1134" w:bottom="1701" w:left="1985" w:header="708" w:footer="708" w:gutter="0"/>
+          <w:pgNumType w:fmt="lowerRoman" w:start="1"/>
+          <w:cols w:space="708"/>
+          <w:docGrid w:linePitch="360"/>
+        </w:sectPr>
+      </w:pPr>
     </w:p>
     <w:p>
       <w:pPr>
@@ -9430,10 +8230,12 @@
           <w:lang w:val="en-US"/>
         </w:rPr>
       </w:pPr>
+      <w:bookmarkStart w:id="6" w:name="_Toc238200754"/>
       <w:r>
         <w:lastRenderedPageBreak/>
         <w:t>INTRODUCTION</w:t>
       </w:r>
+      <w:bookmarkEnd w:id="6"/>
     </w:p>
     <w:p>
       <w:pPr>
@@ -9444,11 +8246,19 @@
           <w:lang w:val="en-US"/>
         </w:rPr>
       </w:pPr>
-      <w:r>
-        <w:rPr>
-          <w:lang w:val="en-US"/>
-        </w:rPr>
-        <w:t xml:space="preserve">Background and rationale </w:t>
+      <w:bookmarkStart w:id="7" w:name="_Toc238200755"/>
+      <w:r>
+        <w:rPr>
+          <w:lang w:val="en-US"/>
+        </w:rPr>
+        <w:t>Background and rationale</w:t>
+      </w:r>
+      <w:bookmarkEnd w:id="7"/>
+      <w:r>
+        <w:rPr>
+          <w:lang w:val="en-US"/>
+        </w:rPr>
+        <w:t xml:space="preserve"> </w:t>
       </w:r>
     </w:p>
     <w:p>
@@ -9502,9 +8312,11 @@
           <w:lang w:val="en-US"/>
         </w:rPr>
       </w:pPr>
+      <w:bookmarkStart w:id="8" w:name="_Toc238200756"/>
       <w:r>
         <w:t>Project objectives</w:t>
       </w:r>
+      <w:bookmarkEnd w:id="8"/>
     </w:p>
     <w:p>
       <w:pPr>
@@ -9573,9 +8385,11 @@
           <w:lang w:val="en-US"/>
         </w:rPr>
       </w:pPr>
+      <w:bookmarkStart w:id="9" w:name="_Toc238200757"/>
       <w:r>
         <w:t>Scope of the project</w:t>
       </w:r>
+      <w:bookmarkEnd w:id="9"/>
     </w:p>
     <w:p>
       <w:pPr>
@@ -9640,10 +8454,12 @@
           <w:lang w:val="en-US"/>
         </w:rPr>
       </w:pPr>
+      <w:bookmarkStart w:id="10" w:name="_Toc238200758"/>
       <w:r>
         <w:lastRenderedPageBreak/>
         <w:t>Practical significance of the project</w:t>
       </w:r>
+      <w:bookmarkEnd w:id="10"/>
     </w:p>
     <w:p>
       <w:pPr>
@@ -9696,9 +8512,11 @@
           <w:lang w:val="en-US"/>
         </w:rPr>
       </w:pPr>
+      <w:bookmarkStart w:id="11" w:name="_Toc238200759"/>
       <w:r>
         <w:t>Structure of the project</w:t>
       </w:r>
+      <w:bookmarkEnd w:id="11"/>
     </w:p>
     <w:p>
       <w:pPr>
@@ -9941,7 +8759,7 @@
           <w:lang w:val="en-US"/>
         </w:rPr>
       </w:pPr>
-      <w:bookmarkStart w:id="1" w:name="_Toc218704054"/>
+      <w:bookmarkStart w:id="12" w:name="_Toc238200760"/>
       <w:r>
         <w:lastRenderedPageBreak/>
         <w:t>THEORETICAL</w:t>
@@ -9955,7 +8773,7 @@
       <w:r>
         <w:t>BASIS</w:t>
       </w:r>
-      <w:bookmarkEnd w:id="1"/>
+      <w:bookmarkEnd w:id="12"/>
     </w:p>
     <w:p>
       <w:pPr>
@@ -9966,9 +8784,11 @@
           <w:lang w:val="en-US"/>
         </w:rPr>
       </w:pPr>
-      <w:r>
-        <w:t>Related works and current state of solutions</w:t>
-      </w:r>
+      <w:bookmarkStart w:id="13" w:name="_Toc238200761"/>
+      <w:r>
+        <w:t>Current state of existing conduct score management systems</w:t>
+      </w:r>
+      <w:bookmarkEnd w:id="13"/>
     </w:p>
     <w:p>
       <w:pPr>
@@ -9977,9 +8797,11 @@
           <w:lang w:val="en-US"/>
         </w:rPr>
       </w:pPr>
+      <w:bookmarkStart w:id="14" w:name="_Toc238200762"/>
       <w:r>
         <w:t>Current state of existing conduct score management systems</w:t>
       </w:r>
+      <w:bookmarkEnd w:id="14"/>
     </w:p>
     <w:p>
       <w:pPr>
@@ -9988,9 +8810,11 @@
           <w:lang w:val="en-US"/>
         </w:rPr>
       </w:pPr>
+      <w:bookmarkStart w:id="15" w:name="_Toc238200763"/>
       <w:r>
         <w:t>Analysis of studies and tech-enabled attendance solutions</w:t>
       </w:r>
+      <w:bookmarkEnd w:id="15"/>
     </w:p>
     <w:p>
       <w:pPr>
@@ -9999,8 +8823,13 @@
           <w:lang w:val="en-US"/>
         </w:rPr>
       </w:pPr>
-      <w:r>
-        <w:t xml:space="preserve">Software Architecture and High-Load Processing Techniques </w:t>
+      <w:bookmarkStart w:id="16" w:name="_Toc238200764"/>
+      <w:r>
+        <w:t>Software Architecture and High-Load Processing Techniques</w:t>
+      </w:r>
+      <w:bookmarkEnd w:id="16"/>
+      <w:r>
+        <w:t xml:space="preserve"> </w:t>
       </w:r>
     </w:p>
     <w:p>
@@ -10010,8 +8839,13 @@
           <w:lang w:val="en-US"/>
         </w:rPr>
       </w:pPr>
-      <w:r>
-        <w:t xml:space="preserve">Event-Driven Architecture (EDA) </w:t>
+      <w:bookmarkStart w:id="17" w:name="_Toc238200765"/>
+      <w:r>
+        <w:t>Event-Driven Architecture (EDA)</w:t>
+      </w:r>
+      <w:bookmarkEnd w:id="17"/>
+      <w:r>
+        <w:t xml:space="preserve"> </w:t>
       </w:r>
     </w:p>
     <w:p>
@@ -10021,8 +8855,13 @@
           <w:lang w:val="en-US"/>
         </w:rPr>
       </w:pPr>
-      <w:r>
-        <w:t xml:space="preserve">Load Balancing Mechanism with Nginx </w:t>
+      <w:bookmarkStart w:id="18" w:name="_Toc238200766"/>
+      <w:r>
+        <w:t>Load Balancing Mechanism with Nginx</w:t>
+      </w:r>
+      <w:bookmarkEnd w:id="18"/>
+      <w:r>
+        <w:t xml:space="preserve"> </w:t>
       </w:r>
     </w:p>
     <w:p>
@@ -10032,8 +8871,13 @@
           <w:lang w:val="en-US"/>
         </w:rPr>
       </w:pPr>
-      <w:r>
-        <w:t xml:space="preserve">Message Queue with RabbitMQ </w:t>
+      <w:bookmarkStart w:id="19" w:name="_Toc238200767"/>
+      <w:r>
+        <w:t>Message Queue with RabbitMQ</w:t>
+      </w:r>
+      <w:bookmarkEnd w:id="19"/>
+      <w:r>
+        <w:t xml:space="preserve"> </w:t>
       </w:r>
     </w:p>
     <w:p>
@@ -10043,9 +8887,11 @@
           <w:lang w:val="en-US"/>
         </w:rPr>
       </w:pPr>
+      <w:bookmarkStart w:id="20" w:name="_Toc238200768"/>
       <w:r>
         <w:t>In-Memory Caching Mechanism with Redis</w:t>
       </w:r>
+      <w:bookmarkEnd w:id="20"/>
     </w:p>
     <w:p>
       <w:pPr>
@@ -10054,8 +8900,13 @@
           <w:lang w:val="en-US"/>
         </w:rPr>
       </w:pPr>
-      <w:r>
-        <w:t xml:space="preserve">Application Development and Data Management Technologies </w:t>
+      <w:bookmarkStart w:id="21" w:name="_Toc238200769"/>
+      <w:r>
+        <w:t>Application Development and Data Management Technologies</w:t>
+      </w:r>
+      <w:bookmarkEnd w:id="21"/>
+      <w:r>
+        <w:t xml:space="preserve"> </w:t>
       </w:r>
     </w:p>
     <w:p>
@@ -10065,8 +8916,13 @@
           <w:lang w:val="en-US"/>
         </w:rPr>
       </w:pPr>
-      <w:r>
-        <w:t xml:space="preserve">Next.js Framework </w:t>
+      <w:bookmarkStart w:id="22" w:name="_Toc238200770"/>
+      <w:r>
+        <w:t>Next.js Framework</w:t>
+      </w:r>
+      <w:bookmarkEnd w:id="22"/>
+      <w:r>
+        <w:t xml:space="preserve"> </w:t>
       </w:r>
     </w:p>
     <w:p>
@@ -10076,8 +8932,13 @@
           <w:lang w:val="en-US"/>
         </w:rPr>
       </w:pPr>
-      <w:r>
-        <w:t xml:space="preserve">Node.js Runtime Environment </w:t>
+      <w:bookmarkStart w:id="23" w:name="_Toc238200771"/>
+      <w:r>
+        <w:t>Node.js Runtime Environment</w:t>
+      </w:r>
+      <w:bookmarkEnd w:id="23"/>
+      <w:r>
+        <w:t xml:space="preserve"> </w:t>
       </w:r>
     </w:p>
     <w:p>
@@ -10087,9 +8948,11 @@
           <w:lang w:val="en-US"/>
         </w:rPr>
       </w:pPr>
+      <w:bookmarkStart w:id="24" w:name="_Toc238200772"/>
       <w:r>
         <w:t>PostgreSQL Relational Database</w:t>
       </w:r>
+      <w:bookmarkEnd w:id="24"/>
     </w:p>
     <w:p>
       <w:pPr>
@@ -10098,12 +8961,14 @@
           <w:lang w:val="en-US"/>
         </w:rPr>
       </w:pPr>
+      <w:bookmarkStart w:id="25" w:name="_Toc238200773"/>
       <w:r>
         <w:rPr>
           <w:lang w:val="en-US"/>
         </w:rPr>
         <w:t>Specialized Techniques in the System</w:t>
       </w:r>
+      <w:bookmarkEnd w:id="25"/>
     </w:p>
     <w:p>
       <w:pPr>
@@ -10115,12 +8980,14 @@
           <w:lang w:val="en-US"/>
         </w:rPr>
       </w:pPr>
+      <w:bookmarkStart w:id="26" w:name="_Toc238200774"/>
       <w:r>
         <w:rPr>
           <w:lang w:val="en-US"/>
         </w:rPr>
         <w:t>GPS Geofencing</w:t>
       </w:r>
+      <w:bookmarkEnd w:id="26"/>
     </w:p>
     <w:p>
       <w:pPr>
@@ -10132,12 +8999,14 @@
           <w:lang w:val="en-US"/>
         </w:rPr>
       </w:pPr>
+      <w:bookmarkStart w:id="27" w:name="_Toc238200775"/>
       <w:r>
         <w:rPr>
           <w:lang w:val="en-US"/>
         </w:rPr>
         <w:t>Rule-Based Recommendation Engine</w:t>
       </w:r>
+      <w:bookmarkEnd w:id="27"/>
     </w:p>
     <w:p>
       <w:pPr>
@@ -10149,12 +9018,14 @@
           <w:lang w:val="en-US"/>
         </w:rPr>
       </w:pPr>
+      <w:bookmarkStart w:id="28" w:name="_Toc238200776"/>
       <w:r>
         <w:rPr>
           <w:lang w:val="en-US"/>
         </w:rPr>
         <w:t>Automated Data Collection Technique (Web Scraping)</w:t>
       </w:r>
+      <w:bookmarkEnd w:id="28"/>
     </w:p>
     <w:p>
       <w:pPr>
@@ -10172,9 +9043,11 @@
           <w:lang w:val="en-US"/>
         </w:rPr>
       </w:pPr>
+      <w:bookmarkStart w:id="29" w:name="_Toc238200777"/>
       <w:r>
         <w:t>REQUIREMENTS ANALYSIS</w:t>
       </w:r>
+      <w:bookmarkEnd w:id="29"/>
     </w:p>
     <w:p>
       <w:pPr>
@@ -10183,10 +9056,12 @@
           <w:lang w:val="en-US"/>
         </w:rPr>
       </w:pPr>
+      <w:bookmarkStart w:id="30" w:name="_Toc238200778"/>
       <w:r>
         <w:lastRenderedPageBreak/>
         <w:t>Current State Survey and Business Processes</w:t>
       </w:r>
+      <w:bookmarkEnd w:id="30"/>
     </w:p>
     <w:p>
       <w:pPr>
@@ -10195,12 +9070,14 @@
           <w:lang w:val="en-US"/>
         </w:rPr>
       </w:pPr>
+      <w:bookmarkStart w:id="31" w:name="_Toc238200779"/>
       <w:r>
         <w:rPr>
           <w:lang w:val="en-US"/>
         </w:rPr>
         <w:t>Existing Process Diagram</w:t>
       </w:r>
+      <w:bookmarkEnd w:id="31"/>
     </w:p>
     <w:p>
       <w:pPr>
@@ -10209,12 +9086,14 @@
           <w:lang w:val="en-US"/>
         </w:rPr>
       </w:pPr>
+      <w:bookmarkStart w:id="32" w:name="_Toc238200780"/>
       <w:r>
         <w:rPr>
           <w:lang w:val="en-US"/>
         </w:rPr>
         <w:t>Proposed Process Diagram</w:t>
       </w:r>
+      <w:bookmarkEnd w:id="32"/>
     </w:p>
     <w:p>
       <w:pPr>
@@ -10223,12 +9102,14 @@
           <w:lang w:val="en-US"/>
         </w:rPr>
       </w:pPr>
+      <w:bookmarkStart w:id="33" w:name="_Toc238200781"/>
       <w:r>
         <w:rPr>
           <w:lang w:val="en-US"/>
         </w:rPr>
         <w:t>Description of Specific Business Flows</w:t>
       </w:r>
+      <w:bookmarkEnd w:id="33"/>
     </w:p>
     <w:p>
       <w:pPr>
@@ -10279,9 +9160,11 @@
           <w:lang w:val="en-US"/>
         </w:rPr>
       </w:pPr>
+      <w:bookmarkStart w:id="34" w:name="_Toc238200782"/>
       <w:r>
         <w:t>Functional Requirements</w:t>
       </w:r>
+      <w:bookmarkEnd w:id="34"/>
     </w:p>
     <w:p>
       <w:pPr>
@@ -10290,9 +9173,11 @@
           <w:lang w:val="en-US"/>
         </w:rPr>
       </w:pPr>
+      <w:bookmarkStart w:id="35" w:name="_Toc238200783"/>
       <w:r>
         <w:t>Actor Identification</w:t>
       </w:r>
+      <w:bookmarkEnd w:id="35"/>
     </w:p>
     <w:p>
       <w:pPr>
@@ -10301,9 +9186,11 @@
           <w:lang w:val="en-US"/>
         </w:rPr>
       </w:pPr>
+      <w:bookmarkStart w:id="36" w:name="_Toc238200784"/>
       <w:r>
         <w:t>Overall Use Case Diagram</w:t>
       </w:r>
+      <w:bookmarkEnd w:id="36"/>
     </w:p>
     <w:p>
       <w:pPr>
@@ -10312,9 +9199,11 @@
           <w:lang w:val="en-US"/>
         </w:rPr>
       </w:pPr>
+      <w:bookmarkStart w:id="37" w:name="_Toc238200785"/>
       <w:r>
         <w:t>Detailed Use Case Diagram</w:t>
       </w:r>
+      <w:bookmarkEnd w:id="37"/>
     </w:p>
     <w:p>
       <w:pPr>
@@ -10379,12 +9268,14 @@
           <w:lang w:val="en-US" w:eastAsia="zh-TW"/>
         </w:rPr>
       </w:pPr>
+      <w:bookmarkStart w:id="38" w:name="_Toc238200786"/>
       <w:r>
         <w:rPr>
           <w:lang w:eastAsia="zh-TW"/>
         </w:rPr>
         <w:t>Use Case Specifications</w:t>
       </w:r>
+      <w:bookmarkEnd w:id="38"/>
     </w:p>
     <w:p>
       <w:pPr>
@@ -10393,12 +9284,14 @@
           <w:lang w:val="en-US" w:eastAsia="zh-TW"/>
         </w:rPr>
       </w:pPr>
+      <w:bookmarkStart w:id="39" w:name="_Toc238200787"/>
       <w:r>
         <w:rPr>
           <w:lang w:eastAsia="zh-TW"/>
         </w:rPr>
         <w:t>Non-Functional Requirements</w:t>
       </w:r>
+      <w:bookmarkEnd w:id="39"/>
     </w:p>
     <w:p>
       <w:pPr>
@@ -10407,9 +9300,11 @@
           <w:lang w:val="en-US"/>
         </w:rPr>
       </w:pPr>
+      <w:bookmarkStart w:id="40" w:name="_Toc238200788"/>
       <w:r>
         <w:t>Performance &amp; Concurrency</w:t>
       </w:r>
+      <w:bookmarkEnd w:id="40"/>
     </w:p>
     <w:p>
       <w:pPr>
@@ -10418,9 +9313,11 @@
           <w:lang w:val="en-US"/>
         </w:rPr>
       </w:pPr>
+      <w:bookmarkStart w:id="41" w:name="_Toc238200789"/>
       <w:r>
         <w:t>High Availability &amp; Scalability</w:t>
       </w:r>
+      <w:bookmarkEnd w:id="41"/>
     </w:p>
     <w:p>
       <w:pPr>
@@ -10429,9 +9326,11 @@
           <w:lang w:val="en-US"/>
         </w:rPr>
       </w:pPr>
+      <w:bookmarkStart w:id="42" w:name="_Toc238200790"/>
       <w:r>
         <w:t>Security &amp; Anti-Fraud</w:t>
       </w:r>
+      <w:bookmarkEnd w:id="42"/>
     </w:p>
     <w:p>
       <w:pPr>
@@ -10440,9 +9339,11 @@
           <w:lang w:val="en-US"/>
         </w:rPr>
       </w:pPr>
+      <w:bookmarkStart w:id="43" w:name="_Toc238200791"/>
       <w:r>
         <w:t>Usability &amp; UI/UX</w:t>
       </w:r>
+      <w:bookmarkEnd w:id="43"/>
     </w:p>
     <w:p>
       <w:pPr>
@@ -10460,9 +9361,11 @@
           <w:lang w:val="en-US"/>
         </w:rPr>
       </w:pPr>
+      <w:bookmarkStart w:id="44" w:name="_Toc238200792"/>
       <w:r>
         <w:t>SYSTEM DESIGN</w:t>
       </w:r>
+      <w:bookmarkEnd w:id="44"/>
     </w:p>
     <w:p>
       <w:pPr>
@@ -10471,10 +9374,12 @@
           <w:lang w:val="en-US"/>
         </w:rPr>
       </w:pPr>
+      <w:bookmarkStart w:id="45" w:name="_Toc238200793"/>
       <w:r>
         <w:lastRenderedPageBreak/>
         <w:t>System Architecture</w:t>
       </w:r>
+      <w:bookmarkEnd w:id="45"/>
     </w:p>
     <w:p>
       <w:pPr>
@@ -10483,9 +9388,11 @@
           <w:lang w:val="en-US"/>
         </w:rPr>
       </w:pPr>
+      <w:bookmarkStart w:id="46" w:name="_Toc238200794"/>
       <w:r>
         <w:t>Client Layer</w:t>
       </w:r>
+      <w:bookmarkEnd w:id="46"/>
     </w:p>
     <w:p>
       <w:pPr>
@@ -10494,9 +9401,11 @@
           <w:lang w:val="en-US"/>
         </w:rPr>
       </w:pPr>
+      <w:bookmarkStart w:id="47" w:name="_Toc238200795"/>
       <w:r>
         <w:t>Load Balancing &amp; Proxy Layer</w:t>
       </w:r>
+      <w:bookmarkEnd w:id="47"/>
     </w:p>
     <w:p>
       <w:pPr>
@@ -10505,9 +9414,11 @@
           <w:lang w:val="en-US"/>
         </w:rPr>
       </w:pPr>
+      <w:bookmarkStart w:id="48" w:name="_Toc238200796"/>
       <w:r>
         <w:t>Application &amp; Service Layer (Node.js API)</w:t>
       </w:r>
+      <w:bookmarkEnd w:id="48"/>
     </w:p>
     <w:p>
       <w:pPr>
@@ -10516,9 +9427,11 @@
           <w:lang w:val="en-US"/>
         </w:rPr>
       </w:pPr>
+      <w:bookmarkStart w:id="49" w:name="_Toc238200797"/>
       <w:r>
         <w:t>Message Broker Layer (RabbitMQ)</w:t>
       </w:r>
+      <w:bookmarkEnd w:id="49"/>
     </w:p>
     <w:p>
       <w:pPr>
@@ -10527,9 +9440,11 @@
           <w:lang w:val="en-US"/>
         </w:rPr>
       </w:pPr>
+      <w:bookmarkStart w:id="50" w:name="_Toc238200798"/>
       <w:r>
         <w:t>Caching &amp; In-Memory Storage (Redis)</w:t>
       </w:r>
+      <w:bookmarkEnd w:id="50"/>
     </w:p>
     <w:p>
       <w:pPr>
@@ -10538,9 +9453,11 @@
           <w:lang w:val="en-US"/>
         </w:rPr>
       </w:pPr>
+      <w:bookmarkStart w:id="51" w:name="_Toc238200799"/>
       <w:r>
         <w:t>Database Layer (PostgreSQL)</w:t>
       </w:r>
+      <w:bookmarkEnd w:id="51"/>
     </w:p>
     <w:p>
       <w:pPr>
@@ -10549,9 +9466,11 @@
           <w:lang w:val="en-US"/>
         </w:rPr>
       </w:pPr>
+      <w:bookmarkStart w:id="52" w:name="_Toc238200800"/>
       <w:r>
         <w:t>ERD Diagram</w:t>
       </w:r>
+      <w:bookmarkEnd w:id="52"/>
     </w:p>
     <w:p>
       <w:pPr>
@@ -10560,9 +9479,11 @@
           <w:lang w:val="en-US"/>
         </w:rPr>
       </w:pPr>
+      <w:bookmarkStart w:id="53" w:name="_Toc238200801"/>
       <w:r>
         <w:t>Database Design</w:t>
       </w:r>
+      <w:bookmarkEnd w:id="53"/>
     </w:p>
     <w:p>
       <w:pPr>
@@ -10571,9 +9492,11 @@
           <w:lang w:val="en-US"/>
         </w:rPr>
       </w:pPr>
+      <w:bookmarkStart w:id="54" w:name="_Toc238200802"/>
       <w:r>
         <w:t>Sequence Diagrams</w:t>
       </w:r>
+      <w:bookmarkEnd w:id="54"/>
     </w:p>
     <w:p>
       <w:pPr>
@@ -10582,12 +9505,14 @@
           <w:lang w:val="en-US" w:eastAsia="zh-TW"/>
         </w:rPr>
       </w:pPr>
+      <w:bookmarkStart w:id="55" w:name="_Toc238200803"/>
       <w:r>
         <w:rPr>
           <w:lang w:val="en-US" w:eastAsia="zh-TW"/>
         </w:rPr>
         <w:t>Organizer-Scanned Attendance Flow</w:t>
       </w:r>
+      <w:bookmarkEnd w:id="55"/>
     </w:p>
     <w:p>
       <w:pPr>
@@ -10596,12 +9521,14 @@
           <w:lang w:val="en-US" w:eastAsia="zh-TW"/>
         </w:rPr>
       </w:pPr>
+      <w:bookmarkStart w:id="56" w:name="_Toc238200804"/>
       <w:r>
         <w:rPr>
           <w:lang w:val="en-US" w:eastAsia="zh-TW"/>
         </w:rPr>
         <w:t>Student Self-Check-in Flow via QR Code + GPS Geofencing</w:t>
       </w:r>
+      <w:bookmarkEnd w:id="56"/>
     </w:p>
     <w:p>
       <w:pPr>
@@ -10610,12 +9537,14 @@
           <w:lang w:val="en-US" w:eastAsia="zh-TW"/>
         </w:rPr>
       </w:pPr>
+      <w:bookmarkStart w:id="57" w:name="_Toc238200805"/>
       <w:r>
         <w:rPr>
           <w:lang w:val="en-US" w:eastAsia="zh-TW"/>
         </w:rPr>
         <w:t>Smart Event Recommendation Flow</w:t>
       </w:r>
+      <w:bookmarkEnd w:id="57"/>
     </w:p>
     <w:p>
       <w:pPr>
@@ -10624,12 +9553,14 @@
           <w:lang w:val="en-US" w:eastAsia="zh-TW"/>
         </w:rPr>
       </w:pPr>
+      <w:bookmarkStart w:id="58" w:name="_Toc238200806"/>
       <w:r>
         <w:rPr>
           <w:lang w:val="en-US" w:eastAsia="zh-TW"/>
         </w:rPr>
         <w:t>User Interface Design</w:t>
       </w:r>
+      <w:bookmarkEnd w:id="58"/>
     </w:p>
     <w:p>
       <w:pPr>
@@ -10648,9 +9579,11 @@
           <w:lang w:val="en-US"/>
         </w:rPr>
       </w:pPr>
+      <w:bookmarkStart w:id="59" w:name="_Toc238200807"/>
       <w:r>
         <w:t>DEVELOPMENT AND TESTING</w:t>
       </w:r>
+      <w:bookmarkEnd w:id="59"/>
     </w:p>
     <w:p>
       <w:pPr>
@@ -10659,8 +9592,13 @@
           <w:lang w:val="en-US"/>
         </w:rPr>
       </w:pPr>
-      <w:r>
-        <w:t xml:space="preserve">Development Environment and Tools </w:t>
+      <w:bookmarkStart w:id="60" w:name="_Toc238200808"/>
+      <w:r>
+        <w:t>Development Environment and Tools</w:t>
+      </w:r>
+      <w:bookmarkEnd w:id="60"/>
+      <w:r>
+        <w:t xml:space="preserve"> </w:t>
       </w:r>
     </w:p>
     <w:p>
@@ -10670,8 +9608,13 @@
           <w:lang w:val="en-US"/>
         </w:rPr>
       </w:pPr>
-      <w:r>
-        <w:t xml:space="preserve">Source Code Structure &amp; Module Implementation </w:t>
+      <w:bookmarkStart w:id="61" w:name="_Toc238200809"/>
+      <w:r>
+        <w:t>Source Code Structure &amp; Module Implementation</w:t>
+      </w:r>
+      <w:bookmarkEnd w:id="61"/>
+      <w:r>
+        <w:t xml:space="preserve"> </w:t>
       </w:r>
     </w:p>
     <w:p>
@@ -10681,9 +9624,11 @@
           <w:lang w:val="en-US"/>
         </w:rPr>
       </w:pPr>
+      <w:bookmarkStart w:id="62" w:name="_Toc238200810"/>
       <w:r>
         <w:t>Infrastructure Deployment &amp; Load Balancing</w:t>
       </w:r>
+      <w:bookmarkEnd w:id="62"/>
     </w:p>
     <w:p>
       <w:pPr>
@@ -10692,8 +9637,13 @@
           <w:lang w:val="en-US"/>
         </w:rPr>
       </w:pPr>
-      <w:r>
-        <w:t xml:space="preserve">System Testing Results </w:t>
+      <w:bookmarkStart w:id="63" w:name="_Toc238200811"/>
+      <w:r>
+        <w:t>System Testing Results</w:t>
+      </w:r>
+      <w:bookmarkEnd w:id="63"/>
+      <w:r>
+        <w:t xml:space="preserve"> </w:t>
       </w:r>
     </w:p>
     <w:p>
@@ -10703,9 +9653,11 @@
           <w:lang w:val="en-US"/>
         </w:rPr>
       </w:pPr>
+      <w:bookmarkStart w:id="64" w:name="_Toc238200812"/>
       <w:r>
         <w:t>Challenges and Lessons Learned</w:t>
       </w:r>
+      <w:bookmarkEnd w:id="64"/>
     </w:p>
     <w:p>
       <w:pPr>
@@ -10716,9 +9668,11 @@
           <w:lang w:val="en-US"/>
         </w:rPr>
       </w:pPr>
+      <w:bookmarkStart w:id="65" w:name="_Toc238200813"/>
       <w:r>
         <w:t>SYSTEM DEPLOYMENT AND EVALUATION</w:t>
       </w:r>
+      <w:bookmarkEnd w:id="65"/>
     </w:p>
     <w:p>
       <w:pPr>
@@ -10727,9 +9681,14 @@
           <w:lang w:val="en-US"/>
         </w:rPr>
       </w:pPr>
+      <w:bookmarkStart w:id="66" w:name="_Toc238200814"/>
       <w:r>
         <w:lastRenderedPageBreak/>
-        <w:t xml:space="preserve">Infrastructure Deployment Strategy </w:t>
+        <w:t>Infrastructure Deployment Strategy</w:t>
+      </w:r>
+      <w:bookmarkEnd w:id="66"/>
+      <w:r>
+        <w:t xml:space="preserve"> </w:t>
       </w:r>
     </w:p>
     <w:p>
@@ -10739,8 +9698,13 @@
           <w:lang w:val="en-US"/>
         </w:rPr>
       </w:pPr>
-      <w:r>
-        <w:t xml:space="preserve">Containerization with Docker &amp; Docker Compose </w:t>
+      <w:bookmarkStart w:id="67" w:name="_Toc238200815"/>
+      <w:r>
+        <w:t>Containerization with Docker &amp; Docker Compose</w:t>
+      </w:r>
+      <w:bookmarkEnd w:id="67"/>
+      <w:r>
+        <w:t xml:space="preserve"> </w:t>
       </w:r>
     </w:p>
     <w:p>
@@ -10750,9 +9714,11 @@
           <w:lang w:val="en-US"/>
         </w:rPr>
       </w:pPr>
+      <w:bookmarkStart w:id="68" w:name="_Toc238200816"/>
       <w:r>
         <w:t>Nginx Load Balancer Configuration</w:t>
       </w:r>
+      <w:bookmarkEnd w:id="68"/>
     </w:p>
     <w:p>
       <w:pPr>
@@ -10761,8 +9727,13 @@
           <w:lang w:val="en-US"/>
         </w:rPr>
       </w:pPr>
-      <w:r>
-        <w:t xml:space="preserve">Load Testing and Performance Measurement </w:t>
+      <w:bookmarkStart w:id="69" w:name="_Toc238200817"/>
+      <w:r>
+        <w:t>Load Testing and Performance Measurement</w:t>
+      </w:r>
+      <w:bookmarkEnd w:id="69"/>
+      <w:r>
+        <w:t xml:space="preserve"> </w:t>
       </w:r>
     </w:p>
     <w:p>
@@ -10772,8 +9743,13 @@
           <w:lang w:val="en-US"/>
         </w:rPr>
       </w:pPr>
-      <w:r>
-        <w:t xml:space="preserve">Test Scenarios with k6 </w:t>
+      <w:bookmarkStart w:id="70" w:name="_Toc238200818"/>
+      <w:r>
+        <w:t>Test Scenarios with k6</w:t>
+      </w:r>
+      <w:bookmarkEnd w:id="70"/>
+      <w:r>
+        <w:t xml:space="preserve"> </w:t>
       </w:r>
     </w:p>
     <w:p>
@@ -10783,9 +9759,11 @@
           <w:lang w:val="en-US"/>
         </w:rPr>
       </w:pPr>
+      <w:bookmarkStart w:id="71" w:name="_Toc238200819"/>
       <w:r>
         <w:t>Actual Performance Metrics</w:t>
       </w:r>
+      <w:bookmarkEnd w:id="71"/>
     </w:p>
     <w:p>
       <w:pPr>
@@ -10794,9 +9772,11 @@
           <w:lang w:val="en-US"/>
         </w:rPr>
       </w:pPr>
+      <w:bookmarkStart w:id="72" w:name="_Toc238200820"/>
       <w:r>
         <w:t>Practical Business Impact Assessment</w:t>
       </w:r>
+      <w:bookmarkEnd w:id="72"/>
     </w:p>
     <w:p>
       <w:pPr>
@@ -10814,9 +9794,11 @@
           <w:lang w:val="en-US"/>
         </w:rPr>
       </w:pPr>
+      <w:bookmarkStart w:id="73" w:name="_Toc238200821"/>
       <w:r>
         <w:t>Conclusion</w:t>
       </w:r>
+      <w:bookmarkEnd w:id="73"/>
     </w:p>
     <w:p>
       <w:pPr>
@@ -10825,12 +9807,14 @@
           <w:lang w:val="en-US" w:eastAsia="zh-TW"/>
         </w:rPr>
       </w:pPr>
+      <w:bookmarkStart w:id="74" w:name="_Toc238200822"/>
       <w:r>
         <w:rPr>
           <w:lang w:val="en-US" w:eastAsia="zh-TW"/>
         </w:rPr>
         <w:t>Key Achievements</w:t>
       </w:r>
+      <w:bookmarkEnd w:id="74"/>
     </w:p>
     <w:p>
       <w:pPr>
@@ -10839,12 +9823,14 @@
           <w:lang w:val="en-US" w:eastAsia="zh-TW"/>
         </w:rPr>
       </w:pPr>
+      <w:bookmarkStart w:id="75" w:name="_Toc238200823"/>
       <w:r>
         <w:rPr>
           <w:lang w:val="en-US" w:eastAsia="zh-TW"/>
         </w:rPr>
         <w:t>Pros and Cons</w:t>
       </w:r>
+      <w:bookmarkEnd w:id="75"/>
     </w:p>
     <w:p>
       <w:pPr>
@@ -10853,12 +9839,14 @@
           <w:lang w:val="en-US" w:eastAsia="zh-TW"/>
         </w:rPr>
       </w:pPr>
+      <w:bookmarkStart w:id="76" w:name="_Toc238200824"/>
       <w:r>
         <w:rPr>
           <w:lang w:val="en-US" w:eastAsia="zh-TW"/>
         </w:rPr>
         <w:t>Future Development Directions</w:t>
       </w:r>
+      <w:bookmarkEnd w:id="76"/>
     </w:p>
     <w:p>
       <w:pPr>
@@ -10881,9 +9869,11 @@
           <w:lang w:val="en-US"/>
         </w:rPr>
       </w:pPr>
+      <w:bookmarkStart w:id="77" w:name="_Toc238200825"/>
       <w:r>
         <w:t>REFERENCES</w:t>
       </w:r>
+      <w:bookmarkEnd w:id="77"/>
     </w:p>
     <w:p>
       <w:pPr>
@@ -11005,7 +9995,13 @@
           <w:rPr>
             <w:noProof/>
           </w:rPr>
-          <w:t>16</w:t>
+          <w:t>1</w:t>
+        </w:r>
+        <w:r>
+          <w:rPr>
+            <w:noProof/>
+          </w:rPr>
+          <w:t>6</w:t>
         </w:r>
         <w:r>
           <w:rPr>
@@ -11036,7 +10032,7 @@
       <w:lvlText w:val="%1."/>
       <w:lvlJc w:val="left"/>
       <w:pPr>
-        <w:ind w:left="1004" w:hanging="360"/>
+        <w:ind w:left="3794" w:hanging="360"/>
       </w:pPr>
     </w:lvl>
     <w:lvl w:ilvl="1" w:tplc="042A0019" w:tentative="1">
@@ -11045,7 +10041,7 @@
       <w:lvlText w:val="%2."/>
       <w:lvlJc w:val="left"/>
       <w:pPr>
-        <w:ind w:left="1724" w:hanging="360"/>
+        <w:ind w:left="4514" w:hanging="360"/>
       </w:pPr>
     </w:lvl>
     <w:lvl w:ilvl="2" w:tplc="042A001B" w:tentative="1">
@@ -11054,7 +10050,7 @@
       <w:lvlText w:val="%3."/>
       <w:lvlJc w:val="right"/>
       <w:pPr>
-        <w:ind w:left="2444" w:hanging="180"/>
+        <w:ind w:left="5234" w:hanging="180"/>
       </w:pPr>
     </w:lvl>
     <w:lvl w:ilvl="3" w:tplc="042A000F" w:tentative="1">
@@ -11063,7 +10059,7 @@
       <w:lvlText w:val="%4."/>
       <w:lvlJc w:val="left"/>
       <w:pPr>
-        <w:ind w:left="3164" w:hanging="360"/>
+        <w:ind w:left="5954" w:hanging="360"/>
       </w:pPr>
     </w:lvl>
     <w:lvl w:ilvl="4" w:tplc="042A0019" w:tentative="1">
@@ -11072,7 +10068,7 @@
       <w:lvlText w:val="%5."/>
       <w:lvlJc w:val="left"/>
       <w:pPr>
-        <w:ind w:left="3884" w:hanging="360"/>
+        <w:ind w:left="6674" w:hanging="360"/>
       </w:pPr>
     </w:lvl>
     <w:lvl w:ilvl="5" w:tplc="042A001B" w:tentative="1">
@@ -11081,7 +10077,7 @@
       <w:lvlText w:val="%6."/>
       <w:lvlJc w:val="right"/>
       <w:pPr>
-        <w:ind w:left="4604" w:hanging="180"/>
+        <w:ind w:left="7394" w:hanging="180"/>
       </w:pPr>
     </w:lvl>
     <w:lvl w:ilvl="6" w:tplc="042A000F" w:tentative="1">
@@ -11090,7 +10086,7 @@
       <w:lvlText w:val="%7."/>
       <w:lvlJc w:val="left"/>
       <w:pPr>
-        <w:ind w:left="5324" w:hanging="360"/>
+        <w:ind w:left="8114" w:hanging="360"/>
       </w:pPr>
     </w:lvl>
     <w:lvl w:ilvl="7" w:tplc="042A0019" w:tentative="1">
@@ -11099,7 +10095,7 @@
       <w:lvlText w:val="%8."/>
       <w:lvlJc w:val="left"/>
       <w:pPr>
-        <w:ind w:left="6044" w:hanging="360"/>
+        <w:ind w:left="8834" w:hanging="360"/>
       </w:pPr>
     </w:lvl>
     <w:lvl w:ilvl="8" w:tplc="042A001B" w:tentative="1">
@@ -11108,7 +10104,7 @@
       <w:lvlText w:val="%9."/>
       <w:lvlJc w:val="right"/>
       <w:pPr>
-        <w:ind w:left="6764" w:hanging="180"/>
+        <w:ind w:left="9554" w:hanging="180"/>
       </w:pPr>
     </w:lvl>
   </w:abstractNum>
@@ -12980,13 +11976,13 @@
   <w:abstractNum w:abstractNumId="19" w15:restartNumberingAfterBreak="0">
     <w:nsid w:val="7CE371FC"/>
     <w:multiLevelType w:val="multilevel"/>
-    <w:tmpl w:val="3CD402A4"/>
+    <w:tmpl w:val="38E4FD30"/>
     <w:lvl w:ilvl="0">
       <w:start w:val="1"/>
       <w:numFmt w:val="decimal"/>
       <w:pStyle w:val="Heading1"/>
       <w:suff w:val="nothing"/>
-      <w:lvlText w:val="CHAPTer %1. "/>
+      <w:lvlText w:val="CHAPTER %1. "/>
       <w:lvlJc w:val="left"/>
       <w:pPr>
         <w:ind w:left="0" w:firstLine="0"/>
@@ -13750,6 +12746,7 @@
   <w:style w:type="character" w:default="1" w:styleId="DefaultParagraphFont">
     <w:name w:val="Default Paragraph Font"/>
     <w:uiPriority w:val="1"/>
+    <w:semiHidden/>
     <w:unhideWhenUsed/>
   </w:style>
   <w:style w:type="table" w:default="1" w:styleId="TableNormal">
@@ -14508,6 +13505,18 @@
       </w:tcPr>
     </w:tblStylePr>
   </w:style>
+  <w:style w:type="character" w:styleId="FollowedHyperlink">
+    <w:name w:val="FollowedHyperlink"/>
+    <w:basedOn w:val="DefaultParagraphFont"/>
+    <w:uiPriority w:val="99"/>
+    <w:semiHidden/>
+    <w:unhideWhenUsed/>
+    <w:rsid w:val="00FC6FE3"/>
+    <w:rPr>
+      <w:color w:val="954F72" w:themeColor="followedHyperlink"/>
+      <w:u w:val="single"/>
+    </w:rPr>
+  </w:style>
 </w:styles>
 </file>
 
